--- a/HAIBONWA CV.docx
+++ b/HAIBONWA CV.docx
@@ -10,10 +10,11 @@
       </w:pPr>
       <w:r>
         <w:rPr>
+          <w:noProof/>
           <w:lang w:eastAsia="es-ES_tradnl"/>
         </w:rPr>
         <w:drawing>
-          <wp:anchor distT="0" distB="0" distL="114300" distR="114300" simplePos="0" relativeHeight="251656202" behindDoc="0" locked="0" layoutInCell="1" allowOverlap="1" wp14:anchorId="4B9801D5" wp14:editId="6023E22F">
+          <wp:anchor distT="0" distB="0" distL="114300" distR="114300" simplePos="0" relativeHeight="251655178" behindDoc="0" locked="0" layoutInCell="1" allowOverlap="1" wp14:anchorId="4B9801D5" wp14:editId="416568CB">
             <wp:simplePos x="0" y="0"/>
             <wp:positionH relativeFrom="margin">
               <wp:posOffset>-609600</wp:posOffset>
@@ -108,12 +109,13 @@
       <w:r>
         <w:rPr>
           <w:rFonts w:asciiTheme="minorHAnsi" w:hAnsiTheme="minorHAnsi" w:cstheme="minorHAnsi"/>
+          <w:noProof/>
           <w:lang w:eastAsia="es-ES_tradnl"/>
         </w:rPr>
         <mc:AlternateContent>
           <mc:Choice Requires="wps">
             <w:drawing>
-              <wp:anchor distT="0" distB="0" distL="114300" distR="114300" simplePos="0" relativeHeight="251656200" behindDoc="0" locked="0" layoutInCell="1" allowOverlap="1" wp14:anchorId="0D9CF4E8" wp14:editId="4098B6EC">
+              <wp:anchor distT="0" distB="0" distL="114300" distR="114300" simplePos="0" relativeHeight="251655176" behindDoc="0" locked="0" layoutInCell="1" allowOverlap="1" wp14:anchorId="0D9CF4E8" wp14:editId="7459CB0D">
                 <wp:simplePos x="0" y="0"/>
                 <wp:positionH relativeFrom="page">
                   <wp:posOffset>3409950</wp:posOffset>
@@ -236,7 +238,7 @@
                 <v:stroke joinstyle="miter"/>
                 <v:path gradientshapeok="t" o:connecttype="rect"/>
               </v:shapetype>
-              <v:shape id="Cuadro de texto 58" o:spid="_x0000_s1026" type="#_x0000_t202" style="position:absolute;margin-left:268.5pt;margin-top:-50.8pt;width:309.75pt;height:90pt;z-index:251656200;visibility:visible;mso-wrap-style:square;mso-width-percent:0;mso-height-percent:0;mso-wrap-distance-left:9pt;mso-wrap-distance-top:0;mso-wrap-distance-right:9pt;mso-wrap-distance-bottom:0;mso-position-horizontal:absolute;mso-position-horizontal-relative:page;mso-position-vertical:absolute;mso-position-vertical-relative:text;mso-width-percent:0;mso-height-percent:0;mso-width-relative:margin;mso-height-relative:margin;v-text-anchor:top" o:gfxdata="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" filled="f" stroked="f">
+              <v:shape id="Cuadro de texto 58" o:spid="_x0000_s1026" type="#_x0000_t202" style="position:absolute;margin-left:268.5pt;margin-top:-50.8pt;width:309.75pt;height:90pt;z-index:251655176;visibility:visible;mso-wrap-style:square;mso-width-percent:0;mso-height-percent:0;mso-wrap-distance-left:9pt;mso-wrap-distance-top:0;mso-wrap-distance-right:9pt;mso-wrap-distance-bottom:0;mso-position-horizontal:absolute;mso-position-horizontal-relative:page;mso-position-vertical:absolute;mso-position-vertical-relative:text;mso-width-percent:0;mso-height-percent:0;mso-width-relative:margin;mso-height-relative:margin;v-text-anchor:top" o:gfxdata="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" filled="f" stroked="f">
                 <v:textbox>
                   <w:txbxContent>
                     <w:p>
@@ -300,12 +302,13 @@
       <w:r>
         <w:rPr>
           <w:rFonts w:asciiTheme="minorHAnsi" w:hAnsiTheme="minorHAnsi" w:cstheme="minorHAnsi"/>
+          <w:noProof/>
           <w:lang w:eastAsia="es-ES_tradnl"/>
         </w:rPr>
         <mc:AlternateContent>
           <mc:Choice Requires="wps">
             <w:drawing>
-              <wp:anchor distT="0" distB="0" distL="114300" distR="114300" simplePos="0" relativeHeight="251656208" behindDoc="1" locked="0" layoutInCell="1" allowOverlap="1" wp14:anchorId="60ADC5A8" wp14:editId="09F3C754">
+              <wp:anchor distT="0" distB="0" distL="114300" distR="114300" simplePos="0" relativeHeight="251655184" behindDoc="1" locked="0" layoutInCell="1" allowOverlap="1" wp14:anchorId="60ADC5A8" wp14:editId="1BA5968B">
                 <wp:simplePos x="0" y="0"/>
                 <wp:positionH relativeFrom="page">
                   <wp:posOffset>3113903</wp:posOffset>
@@ -556,7 +559,7 @@
           </mc:Choice>
           <mc:Fallback>
             <w:pict>
-              <v:rect w14:anchorId="60ADC5A8" id="Rectangle 69" o:spid="_x0000_s1027" style="position:absolute;margin-left:245.2pt;margin-top:-70.85pt;width:355.15pt;height:856pt;z-index:-251660272;visibility:visible;mso-wrap-style:square;mso-width-percent:0;mso-height-percent:0;mso-wrap-distance-left:9pt;mso-wrap-distance-top:0;mso-wrap-distance-right:9pt;mso-wrap-distance-bottom:0;mso-position-horizontal:absolute;mso-position-horizontal-relative:page;mso-position-vertical:absolute;mso-position-vertical-relative:text;mso-width-percent:0;mso-height-percent:0;mso-width-relative:page;mso-height-relative:page;v-text-anchor:top" o:gfxdata="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" fillcolor="#daeef3 [664]" stroked="f">
+              <v:rect w14:anchorId="60ADC5A8" id="Rectangle 69" o:spid="_x0000_s1027" style="position:absolute;margin-left:245.2pt;margin-top:-70.85pt;width:355.15pt;height:856pt;z-index:-251661296;visibility:visible;mso-wrap-style:square;mso-width-percent:0;mso-height-percent:0;mso-wrap-distance-left:9pt;mso-wrap-distance-top:0;mso-wrap-distance-right:9pt;mso-wrap-distance-bottom:0;mso-position-horizontal:absolute;mso-position-horizontal-relative:page;mso-position-vertical:absolute;mso-position-vertical-relative:text;mso-width-percent:0;mso-height-percent:0;mso-width-relative:page;mso-height-relative:page;v-text-anchor:top" o:gfxdata="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" fillcolor="#daeef3 [664]" stroked="f">
                 <v:textbox>
                   <w:txbxContent>
                     <w:p>
@@ -761,12 +764,13 @@
       <w:r>
         <w:rPr>
           <w:rFonts w:asciiTheme="minorHAnsi" w:hAnsiTheme="minorHAnsi" w:cstheme="minorHAnsi"/>
+          <w:noProof/>
           <w:lang w:eastAsia="es-ES_tradnl"/>
         </w:rPr>
         <mc:AlternateContent>
           <mc:Choice Requires="wps">
             <w:drawing>
-              <wp:anchor distT="0" distB="0" distL="114300" distR="114300" simplePos="0" relativeHeight="251656199" behindDoc="0" locked="0" layoutInCell="1" allowOverlap="1" wp14:anchorId="1220E578" wp14:editId="225A4501">
+              <wp:anchor distT="0" distB="0" distL="114300" distR="114300" simplePos="0" relativeHeight="251655175" behindDoc="0" locked="0" layoutInCell="1" allowOverlap="1" wp14:anchorId="1220E578" wp14:editId="60889F72">
                 <wp:simplePos x="0" y="0"/>
                 <wp:positionH relativeFrom="column">
                   <wp:posOffset>-833120</wp:posOffset>
@@ -1309,6 +1313,33 @@
                               <w:fldChar w:fldCharType="separate"/>
                             </w:r>
                             <w:r>
+                              <w:fldChar w:fldCharType="begin"/>
+                            </w:r>
+                            <w:r>
+                              <w:instrText xml:space="preserve"> INCLUDEPICTURE  "https://lh3.googleusercontent.com/-zZva6319EVE/AAAAAAAAAAI/AAAAAAAAAAA/zKFGBYMviqc/photo.jpg" \* MERGEFORMATINET </w:instrText>
+                            </w:r>
+                            <w:r>
+                              <w:fldChar w:fldCharType="separate"/>
+                            </w:r>
+                            <w:r>
+                              <w:fldChar w:fldCharType="begin"/>
+                            </w:r>
+                            <w:r>
+                              <w:instrText xml:space="preserve"> INCLUDEPICTURE  "https://lh3.googleusercontent.com/-zZva6319EVE/AAAAAAAAAAI/AAAAAAAAAAA/zKFGBYMviqc/photo.jpg" \* MERGEFORMATINET </w:instrText>
+                            </w:r>
+                            <w:r>
+                              <w:fldChar w:fldCharType="separate"/>
+                            </w:r>
+                            <w:r>
+                              <w:fldChar w:fldCharType="begin"/>
+                            </w:r>
+                            <w:r>
+                              <w:instrText xml:space="preserve"> INCLUDEPICTURE  "https://lh3.googleusercontent.com/-zZva6319EVE/AAAAAAAAAAI/AAAAAAAAAAA/zKFGBYMviqc/photo.jpg" \* MERGEFORMATINET </w:instrText>
+                            </w:r>
+                            <w:r>
+                              <w:fldChar w:fldCharType="separate"/>
+                            </w:r>
+                            <w:r>
                               <w:pict w14:anchorId="0EEBD547">
                                 <v:shapetype id="_x0000_t75" coordsize="21600,21600" o:spt="75" o:preferrelative="t" path="m@4@5l@4@11@9@11@9@5xe" filled="f" stroked="f">
                                   <v:stroke joinstyle="miter"/>
@@ -1329,10 +1360,19 @@
                                   <v:path o:extrusionok="f" gradientshapeok="t" o:connecttype="rect"/>
                                   <o:lock v:ext="edit" aspectratio="t"/>
                                 </v:shapetype>
-                                <v:shape id="_x0000_i1025" type="#_x0000_t75" style="width:31.2pt;height:31.2pt">
+                                <v:shape id="_x0000_i1026" type="#_x0000_t75" style="width:31.25pt;height:31.25pt">
                                   <v:imagedata r:id="rId9" r:href="rId10" gain="109227f"/>
                                 </v:shape>
                               </w:pict>
+                            </w:r>
+                            <w:r>
+                              <w:fldChar w:fldCharType="end"/>
+                            </w:r>
+                            <w:r>
+                              <w:fldChar w:fldCharType="end"/>
+                            </w:r>
+                            <w:r>
+                              <w:fldChar w:fldCharType="end"/>
                             </w:r>
                             <w:r>
                               <w:fldChar w:fldCharType="end"/>
@@ -1516,7 +1556,7 @@
           </mc:Choice>
           <mc:Fallback>
             <w:pict>
-              <v:shape w14:anchorId="1220E578" id="Text Box 231" o:spid="_x0000_s1028" type="#_x0000_t202" style="position:absolute;margin-left:-65.6pt;margin-top:813.95pt;width:45.65pt;height:38.4pt;z-index:251656199;visibility:visible;mso-wrap-style:none;mso-width-percent:0;mso-height-percent:0;mso-wrap-distance-left:9pt;mso-wrap-distance-top:0;mso-wrap-distance-right:9pt;mso-wrap-distance-bottom:0;mso-position-horizontal:absolute;mso-position-horizontal-relative:text;mso-position-vertical:absolute;mso-position-vertical-relative:text;mso-width-percent:0;mso-height-percent:0;mso-width-relative:page;mso-height-relative:page;v-text-anchor:top" o:gfxdata="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" filled="f" stroked="f">
+              <v:shape w14:anchorId="1220E578" id="Text Box 231" o:spid="_x0000_s1028" type="#_x0000_t202" style="position:absolute;margin-left:-65.6pt;margin-top:813.95pt;width:45.65pt;height:38.4pt;z-index:251655175;visibility:visible;mso-wrap-style:none;mso-width-percent:0;mso-height-percent:0;mso-wrap-distance-left:9pt;mso-wrap-distance-top:0;mso-wrap-distance-right:9pt;mso-wrap-distance-bottom:0;mso-position-horizontal:absolute;mso-position-horizontal-relative:text;mso-position-vertical:absolute;mso-position-vertical-relative:text;mso-width-percent:0;mso-height-percent:0;mso-width-relative:page;mso-height-relative:page;v-text-anchor:top" o:gfxdata="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" filled="f" stroked="f">
                 <v:textbox style="mso-fit-shape-to-text:t">
                   <w:txbxContent>
                     <w:p>
@@ -2007,11 +2047,47 @@
                         <w:fldChar w:fldCharType="separate"/>
                       </w:r>
                       <w:r>
+                        <w:fldChar w:fldCharType="begin"/>
+                      </w:r>
+                      <w:r>
+                        <w:instrText xml:space="preserve"> INCLUDEPICTURE  "https://lh3.googleusercontent.com/-zZva6319EVE/AAAAAAAAAAI/AAAAAAAAAAA/zKFGBYMviqc/photo.jpg" \* MERGEFORMATINET </w:instrText>
+                      </w:r>
+                      <w:r>
+                        <w:fldChar w:fldCharType="separate"/>
+                      </w:r>
+                      <w:r>
+                        <w:fldChar w:fldCharType="begin"/>
+                      </w:r>
+                      <w:r>
+                        <w:instrText xml:space="preserve"> INCLUDEPICTURE  "https://lh3.googleusercontent.com/-zZva6319EVE/AAAAAAAAAAI/AAAAAAAAAAA/zKFGBYMviqc/photo.jpg" \* MERGEFORMATINET </w:instrText>
+                      </w:r>
+                      <w:r>
+                        <w:fldChar w:fldCharType="separate"/>
+                      </w:r>
+                      <w:r>
+                        <w:fldChar w:fldCharType="begin"/>
+                      </w:r>
+                      <w:r>
+                        <w:instrText xml:space="preserve"> INCLUDEPICTURE  "https://lh3.googleusercontent.com/-zZva6319EVE/AAAAAAAAAAI/AAAAAAAAAAA/zKFGBYMviqc/photo.jpg" \* MERGEFORMATINET </w:instrText>
+                      </w:r>
+                      <w:r>
+                        <w:fldChar w:fldCharType="separate"/>
+                      </w:r>
+                      <w:r>
                         <w:pict w14:anchorId="0EEBD547">
-                          <v:shape id="_x0000_i1025" type="#_x0000_t75" style="width:31.2pt;height:31.2pt">
+                          <v:shape id="_x0000_i1026" type="#_x0000_t75" style="width:31.25pt;height:31.25pt">
                             <v:imagedata r:id="rId9" r:href="rId11" gain="109227f"/>
                           </v:shape>
                         </w:pict>
+                      </w:r>
+                      <w:r>
+                        <w:fldChar w:fldCharType="end"/>
+                      </w:r>
+                      <w:r>
+                        <w:fldChar w:fldCharType="end"/>
+                      </w:r>
+                      <w:r>
+                        <w:fldChar w:fldCharType="end"/>
                       </w:r>
                       <w:r>
                         <w:fldChar w:fldCharType="end"/>
@@ -2193,12 +2269,13 @@
       <w:r>
         <w:rPr>
           <w:rFonts w:asciiTheme="minorHAnsi" w:hAnsiTheme="minorHAnsi" w:cstheme="minorHAnsi"/>
+          <w:noProof/>
           <w:lang w:eastAsia="es-ES_tradnl"/>
         </w:rPr>
         <mc:AlternateContent>
           <mc:Choice Requires="wps">
             <w:drawing>
-              <wp:anchor distT="0" distB="0" distL="114300" distR="114300" simplePos="0" relativeHeight="251658277" behindDoc="0" locked="0" layoutInCell="1" allowOverlap="1" wp14:anchorId="6661D3E9" wp14:editId="4FE962E1">
+              <wp:anchor distT="0" distB="0" distL="114300" distR="114300" simplePos="0" relativeHeight="251657253" behindDoc="0" locked="0" layoutInCell="1" allowOverlap="1" wp14:anchorId="6661D3E9" wp14:editId="356B93FE">
                 <wp:simplePos x="0" y="0"/>
                 <wp:positionH relativeFrom="page">
                   <wp:align>right</wp:align>
@@ -2308,7 +2385,7 @@
           </mc:Choice>
           <mc:Fallback>
             <w:pict>
-              <v:shape w14:anchorId="6661D3E9" id="Cuadro de texto 86" o:spid="_x0000_s1029" type="#_x0000_t202" style="position:absolute;margin-left:273.2pt;margin-top:7.85pt;width:324.4pt;height:31.8pt;z-index:251658277;visibility:visible;mso-wrap-style:square;mso-width-percent:0;mso-height-percent:0;mso-wrap-distance-left:9pt;mso-wrap-distance-top:0;mso-wrap-distance-right:9pt;mso-wrap-distance-bottom:0;mso-position-horizontal:right;mso-position-horizontal-relative:page;mso-position-vertical:absolute;mso-position-vertical-relative:text;mso-width-percent:0;mso-height-percent:0;mso-width-relative:margin;mso-height-relative:margin;v-text-anchor:top" o:gfxdata="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" filled="f" stroked="f">
+              <v:shape w14:anchorId="6661D3E9" id="Cuadro de texto 86" o:spid="_x0000_s1029" type="#_x0000_t202" style="position:absolute;margin-left:273.2pt;margin-top:7.85pt;width:324.4pt;height:31.8pt;z-index:251657253;visibility:visible;mso-wrap-style:square;mso-width-percent:0;mso-height-percent:0;mso-wrap-distance-left:9pt;mso-wrap-distance-top:0;mso-wrap-distance-right:9pt;mso-wrap-distance-bottom:0;mso-position-horizontal:right;mso-position-horizontal-relative:page;mso-position-vertical:absolute;mso-position-vertical-relative:text;mso-width-percent:0;mso-height-percent:0;mso-width-relative:margin;mso-height-relative:margin;v-text-anchor:top" o:gfxdata="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" filled="f" stroked="f">
                 <v:textbox>
                   <w:txbxContent>
                     <w:p>
@@ -2377,12 +2454,13 @@
       </w:pPr>
       <w:r>
         <w:rPr>
+          <w:noProof/>
           <w:lang w:eastAsia="es-ES_tradnl"/>
         </w:rPr>
         <mc:AlternateContent>
           <mc:Choice Requires="wps">
             <w:drawing>
-              <wp:anchor distT="0" distB="0" distL="114300" distR="114300" simplePos="0" relativeHeight="251658267" behindDoc="0" locked="0" layoutInCell="1" allowOverlap="1" wp14:anchorId="5D18FDA6" wp14:editId="01C125C4">
+              <wp:anchor distT="0" distB="0" distL="114300" distR="114300" simplePos="0" relativeHeight="251657243" behindDoc="0" locked="0" layoutInCell="1" allowOverlap="1" wp14:anchorId="5D18FDA6" wp14:editId="58DEB310">
                 <wp:simplePos x="0" y="0"/>
                 <wp:positionH relativeFrom="column">
                   <wp:posOffset>2426390</wp:posOffset>
@@ -2460,7 +2538,7 @@
           </mc:Choice>
           <mc:Fallback>
             <w:pict>
-              <v:rect w14:anchorId="5D18FDA6" id="Rectangle 70" o:spid="_x0000_s1030" style="position:absolute;left:0;text-align:left;margin-left:191.05pt;margin-top:9.15pt;width:271.85pt;height:33.2pt;z-index:251658267;visibility:visible;mso-wrap-style:square;mso-width-percent:0;mso-height-percent:0;mso-wrap-distance-left:9pt;mso-wrap-distance-top:0;mso-wrap-distance-right:9pt;mso-wrap-distance-bottom:0;mso-position-horizontal:absolute;mso-position-horizontal-relative:text;mso-position-vertical:absolute;mso-position-vertical-relative:text;mso-width-percent:0;mso-height-percent:0;mso-width-relative:page;mso-height-relative:page;v-text-anchor:middle" o:gfxdata="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" fillcolor="white [3212]" stroked="f">
+              <v:rect w14:anchorId="5D18FDA6" id="Rectangle 70" o:spid="_x0000_s1030" style="position:absolute;left:0;text-align:left;margin-left:191.05pt;margin-top:9.15pt;width:271.85pt;height:33.2pt;z-index:251657243;visibility:visible;mso-wrap-style:square;mso-width-percent:0;mso-height-percent:0;mso-wrap-distance-left:9pt;mso-wrap-distance-top:0;mso-wrap-distance-right:9pt;mso-wrap-distance-bottom:0;mso-position-horizontal:absolute;mso-position-horizontal-relative:text;mso-position-vertical:absolute;mso-position-vertical-relative:text;mso-width-percent:0;mso-height-percent:0;mso-width-relative:page;mso-height-relative:page;v-text-anchor:middle" o:gfxdata="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" fillcolor="white [3212]" stroked="f">
                 <v:textbox>
                   <w:txbxContent>
                     <w:p>
@@ -2506,10 +2584,13 @@
         </w:rPr>
       </w:pPr>
       <w:r>
+        <w:rPr>
+          <w:noProof/>
+        </w:rPr>
         <mc:AlternateContent>
           <mc:Choice Requires="wps">
             <w:drawing>
-              <wp:anchor distT="0" distB="0" distL="114300" distR="114300" simplePos="0" relativeHeight="251656207" behindDoc="0" locked="0" layoutInCell="1" allowOverlap="1" wp14:anchorId="70463086" wp14:editId="5FD39B5F">
+              <wp:anchor distT="0" distB="0" distL="114300" distR="114300" simplePos="0" relativeHeight="251655183" behindDoc="0" locked="0" layoutInCell="1" allowOverlap="1" wp14:anchorId="70463086" wp14:editId="7278B430">
                 <wp:simplePos x="0" y="0"/>
                 <wp:positionH relativeFrom="page">
                   <wp:posOffset>0</wp:posOffset>
@@ -2595,7 +2676,7 @@
           </mc:Choice>
           <mc:Fallback>
             <w:pict>
-              <v:shape w14:anchorId="70463086" id="Cuadro de texto 26" o:spid="_x0000_s1031" type="#_x0000_t202" style="position:absolute;margin-left:0;margin-top:15.15pt;width:137.25pt;height:30.85pt;z-index:251656207;visibility:visible;mso-wrap-style:square;mso-width-percent:0;mso-height-percent:0;mso-wrap-distance-left:9pt;mso-wrap-distance-top:0;mso-wrap-distance-right:9pt;mso-wrap-distance-bottom:0;mso-position-horizontal:absolute;mso-position-horizontal-relative:page;mso-position-vertical:absolute;mso-position-vertical-relative:text;mso-width-percent:0;mso-height-percent:0;mso-width-relative:margin;mso-height-relative:margin;v-text-anchor:top" o:gfxdata="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" filled="f" stroked="f">
+              <v:shape w14:anchorId="70463086" id="Cuadro de texto 26" o:spid="_x0000_s1031" type="#_x0000_t202" style="position:absolute;margin-left:0;margin-top:15.15pt;width:137.25pt;height:30.85pt;z-index:251655183;visibility:visible;mso-wrap-style:square;mso-width-percent:0;mso-height-percent:0;mso-wrap-distance-left:9pt;mso-wrap-distance-top:0;mso-wrap-distance-right:9pt;mso-wrap-distance-bottom:0;mso-position-horizontal:absolute;mso-position-horizontal-relative:page;mso-position-vertical:absolute;mso-position-vertical-relative:text;mso-width-percent:0;mso-height-percent:0;mso-width-relative:margin;mso-height-relative:margin;v-text-anchor:top" o:gfxdata="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" filled="f" stroked="f">
                 <v:textbox>
                   <w:txbxContent>
                     <w:p>
@@ -2633,12 +2714,13 @@
       <w:r>
         <w:rPr>
           <w:rFonts w:asciiTheme="minorHAnsi" w:hAnsiTheme="minorHAnsi" w:cstheme="minorHAnsi"/>
+          <w:noProof/>
           <w:color w:val="FF0000"/>
         </w:rPr>
         <mc:AlternateContent>
           <mc:Choice Requires="wps">
             <w:drawing>
-              <wp:anchor distT="0" distB="0" distL="114300" distR="114300" simplePos="0" relativeHeight="251658264" behindDoc="0" locked="0" layoutInCell="1" allowOverlap="1" wp14:anchorId="38F10AFB" wp14:editId="7D49BAFB">
+              <wp:anchor distT="0" distB="0" distL="114300" distR="114300" simplePos="0" relativeHeight="251657240" behindDoc="0" locked="0" layoutInCell="1" allowOverlap="1" wp14:anchorId="38F10AFB" wp14:editId="546FE814">
                 <wp:simplePos x="0" y="0"/>
                 <wp:positionH relativeFrom="column">
                   <wp:posOffset>2426970</wp:posOffset>
@@ -2728,7 +2810,7 @@
           </mc:Choice>
           <mc:Fallback>
             <w:pict>
-              <v:shape w14:anchorId="38F10AFB" id="Cuadro de texto 56" o:spid="_x0000_s1032" type="#_x0000_t202" style="position:absolute;margin-left:191.1pt;margin-top:1.8pt;width:311.75pt;height:24pt;z-index:251658264;visibility:visible;mso-wrap-style:square;mso-height-percent:0;mso-wrap-distance-left:9pt;mso-wrap-distance-top:0;mso-wrap-distance-right:9pt;mso-wrap-distance-bottom:0;mso-position-horizontal:absolute;mso-position-horizontal-relative:text;mso-position-vertical:absolute;mso-position-vertical-relative:text;mso-height-percent:0;mso-height-relative:margin;v-text-anchor:top" o:gfxdata="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" filled="f" stroked="f" strokeweight=".5pt">
+              <v:shape w14:anchorId="38F10AFB" id="Cuadro de texto 56" o:spid="_x0000_s1032" type="#_x0000_t202" style="position:absolute;margin-left:191.1pt;margin-top:1.8pt;width:311.75pt;height:24pt;z-index:251657240;visibility:visible;mso-wrap-style:square;mso-height-percent:0;mso-wrap-distance-left:9pt;mso-wrap-distance-top:0;mso-wrap-distance-right:9pt;mso-wrap-distance-bottom:0;mso-position-horizontal:absolute;mso-position-horizontal-relative:text;mso-position-vertical:absolute;mso-position-vertical-relative:text;mso-height-percent:0;mso-height-relative:margin;v-text-anchor:top" o:gfxdata="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" filled="f" stroked="f" strokeweight=".5pt">
                 <v:textbox>
                   <w:txbxContent>
                     <w:p>
@@ -2780,12 +2862,13 @@
       <w:r>
         <w:rPr>
           <w:rFonts w:asciiTheme="minorHAnsi" w:hAnsiTheme="minorHAnsi" w:cstheme="minorHAnsi"/>
+          <w:noProof/>
           <w:lang w:eastAsia="es-ES_tradnl"/>
         </w:rPr>
         <mc:AlternateContent>
           <mc:Choice Requires="wps">
             <w:drawing>
-              <wp:anchor distT="0" distB="0" distL="114300" distR="114300" simplePos="0" relativeHeight="251656194" behindDoc="0" locked="0" layoutInCell="1" allowOverlap="1" wp14:anchorId="6A592A25" wp14:editId="10AC0A3E">
+              <wp:anchor distT="0" distB="0" distL="114300" distR="114300" simplePos="0" relativeHeight="251655170" behindDoc="0" locked="0" layoutInCell="1" allowOverlap="1" wp14:anchorId="6A592A25" wp14:editId="3FF5F99D">
                 <wp:simplePos x="0" y="0"/>
                 <wp:positionH relativeFrom="column">
                   <wp:posOffset>-1355725</wp:posOffset>
@@ -2846,11 +2929,11 @@
           </mc:Choice>
           <mc:Fallback>
             <w:pict>
-              <v:shapetype w14:anchorId="1A964DCB" id="_x0000_t32" coordsize="21600,21600" o:spt="32" o:oned="t" path="m,l21600,21600e" filled="f">
+              <v:shapetype w14:anchorId="005FB0D8" id="_x0000_t32" coordsize="21600,21600" o:spt="32" o:oned="t" path="m,l21600,21600e" filled="f">
                 <v:path arrowok="t" fillok="f" o:connecttype="none"/>
                 <o:lock v:ext="edit" shapetype="t"/>
               </v:shapetype>
-              <v:shape id="AutoShape 215" o:spid="_x0000_s1026" type="#_x0000_t32" style="position:absolute;margin-left:-106.75pt;margin-top:-32.8pt;width:11.35pt;height:0;z-index:251656194;visibility:visible;mso-wrap-style:square;mso-width-percent:0;mso-height-percent:0;mso-wrap-distance-left:9pt;mso-wrap-distance-top:0;mso-wrap-distance-right:9pt;mso-wrap-distance-bottom:0;mso-position-horizontal:absolute;mso-position-horizontal-relative:text;mso-position-vertical:absolute;mso-position-vertical-relative:text;mso-width-percent:0;mso-height-percent:0;mso-width-relative:page;mso-height-relative:page" o:gfxdata="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" strokecolor="#00b0f0"/>
+              <v:shape id="AutoShape 215" o:spid="_x0000_s1026" type="#_x0000_t32" style="position:absolute;margin-left:-106.75pt;margin-top:-32.8pt;width:11.35pt;height:0;z-index:251655170;visibility:visible;mso-wrap-style:square;mso-width-percent:0;mso-height-percent:0;mso-wrap-distance-left:9pt;mso-wrap-distance-top:0;mso-wrap-distance-right:9pt;mso-wrap-distance-bottom:0;mso-position-horizontal:absolute;mso-position-horizontal-relative:text;mso-position-vertical:absolute;mso-position-vertical-relative:text;mso-width-percent:0;mso-height-percent:0;mso-width-relative:page;mso-height-relative:page" o:gfxdata="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" strokecolor="#00b0f0"/>
             </w:pict>
           </mc:Fallback>
         </mc:AlternateContent>
@@ -2858,12 +2941,13 @@
       <w:r>
         <w:rPr>
           <w:rFonts w:asciiTheme="minorHAnsi" w:hAnsiTheme="minorHAnsi" w:cstheme="minorHAnsi"/>
+          <w:noProof/>
           <w:lang w:eastAsia="es-ES_tradnl"/>
         </w:rPr>
         <mc:AlternateContent>
           <mc:Choice Requires="wps">
             <w:drawing>
-              <wp:anchor distT="0" distB="0" distL="114300" distR="114300" simplePos="0" relativeHeight="251656193" behindDoc="0" locked="0" layoutInCell="1" allowOverlap="1" wp14:anchorId="582F8227" wp14:editId="3311A0D3">
+              <wp:anchor distT="0" distB="0" distL="114300" distR="114300" simplePos="0" relativeHeight="251655169" behindDoc="0" locked="0" layoutInCell="1" allowOverlap="1" wp14:anchorId="582F8227" wp14:editId="2161CCAE">
                 <wp:simplePos x="0" y="0"/>
                 <wp:positionH relativeFrom="column">
                   <wp:posOffset>-1420495</wp:posOffset>
@@ -2924,7 +3008,7 @@
           </mc:Choice>
           <mc:Fallback>
             <w:pict>
-              <v:shape w14:anchorId="29984A73" id="AutoShape 212" o:spid="_x0000_s1026" type="#_x0000_t32" style="position:absolute;margin-left:-111.85pt;margin-top:17.7pt;width:.05pt;height:251.5pt;z-index:251656193;visibility:visible;mso-wrap-style:square;mso-width-percent:0;mso-height-percent:0;mso-wrap-distance-left:9pt;mso-wrap-distance-top:0;mso-wrap-distance-right:9pt;mso-wrap-distance-bottom:0;mso-position-horizontal:absolute;mso-position-horizontal-relative:text;mso-position-vertical:absolute;mso-position-vertical-relative:text;mso-width-percent:0;mso-height-percent:0;mso-width-relative:page;mso-height-relative:page" o:gfxdata="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" strokecolor="#00b0f0"/>
+              <v:shape w14:anchorId="60F03EF8" id="AutoShape 212" o:spid="_x0000_s1026" type="#_x0000_t32" style="position:absolute;margin-left:-111.85pt;margin-top:17.7pt;width:.05pt;height:251.5pt;z-index:251655169;visibility:visible;mso-wrap-style:square;mso-width-percent:0;mso-height-percent:0;mso-wrap-distance-left:9pt;mso-wrap-distance-top:0;mso-wrap-distance-right:9pt;mso-wrap-distance-bottom:0;mso-position-horizontal:absolute;mso-position-horizontal-relative:text;mso-position-vertical:absolute;mso-position-vertical-relative:text;mso-width-percent:0;mso-height-percent:0;mso-width-relative:page;mso-height-relative:page" o:gfxdata="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" strokecolor="#00b0f0"/>
             </w:pict>
           </mc:Fallback>
         </mc:AlternateContent>
@@ -2938,10 +3022,215 @@
         </w:rPr>
       </w:pPr>
       <w:r>
+        <w:rPr>
+          <w:noProof/>
+        </w:rPr>
+        <mc:AlternateContent>
+          <mc:Choice Requires="wpg">
+            <w:drawing>
+              <wp:anchor distT="0" distB="0" distL="114300" distR="114300" simplePos="0" relativeHeight="251677782" behindDoc="0" locked="0" layoutInCell="1" allowOverlap="1" wp14:anchorId="5D4C3C73" wp14:editId="3A0AE13D">
+                <wp:simplePos x="0" y="0"/>
+                <wp:positionH relativeFrom="column">
+                  <wp:posOffset>-795127</wp:posOffset>
+                </wp:positionH>
+                <wp:positionV relativeFrom="paragraph">
+                  <wp:posOffset>245819</wp:posOffset>
+                </wp:positionV>
+                <wp:extent cx="245110" cy="1454299"/>
+                <wp:effectExtent l="0" t="0" r="2540" b="0"/>
+                <wp:wrapNone/>
+                <wp:docPr id="1024191778" name="Group 43"/>
+                <wp:cNvGraphicFramePr/>
+                <a:graphic xmlns:a="http://schemas.openxmlformats.org/drawingml/2006/main">
+                  <a:graphicData uri="http://schemas.microsoft.com/office/word/2010/wordprocessingGroup">
+                    <wpg:wgp>
+                      <wpg:cNvGrpSpPr/>
+                      <wpg:grpSpPr>
+                        <a:xfrm>
+                          <a:off x="0" y="0"/>
+                          <a:ext cx="245110" cy="1454299"/>
+                          <a:chOff x="0" y="0"/>
+                          <a:chExt cx="245110" cy="1454299"/>
+                        </a:xfrm>
+                      </wpg:grpSpPr>
+                      <wpg:grpSp>
+                        <wpg:cNvPr id="1634379876" name="Groupe 22"/>
+                        <wpg:cNvGrpSpPr/>
+                        <wpg:grpSpPr>
+                          <a:xfrm>
+                            <a:off x="0" y="0"/>
+                            <a:ext cx="245110" cy="1078132"/>
+                            <a:chOff x="-12030" y="0"/>
+                            <a:chExt cx="185420" cy="1003294"/>
+                          </a:xfrm>
+                        </wpg:grpSpPr>
+                        <pic:pic xmlns:pic="http://schemas.openxmlformats.org/drawingml/2006/picture">
+                          <pic:nvPicPr>
+                            <pic:cNvPr id="1470336287" name="Gráfico 4" descr="Auricular"/>
+                            <pic:cNvPicPr>
+                              <a:picLocks noChangeAspect="1"/>
+                            </pic:cNvPicPr>
+                          </pic:nvPicPr>
+                          <pic:blipFill>
+                            <a:blip r:embed="rId12">
+                              <a:extLst>
+                                <a:ext uri="{96DAC541-7B7A-43D3-8B79-37D633B846F1}">
+                                  <asvg:svgBlip xmlns:asvg="http://schemas.microsoft.com/office/drawing/2016/SVG/main" r:embed="rId13"/>
+                                </a:ext>
+                              </a:extLst>
+                            </a:blip>
+                            <a:stretch>
+                              <a:fillRect/>
+                            </a:stretch>
+                          </pic:blipFill>
+                          <pic:spPr>
+                            <a:xfrm>
+                              <a:off x="0" y="0"/>
+                              <a:ext cx="153670" cy="182245"/>
+                            </a:xfrm>
+                            <a:prstGeom prst="rect">
+                              <a:avLst/>
+                            </a:prstGeom>
+                          </pic:spPr>
+                        </pic:pic>
+                        <wpg:grpSp>
+                          <wpg:cNvPr id="1938506584" name="Groupe 14"/>
+                          <wpg:cNvGrpSpPr/>
+                          <wpg:grpSpPr>
+                            <a:xfrm>
+                              <a:off x="-12030" y="415951"/>
+                              <a:ext cx="185420" cy="587343"/>
+                              <a:chOff x="-12030" y="-129959"/>
+                              <a:chExt cx="185420" cy="587343"/>
+                            </a:xfrm>
+                          </wpg:grpSpPr>
+                          <pic:pic xmlns:pic="http://schemas.openxmlformats.org/drawingml/2006/picture">
+                            <pic:nvPicPr>
+                              <pic:cNvPr id="349541250" name="Gráfico 7" descr="Sobre"/>
+                              <pic:cNvPicPr>
+                                <a:picLocks noChangeAspect="1"/>
+                              </pic:cNvPicPr>
+                            </pic:nvPicPr>
+                            <pic:blipFill>
+                              <a:blip r:embed="rId14">
+                                <a:extLst>
+                                  <a:ext uri="{96DAC541-7B7A-43D3-8B79-37D633B846F1}">
+                                    <asvg:svgBlip xmlns:asvg="http://schemas.microsoft.com/office/drawing/2016/SVG/main" r:embed="rId15"/>
+                                  </a:ext>
+                                </a:extLst>
+                              </a:blip>
+                              <a:stretch>
+                                <a:fillRect/>
+                              </a:stretch>
+                            </pic:blipFill>
+                            <pic:spPr>
+                              <a:xfrm>
+                                <a:off x="0" y="-129959"/>
+                                <a:ext cx="157480" cy="186690"/>
+                              </a:xfrm>
+                              <a:prstGeom prst="rect">
+                                <a:avLst/>
+                              </a:prstGeom>
+                            </pic:spPr>
+                          </pic:pic>
+                          <pic:pic xmlns:pic="http://schemas.openxmlformats.org/drawingml/2006/picture">
+                            <pic:nvPicPr>
+                              <pic:cNvPr id="1768624524" name="Gráfico 2" descr="Marcador"/>
+                              <pic:cNvPicPr>
+                                <a:picLocks noChangeAspect="1"/>
+                              </pic:cNvPicPr>
+                            </pic:nvPicPr>
+                            <pic:blipFill>
+                              <a:blip r:embed="rId16">
+                                <a:extLst>
+                                  <a:ext uri="{96DAC541-7B7A-43D3-8B79-37D633B846F1}">
+                                    <asvg:svgBlip xmlns:asvg="http://schemas.microsoft.com/office/drawing/2016/SVG/main" r:embed="rId17"/>
+                                  </a:ext>
+                                </a:extLst>
+                              </a:blip>
+                              <a:stretch>
+                                <a:fillRect/>
+                              </a:stretch>
+                            </pic:blipFill>
+                            <pic:spPr>
+                              <a:xfrm>
+                                <a:off x="-12030" y="237674"/>
+                                <a:ext cx="185420" cy="219710"/>
+                              </a:xfrm>
+                              <a:prstGeom prst="rect">
+                                <a:avLst/>
+                              </a:prstGeom>
+                            </pic:spPr>
+                          </pic:pic>
+                        </wpg:grpSp>
+                      </wpg:grpSp>
+                      <pic:pic xmlns:pic="http://schemas.openxmlformats.org/drawingml/2006/picture">
+                        <pic:nvPicPr>
+                          <pic:cNvPr id="285068421" name="Graphic 1"/>
+                          <pic:cNvPicPr>
+                            <a:picLocks noChangeAspect="1"/>
+                          </pic:cNvPicPr>
+                        </pic:nvPicPr>
+                        <pic:blipFill>
+                          <a:blip r:embed="rId18">
+                            <a:extLst>
+                              <a:ext uri="{96DAC541-7B7A-43D3-8B79-37D633B846F1}">
+                                <asvg:svgBlip xmlns:asvg="http://schemas.microsoft.com/office/drawing/2016/SVG/main" r:embed="rId19"/>
+                              </a:ext>
+                            </a:extLst>
+                          </a:blip>
+                          <a:stretch>
+                            <a:fillRect/>
+                          </a:stretch>
+                        </pic:blipFill>
+                        <pic:spPr>
+                          <a:xfrm>
+                            <a:off x="0" y="1223159"/>
+                            <a:ext cx="231140" cy="231140"/>
+                          </a:xfrm>
+                          <a:prstGeom prst="rect">
+                            <a:avLst/>
+                          </a:prstGeom>
+                        </pic:spPr>
+                      </pic:pic>
+                    </wpg:wgp>
+                  </a:graphicData>
+                </a:graphic>
+              </wp:anchor>
+            </w:drawing>
+          </mc:Choice>
+          <mc:Fallback>
+            <w:pict>
+              <v:group w14:anchorId="037E2649" id="Group 43" o:spid="_x0000_s1026" style="position:absolute;margin-left:-62.6pt;margin-top:19.35pt;width:19.3pt;height:114.5pt;z-index:251677782" coordsize="2451,14542" o:gfxdata="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">
+                <v:group id="Groupe 22" o:spid="_x0000_s1027" style="position:absolute;width:2451;height:10781" coordorigin="-120" coordsize="1854,10032" o:gfxdata="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">
+                  <v:shape id="Gráfico 4" o:spid="_x0000_s1028" type="#_x0000_t75" alt="Auricular" style="position:absolute;width:1536;height:1822;visibility:visible;mso-wrap-style:square" o:gfxdata="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">
+                    <v:imagedata r:id="rId20" o:title="Auricular"/>
+                  </v:shape>
+                  <v:group id="Groupe 14" o:spid="_x0000_s1029" style="position:absolute;left:-120;top:4159;width:1853;height:5873" coordorigin="-120,-1299" coordsize="1854,5873" o:gfxdata="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">
+                    <v:shape id="Gráfico 7" o:spid="_x0000_s1030" type="#_x0000_t75" alt="Sobre" style="position:absolute;top:-1299;width:1574;height:1866;visibility:visible;mso-wrap-style:square" o:gfxdata="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">
+                      <v:imagedata r:id="rId21" o:title="Sobre"/>
+                    </v:shape>
+                    <v:shape id="Gráfico 2" o:spid="_x0000_s1031" type="#_x0000_t75" alt="Marcador" style="position:absolute;left:-120;top:2376;width:1853;height:2197;visibility:visible;mso-wrap-style:square" o:gfxdata="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">
+                      <v:imagedata r:id="rId22" o:title="Marcador"/>
+                    </v:shape>
+                  </v:group>
+                </v:group>
+                <v:shape id="Graphic 1" o:spid="_x0000_s1032" type="#_x0000_t75" style="position:absolute;top:12231;width:2311;height:2311;visibility:visible;mso-wrap-style:square" o:gfxdata="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">
+                  <v:imagedata r:id="rId23" o:title=""/>
+                </v:shape>
+              </v:group>
+            </w:pict>
+          </mc:Fallback>
+        </mc:AlternateContent>
+      </w:r>
+      <w:r>
+        <w:rPr>
+          <w:noProof/>
+        </w:rPr>
         <mc:AlternateContent>
           <mc:Choice Requires="wps">
             <w:drawing>
-              <wp:anchor distT="0" distB="0" distL="114300" distR="114300" simplePos="0" relativeHeight="251656206" behindDoc="0" locked="0" layoutInCell="1" allowOverlap="1" wp14:anchorId="2DFB8189" wp14:editId="0F7028A7">
+              <wp:anchor distT="0" distB="0" distL="114300" distR="114300" simplePos="0" relativeHeight="251655182" behindDoc="0" locked="0" layoutInCell="1" allowOverlap="1" wp14:anchorId="2DFB8189" wp14:editId="679111BC">
                 <wp:simplePos x="0" y="0"/>
                 <wp:positionH relativeFrom="page">
                   <wp:posOffset>561975</wp:posOffset>
@@ -2977,7 +3266,7 @@
                         <a:effectLst/>
                         <a:extLst>
                           <a:ext uri="{C572A759-6A51-4108-AA02-DFA0A04FC94B}">
-                            <ma14:wrappingTextBoxFlag xmlns:ma14="http://schemas.microsoft.com/office/mac/drawingml/2011/main" xmlns:w="http://schemas.openxmlformats.org/wordprocessingml/2006/main" xmlns:w10="urn:schemas-microsoft-com:office:word" xmlns:v="urn:schemas-microsoft-com:vml" xmlns:o="urn:schemas-microsoft-com:office:office" xmlns:mv="urn:schemas-microsoft-com:mac:vml" xmlns:mo="http://schemas.microsoft.com/office/mac/office/2008/main" xmlns="" xmlns:arto="http://schemas.microsoft.com/office/word/2006/arto"/>
+                            <ma14:wrappingTextBoxFlag xmlns:arto="http://schemas.microsoft.com/office/word/2006/arto" xmlns="" xmlns:mo="http://schemas.microsoft.com/office/mac/office/2008/main" xmlns:mv="urn:schemas-microsoft-com:mac:vml" xmlns:o="urn:schemas-microsoft-com:office:office" xmlns:v="urn:schemas-microsoft-com:vml" xmlns:w10="urn:schemas-microsoft-com:office:word" xmlns:w="http://schemas.openxmlformats.org/wordprocessingml/2006/main" xmlns:ma14="http://schemas.microsoft.com/office/mac/drawingml/2011/main"/>
                           </a:ext>
                         </a:extLst>
                       </wps:spPr>
@@ -3122,7 +3411,47 @@
                               <w:rPr>
                                 <w:rFonts w:ascii="Arial" w:hAnsi="Arial" w:cs="Arial"/>
                                 <w:iCs/>
+                                <w:lang w:val="en-US"/>
+                              </w:rPr>
+                            </w:pPr>
+                            <w:hyperlink r:id="rId24" w:history="1">
+                              <w:r>
+                                <w:rPr>
+                                  <w:rStyle w:val="Hyperlink"/>
+                                  <w:rFonts w:ascii="Arial" w:hAnsi="Arial" w:cs="Arial"/>
+                                  <w:iCs/>
+                                  <w:lang w:val="en-US"/>
+                                </w:rPr>
+                                <w:t>h</w:t>
+                              </w:r>
+                              <w:r>
+                                <w:rPr>
+                                  <w:rStyle w:val="Hyperlink"/>
+                                  <w:rFonts w:ascii="Arial" w:hAnsi="Arial" w:cs="Arial"/>
+                                  <w:iCs/>
+                                  <w:lang w:val="en-US"/>
+                                </w:rPr>
+                                <w:t>aibonwa-b</w:t>
+                              </w:r>
+                              <w:r>
+                                <w:rPr>
+                                  <w:rStyle w:val="Hyperlink"/>
+                                  <w:rFonts w:ascii="Arial" w:hAnsi="Arial" w:cs="Arial"/>
+                                  <w:iCs/>
+                                  <w:lang w:val="en-US"/>
+                                </w:rPr>
+                                <w:t>orel.github.io/portfolio</w:t>
+                              </w:r>
+                            </w:hyperlink>
+                          </w:p>
+                          <w:p>
+                            <w:pPr>
+                              <w:jc w:val="both"/>
+                              <w:rPr>
+                                <w:rFonts w:ascii="Arial" w:hAnsi="Arial" w:cs="Arial"/>
+                                <w:iCs/>
                                 <w:color w:val="FFFFFF" w:themeColor="background1"/>
+                                <w:lang w:val="en-US"/>
                               </w:rPr>
                             </w:pPr>
                           </w:p>
@@ -3133,6 +3462,7 @@
                                 <w:rFonts w:ascii="Arial" w:hAnsi="Arial" w:cs="Arial"/>
                                 <w:iCs/>
                                 <w:color w:val="FFFFFF" w:themeColor="background1"/>
+                                <w:lang w:val="en-US"/>
                               </w:rPr>
                             </w:pPr>
                           </w:p>
@@ -3143,6 +3473,7 @@
                                 <w:rFonts w:ascii="Arial" w:hAnsi="Arial" w:cs="Arial"/>
                                 <w:iCs/>
                                 <w:color w:val="FFFFFF" w:themeColor="background1"/>
+                                <w:lang w:val="en-US"/>
                               </w:rPr>
                             </w:pPr>
                           </w:p>
@@ -3153,6 +3484,7 @@
                                 <w:rFonts w:ascii="Arial" w:hAnsi="Arial" w:cs="Arial"/>
                                 <w:iCs/>
                                 <w:color w:val="FFFFFF" w:themeColor="background1"/>
+                                <w:lang w:val="en-US"/>
                               </w:rPr>
                             </w:pPr>
                           </w:p>
@@ -3178,7 +3510,7 @@
           </mc:Choice>
           <mc:Fallback>
             <w:pict>
-              <v:shape w14:anchorId="2DFB8189" id="Cuadro de texto 8" o:spid="_x0000_s1033" type="#_x0000_t202" style="position:absolute;margin-left:44.25pt;margin-top:17.25pt;width:195.55pt;height:120.55pt;z-index:251656206;visibility:visible;mso-wrap-style:square;mso-width-percent:0;mso-height-percent:0;mso-wrap-distance-left:9pt;mso-wrap-distance-top:0;mso-wrap-distance-right:9pt;mso-wrap-distance-bottom:0;mso-position-horizontal:absolute;mso-position-horizontal-relative:page;mso-position-vertical:absolute;mso-position-vertical-relative:text;mso-width-percent:0;mso-height-percent:0;mso-width-relative:margin;mso-height-relative:margin;v-text-anchor:top" o:gfxdata="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" filled="f" stroked="f">
+              <v:shape w14:anchorId="2DFB8189" id="Cuadro de texto 8" o:spid="_x0000_s1033" type="#_x0000_t202" style="position:absolute;margin-left:44.25pt;margin-top:17.25pt;width:195.55pt;height:120.55pt;z-index:251655182;visibility:visible;mso-wrap-style:square;mso-width-percent:0;mso-height-percent:0;mso-wrap-distance-left:9pt;mso-wrap-distance-top:0;mso-wrap-distance-right:9pt;mso-wrap-distance-bottom:0;mso-position-horizontal:absolute;mso-position-horizontal-relative:page;mso-position-vertical:absolute;mso-position-vertical-relative:text;mso-width-percent:0;mso-height-percent:0;mso-width-relative:margin;mso-height-relative:margin;v-text-anchor:top" o:gfxdata="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" filled="f" stroked="f">
                 <v:textbox>
                   <w:txbxContent>
                     <w:p>
@@ -3320,7 +3652,47 @@
                         <w:rPr>
                           <w:rFonts w:ascii="Arial" w:hAnsi="Arial" w:cs="Arial"/>
                           <w:iCs/>
+                          <w:lang w:val="en-US"/>
+                        </w:rPr>
+                      </w:pPr>
+                      <w:hyperlink r:id="rId25" w:history="1">
+                        <w:r>
+                          <w:rPr>
+                            <w:rStyle w:val="Hyperlink"/>
+                            <w:rFonts w:ascii="Arial" w:hAnsi="Arial" w:cs="Arial"/>
+                            <w:iCs/>
+                            <w:lang w:val="en-US"/>
+                          </w:rPr>
+                          <w:t>h</w:t>
+                        </w:r>
+                        <w:r>
+                          <w:rPr>
+                            <w:rStyle w:val="Hyperlink"/>
+                            <w:rFonts w:ascii="Arial" w:hAnsi="Arial" w:cs="Arial"/>
+                            <w:iCs/>
+                            <w:lang w:val="en-US"/>
+                          </w:rPr>
+                          <w:t>aibonwa-b</w:t>
+                        </w:r>
+                        <w:r>
+                          <w:rPr>
+                            <w:rStyle w:val="Hyperlink"/>
+                            <w:rFonts w:ascii="Arial" w:hAnsi="Arial" w:cs="Arial"/>
+                            <w:iCs/>
+                            <w:lang w:val="en-US"/>
+                          </w:rPr>
+                          <w:t>orel.github.io/portfolio</w:t>
+                        </w:r>
+                      </w:hyperlink>
+                    </w:p>
+                    <w:p>
+                      <w:pPr>
+                        <w:jc w:val="both"/>
+                        <w:rPr>
+                          <w:rFonts w:ascii="Arial" w:hAnsi="Arial" w:cs="Arial"/>
+                          <w:iCs/>
                           <w:color w:val="FFFFFF" w:themeColor="background1"/>
+                          <w:lang w:val="en-US"/>
                         </w:rPr>
                       </w:pPr>
                     </w:p>
@@ -3331,6 +3703,7 @@
                           <w:rFonts w:ascii="Arial" w:hAnsi="Arial" w:cs="Arial"/>
                           <w:iCs/>
                           <w:color w:val="FFFFFF" w:themeColor="background1"/>
+                          <w:lang w:val="en-US"/>
                         </w:rPr>
                       </w:pPr>
                     </w:p>
@@ -3341,6 +3714,7 @@
                           <w:rFonts w:ascii="Arial" w:hAnsi="Arial" w:cs="Arial"/>
                           <w:iCs/>
                           <w:color w:val="FFFFFF" w:themeColor="background1"/>
+                          <w:lang w:val="en-US"/>
                         </w:rPr>
                       </w:pPr>
                     </w:p>
@@ -3351,6 +3725,7 @@
                           <w:rFonts w:ascii="Arial" w:hAnsi="Arial" w:cs="Arial"/>
                           <w:iCs/>
                           <w:color w:val="FFFFFF" w:themeColor="background1"/>
+                          <w:lang w:val="en-US"/>
                         </w:rPr>
                       </w:pPr>
                     </w:p>
@@ -3365,175 +3740,13 @@
       <w:r>
         <w:rPr>
           <w:rFonts w:asciiTheme="minorHAnsi" w:hAnsiTheme="minorHAnsi" w:cstheme="minorHAnsi"/>
-          <w:color w:val="FF0000"/>
-        </w:rPr>
-        <mc:AlternateContent>
-          <mc:Choice Requires="wpg">
-            <w:drawing>
-              <wp:anchor distT="0" distB="0" distL="114300" distR="114300" simplePos="0" relativeHeight="251658260" behindDoc="0" locked="0" layoutInCell="1" allowOverlap="1" wp14:anchorId="50FD307D" wp14:editId="5A65D383">
-                <wp:simplePos x="0" y="0"/>
-                <wp:positionH relativeFrom="column">
-                  <wp:posOffset>-792480</wp:posOffset>
-                </wp:positionH>
-                <wp:positionV relativeFrom="paragraph">
-                  <wp:posOffset>248447</wp:posOffset>
-                </wp:positionV>
-                <wp:extent cx="245110" cy="1131570"/>
-                <wp:effectExtent l="0" t="0" r="2540" b="0"/>
-                <wp:wrapNone/>
-                <wp:docPr id="22" name="Groupe 22"/>
-                <wp:cNvGraphicFramePr/>
-                <a:graphic xmlns:a="http://schemas.openxmlformats.org/drawingml/2006/main">
-                  <a:graphicData uri="http://schemas.microsoft.com/office/word/2010/wordprocessingGroup">
-                    <wpg:wgp>
-                      <wpg:cNvGrpSpPr/>
-                      <wpg:grpSpPr>
-                        <a:xfrm>
-                          <a:off x="0" y="0"/>
-                          <a:ext cx="245110" cy="1131570"/>
-                          <a:chOff x="-12030" y="0"/>
-                          <a:chExt cx="185420" cy="1053024"/>
-                        </a:xfrm>
-                      </wpg:grpSpPr>
-                      <pic:pic xmlns:pic="http://schemas.openxmlformats.org/drawingml/2006/picture">
-                        <pic:nvPicPr>
-                          <pic:cNvPr id="19" name="Gráfico 4" descr="Auricular"/>
-                          <pic:cNvPicPr>
-                            <a:picLocks noChangeAspect="1"/>
-                          </pic:cNvPicPr>
-                        </pic:nvPicPr>
-                        <pic:blipFill>
-                          <a:blip r:embed="rId12">
-                            <a:extLst>
-                              <a:ext uri="{96DAC541-7B7A-43D3-8B79-37D633B846F1}">
-                                <asvg:svgBlip xmlns:asvg="http://schemas.microsoft.com/office/drawing/2016/SVG/main" r:embed="rId13"/>
-                              </a:ext>
-                            </a:extLst>
-                          </a:blip>
-                          <a:stretch>
-                            <a:fillRect/>
-                          </a:stretch>
-                        </pic:blipFill>
-                        <pic:spPr>
-                          <a:xfrm>
-                            <a:off x="0" y="0"/>
-                            <a:ext cx="153670" cy="182245"/>
-                          </a:xfrm>
-                          <a:prstGeom prst="rect">
-                            <a:avLst/>
-                          </a:prstGeom>
-                        </pic:spPr>
-                      </pic:pic>
-                      <wpg:grpSp>
-                        <wpg:cNvPr id="14" name="Groupe 14"/>
-                        <wpg:cNvGrpSpPr/>
-                        <wpg:grpSpPr>
-                          <a:xfrm>
-                            <a:off x="-12030" y="427003"/>
-                            <a:ext cx="185420" cy="626021"/>
-                            <a:chOff x="-12030" y="-118907"/>
-                            <a:chExt cx="185420" cy="626021"/>
-                          </a:xfrm>
-                        </wpg:grpSpPr>
-                        <pic:pic xmlns:pic="http://schemas.openxmlformats.org/drawingml/2006/picture">
-                          <pic:nvPicPr>
-                            <pic:cNvPr id="21" name="Gráfico 7" descr="Sobre"/>
-                            <pic:cNvPicPr>
-                              <a:picLocks noChangeAspect="1"/>
-                            </pic:cNvPicPr>
-                          </pic:nvPicPr>
-                          <pic:blipFill>
-                            <a:blip r:embed="rId14">
-                              <a:extLst>
-                                <a:ext uri="{96DAC541-7B7A-43D3-8B79-37D633B846F1}">
-                                  <asvg:svgBlip xmlns:asvg="http://schemas.microsoft.com/office/drawing/2016/SVG/main" r:embed="rId15"/>
-                                </a:ext>
-                              </a:extLst>
-                            </a:blip>
-                            <a:stretch>
-                              <a:fillRect/>
-                            </a:stretch>
-                          </pic:blipFill>
-                          <pic:spPr>
-                            <a:xfrm>
-                              <a:off x="0" y="-118907"/>
-                              <a:ext cx="157480" cy="186690"/>
-                            </a:xfrm>
-                            <a:prstGeom prst="rect">
-                              <a:avLst/>
-                            </a:prstGeom>
-                          </pic:spPr>
-                        </pic:pic>
-                        <pic:pic xmlns:pic="http://schemas.openxmlformats.org/drawingml/2006/picture">
-                          <pic:nvPicPr>
-                            <pic:cNvPr id="15" name="Gráfico 2" descr="Marcador"/>
-                            <pic:cNvPicPr>
-                              <a:picLocks noChangeAspect="1"/>
-                            </pic:cNvPicPr>
-                          </pic:nvPicPr>
-                          <pic:blipFill>
-                            <a:blip r:embed="rId16">
-                              <a:extLst>
-                                <a:ext uri="{96DAC541-7B7A-43D3-8B79-37D633B846F1}">
-                                  <asvg:svgBlip xmlns:asvg="http://schemas.microsoft.com/office/drawing/2016/SVG/main" r:embed="rId17"/>
-                                </a:ext>
-                              </a:extLst>
-                            </a:blip>
-                            <a:stretch>
-                              <a:fillRect/>
-                            </a:stretch>
-                          </pic:blipFill>
-                          <pic:spPr>
-                            <a:xfrm>
-                              <a:off x="-12030" y="287404"/>
-                              <a:ext cx="185420" cy="219710"/>
-                            </a:xfrm>
-                            <a:prstGeom prst="rect">
-                              <a:avLst/>
-                            </a:prstGeom>
-                          </pic:spPr>
-                        </pic:pic>
-                      </wpg:grpSp>
-                    </wpg:wgp>
-                  </a:graphicData>
-                </a:graphic>
-                <wp14:sizeRelH relativeFrom="margin">
-                  <wp14:pctWidth>0</wp14:pctWidth>
-                </wp14:sizeRelH>
-                <wp14:sizeRelV relativeFrom="margin">
-                  <wp14:pctHeight>0</wp14:pctHeight>
-                </wp14:sizeRelV>
-              </wp:anchor>
-            </w:drawing>
-          </mc:Choice>
-          <mc:Fallback>
-            <w:pict>
-              <v:group w14:anchorId="4FE3BA07" id="Groupe 22" o:spid="_x0000_s1026" style="position:absolute;margin-left:-62.4pt;margin-top:19.55pt;width:19.3pt;height:89.1pt;z-index:251658260;mso-width-relative:margin;mso-height-relative:margin" coordorigin="-120" coordsize="1854,10530" o:gfxdata="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">
-                <v:shape id="Gráfico 4" o:spid="_x0000_s1027" type="#_x0000_t75" alt="Auricular" style="position:absolute;width:1536;height:1822;visibility:visible;mso-wrap-style:square" o:gfxdata="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">
-                  <v:imagedata r:id="rId18" o:title="Auricular"/>
-                </v:shape>
-                <v:group id="Groupe 14" o:spid="_x0000_s1028" style="position:absolute;left:-120;top:4270;width:1853;height:6260" coordorigin="-120,-1189" coordsize="1854,6260" o:gfxdata="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">
-                  <v:shape id="Gráfico 7" o:spid="_x0000_s1029" type="#_x0000_t75" alt="Sobre" style="position:absolute;top:-1189;width:1574;height:1866;visibility:visible;mso-wrap-style:square" o:gfxdata="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">
-                    <v:imagedata r:id="rId19" o:title="Sobre"/>
-                  </v:shape>
-                  <v:shape id="Gráfico 2" o:spid="_x0000_s1030" type="#_x0000_t75" alt="Marcador" style="position:absolute;left:-120;top:2874;width:1853;height:2197;visibility:visible;mso-wrap-style:square" o:gfxdata="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">
-                    <v:imagedata r:id="rId20" o:title="Marcador"/>
-                  </v:shape>
-                </v:group>
-              </v:group>
-            </w:pict>
-          </mc:Fallback>
-        </mc:AlternateContent>
-      </w:r>
-      <w:r>
-        <w:rPr>
-          <w:rFonts w:asciiTheme="minorHAnsi" w:hAnsiTheme="minorHAnsi" w:cstheme="minorHAnsi"/>
+          <w:noProof/>
           <w:color w:val="FF0000"/>
         </w:rPr>
         <mc:AlternateContent>
           <mc:Choice Requires="wps">
             <w:drawing>
-              <wp:anchor distT="0" distB="0" distL="114300" distR="114300" simplePos="0" relativeHeight="251658265" behindDoc="0" locked="0" layoutInCell="1" allowOverlap="1" wp14:anchorId="16BBCEDE" wp14:editId="1D57F850">
+              <wp:anchor distT="0" distB="0" distL="114300" distR="114300" simplePos="0" relativeHeight="251657241" behindDoc="0" locked="0" layoutInCell="1" allowOverlap="1" wp14:anchorId="16BBCEDE" wp14:editId="4362481E">
                 <wp:simplePos x="0" y="0"/>
                 <wp:positionH relativeFrom="column">
                   <wp:posOffset>2557145</wp:posOffset>
@@ -3720,7 +3933,7 @@
           </mc:Choice>
           <mc:Fallback>
             <w:pict>
-              <v:shape w14:anchorId="16BBCEDE" id="Cuadro de texto 57" o:spid="_x0000_s1034" type="#_x0000_t202" style="position:absolute;margin-left:201.35pt;margin-top:11.1pt;width:311.75pt;height:21.9pt;z-index:251658265;visibility:visible;mso-wrap-style:square;mso-height-percent:0;mso-wrap-distance-left:9pt;mso-wrap-distance-top:0;mso-wrap-distance-right:9pt;mso-wrap-distance-bottom:0;mso-position-horizontal:absolute;mso-position-horizontal-relative:text;mso-position-vertical:absolute;mso-position-vertical-relative:text;mso-height-percent:0;mso-height-relative:margin;v-text-anchor:top" o:gfxdata="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" filled="f" stroked="f" strokeweight=".5pt">
+              <v:shape w14:anchorId="16BBCEDE" id="Cuadro de texto 57" o:spid="_x0000_s1034" type="#_x0000_t202" style="position:absolute;margin-left:201.35pt;margin-top:11.1pt;width:311.75pt;height:21.9pt;z-index:251657241;visibility:visible;mso-wrap-style:square;mso-height-percent:0;mso-wrap-distance-left:9pt;mso-wrap-distance-top:0;mso-wrap-distance-right:9pt;mso-wrap-distance-bottom:0;mso-position-horizontal:absolute;mso-position-horizontal-relative:text;mso-position-vertical:absolute;mso-position-vertical-relative:text;mso-height-percent:0;mso-height-relative:margin;v-text-anchor:top" o:gfxdata="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" filled="f" stroked="f" strokeweight=".5pt">
                 <v:textbox>
                   <w:txbxContent>
                     <w:p>
@@ -3869,12 +4082,13 @@
       <w:r>
         <w:rPr>
           <w:rFonts w:asciiTheme="minorHAnsi" w:hAnsiTheme="minorHAnsi" w:cstheme="minorHAnsi"/>
+          <w:noProof/>
           <w:lang w:eastAsia="es-ES_tradnl"/>
         </w:rPr>
         <mc:AlternateContent>
           <mc:Choice Requires="wps">
             <w:drawing>
-              <wp:anchor distT="0" distB="0" distL="114300" distR="114300" simplePos="0" relativeHeight="251656195" behindDoc="0" locked="0" layoutInCell="1" allowOverlap="1" wp14:anchorId="1BD317BE" wp14:editId="52DDD93F">
+              <wp:anchor distT="0" distB="0" distL="114300" distR="114300" simplePos="0" relativeHeight="251655171" behindDoc="0" locked="0" layoutInCell="1" allowOverlap="1" wp14:anchorId="1BD317BE" wp14:editId="2C75732D">
                 <wp:simplePos x="0" y="0"/>
                 <wp:positionH relativeFrom="column">
                   <wp:posOffset>-4461510</wp:posOffset>
@@ -3935,7 +4149,7 @@
           </mc:Choice>
           <mc:Fallback>
             <w:pict>
-              <v:shape w14:anchorId="3665E462" id="AutoShape 216" o:spid="_x0000_s1026" type="#_x0000_t32" style="position:absolute;margin-left:-351.3pt;margin-top:-12.15pt;width:11.35pt;height:0;z-index:251656195;visibility:visible;mso-wrap-style:square;mso-width-percent:0;mso-height-percent:0;mso-wrap-distance-left:9pt;mso-wrap-distance-top:0;mso-wrap-distance-right:9pt;mso-wrap-distance-bottom:0;mso-position-horizontal:absolute;mso-position-horizontal-relative:text;mso-position-vertical:absolute;mso-position-vertical-relative:text;mso-width-percent:0;mso-height-percent:0;mso-width-relative:page;mso-height-relative:page" o:gfxdata="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" strokecolor="#00b0f0"/>
+              <v:shape w14:anchorId="3B0203A7" id="AutoShape 216" o:spid="_x0000_s1026" type="#_x0000_t32" style="position:absolute;margin-left:-351.3pt;margin-top:-12.15pt;width:11.35pt;height:0;z-index:251655171;visibility:visible;mso-wrap-style:square;mso-width-percent:0;mso-height-percent:0;mso-wrap-distance-left:9pt;mso-wrap-distance-top:0;mso-wrap-distance-right:9pt;mso-wrap-distance-bottom:0;mso-position-horizontal:absolute;mso-position-horizontal-relative:text;mso-position-vertical:absolute;mso-position-vertical-relative:text;mso-width-percent:0;mso-height-percent:0;mso-width-relative:page;mso-height-relative:page" o:gfxdata="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" strokecolor="#00b0f0"/>
             </w:pict>
           </mc:Fallback>
         </mc:AlternateContent>
@@ -3951,12 +4165,13 @@
       <w:r>
         <w:rPr>
           <w:rFonts w:asciiTheme="minorHAnsi" w:hAnsiTheme="minorHAnsi" w:cstheme="minorHAnsi"/>
+          <w:noProof/>
           <w:color w:val="FF0000"/>
         </w:rPr>
         <mc:AlternateContent>
           <mc:Choice Requires="wps">
             <w:drawing>
-              <wp:anchor distT="0" distB="0" distL="114300" distR="114300" simplePos="0" relativeHeight="251658266" behindDoc="0" locked="0" layoutInCell="1" allowOverlap="1" wp14:anchorId="01810365" wp14:editId="56129E71">
+              <wp:anchor distT="0" distB="0" distL="114300" distR="114300" simplePos="0" relativeHeight="251657242" behindDoc="0" locked="0" layoutInCell="1" allowOverlap="1" wp14:anchorId="01810365" wp14:editId="30D05BBE">
                 <wp:simplePos x="0" y="0"/>
                 <wp:positionH relativeFrom="column">
                   <wp:posOffset>2425065</wp:posOffset>
@@ -4147,7 +4362,7 @@
           </mc:Choice>
           <mc:Fallback>
             <w:pict>
-              <v:shape w14:anchorId="01810365" id="Cuadro de texto 59" o:spid="_x0000_s1035" type="#_x0000_t202" style="position:absolute;margin-left:190.95pt;margin-top:14.7pt;width:311.75pt;height:48.75pt;z-index:251658266;visibility:visible;mso-wrap-style:square;mso-height-percent:0;mso-wrap-distance-left:9pt;mso-wrap-distance-top:0;mso-wrap-distance-right:9pt;mso-wrap-distance-bottom:0;mso-position-horizontal:absolute;mso-position-horizontal-relative:text;mso-position-vertical:absolute;mso-position-vertical-relative:text;mso-height-percent:0;mso-height-relative:margin;v-text-anchor:top" o:gfxdata="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" filled="f" stroked="f" strokeweight=".5pt">
+              <v:shape w14:anchorId="01810365" id="Cuadro de texto 59" o:spid="_x0000_s1035" type="#_x0000_t202" style="position:absolute;margin-left:190.95pt;margin-top:14.7pt;width:311.75pt;height:48.75pt;z-index:251657242;visibility:visible;mso-wrap-style:square;mso-height-percent:0;mso-wrap-distance-left:9pt;mso-wrap-distance-top:0;mso-wrap-distance-right:9pt;mso-wrap-distance-bottom:0;mso-position-horizontal:absolute;mso-position-horizontal-relative:text;mso-position-vertical:absolute;mso-position-vertical-relative:text;mso-height-percent:0;mso-height-relative:margin;v-text-anchor:top" o:gfxdata="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" filled="f" stroked="f" strokeweight=".5pt">
                 <v:textbox>
                   <w:txbxContent>
                     <w:p>
@@ -4329,12 +4544,13 @@
       <w:r>
         <w:rPr>
           <w:rFonts w:asciiTheme="minorHAnsi" w:hAnsiTheme="minorHAnsi" w:cstheme="minorHAnsi"/>
+          <w:noProof/>
           <w:color w:val="FF0000"/>
         </w:rPr>
         <mc:AlternateContent>
           <mc:Choice Requires="wps">
             <w:drawing>
-              <wp:anchor distT="0" distB="0" distL="114300" distR="114300" simplePos="0" relativeHeight="251662422" behindDoc="0" locked="0" layoutInCell="1" allowOverlap="1" wp14:anchorId="659F2689" wp14:editId="078A36A7">
+              <wp:anchor distT="0" distB="0" distL="114300" distR="114300" simplePos="0" relativeHeight="251661398" behindDoc="0" locked="0" layoutInCell="1" allowOverlap="1" wp14:anchorId="659F2689" wp14:editId="445C4C0F">
                 <wp:simplePos x="0" y="0"/>
                 <wp:positionH relativeFrom="column">
                   <wp:posOffset>2430780</wp:posOffset>
@@ -4427,7 +4643,7 @@
           </mc:Choice>
           <mc:Fallback>
             <w:pict>
-              <v:shape w14:anchorId="659F2689" id="_x0000_s1036" type="#_x0000_t202" style="position:absolute;margin-left:191.4pt;margin-top:1.3pt;width:311.75pt;height:24pt;z-index:251662422;visibility:visible;mso-wrap-style:square;mso-height-percent:0;mso-wrap-distance-left:9pt;mso-wrap-distance-top:0;mso-wrap-distance-right:9pt;mso-wrap-distance-bottom:0;mso-position-horizontal:absolute;mso-position-horizontal-relative:text;mso-position-vertical:absolute;mso-position-vertical-relative:text;mso-height-percent:0;mso-height-relative:margin;v-text-anchor:top" o:gfxdata="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" filled="f" stroked="f" strokeweight=".5pt">
+              <v:shape w14:anchorId="659F2689" id="_x0000_s1036" type="#_x0000_t202" style="position:absolute;margin-left:191.4pt;margin-top:1.3pt;width:311.75pt;height:24pt;z-index:251661398;visibility:visible;mso-wrap-style:square;mso-height-percent:0;mso-wrap-distance-left:9pt;mso-wrap-distance-top:0;mso-wrap-distance-right:9pt;mso-wrap-distance-bottom:0;mso-position-horizontal:absolute;mso-position-horizontal-relative:text;mso-position-vertical:absolute;mso-position-vertical-relative:text;mso-height-percent:0;mso-height-relative:margin;v-text-anchor:top" o:gfxdata="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" filled="f" stroked="f" strokeweight=".5pt">
                 <v:textbox>
                   <w:txbxContent>
                     <w:p>
@@ -4489,12 +4705,13 @@
       <w:r>
         <w:rPr>
           <w:rFonts w:asciiTheme="minorHAnsi" w:hAnsiTheme="minorHAnsi" w:cstheme="minorHAnsi"/>
+          <w:noProof/>
           <w:color w:val="FF0000"/>
         </w:rPr>
         <mc:AlternateContent>
           <mc:Choice Requires="wps">
             <w:drawing>
-              <wp:anchor distT="0" distB="0" distL="114300" distR="114300" simplePos="0" relativeHeight="251664470" behindDoc="0" locked="0" layoutInCell="1" allowOverlap="1" wp14:anchorId="24B3A6FC" wp14:editId="3BC2CB09">
+              <wp:anchor distT="0" distB="0" distL="114300" distR="114300" simplePos="0" relativeHeight="251663446" behindDoc="0" locked="0" layoutInCell="1" allowOverlap="1" wp14:anchorId="24B3A6FC" wp14:editId="23DEB298">
                 <wp:simplePos x="0" y="0"/>
                 <wp:positionH relativeFrom="column">
                   <wp:posOffset>2550160</wp:posOffset>
@@ -4631,7 +4848,7 @@
           </mc:Choice>
           <mc:Fallback>
             <w:pict>
-              <v:shape w14:anchorId="24B3A6FC" id="_x0000_s1037" type="#_x0000_t202" style="position:absolute;margin-left:200.8pt;margin-top:11.45pt;width:311.75pt;height:21.9pt;z-index:251664470;visibility:visible;mso-wrap-style:square;mso-height-percent:0;mso-wrap-distance-left:9pt;mso-wrap-distance-top:0;mso-wrap-distance-right:9pt;mso-wrap-distance-bottom:0;mso-position-horizontal:absolute;mso-position-horizontal-relative:text;mso-position-vertical:absolute;mso-position-vertical-relative:text;mso-height-percent:0;mso-height-relative:margin;v-text-anchor:top" o:gfxdata="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" filled="f" stroked="f" strokeweight=".5pt">
+              <v:shape w14:anchorId="24B3A6FC" id="_x0000_s1037" type="#_x0000_t202" style="position:absolute;margin-left:200.8pt;margin-top:11.45pt;width:311.75pt;height:21.9pt;z-index:251663446;visibility:visible;mso-wrap-style:square;mso-height-percent:0;mso-wrap-distance-left:9pt;mso-wrap-distance-top:0;mso-wrap-distance-right:9pt;mso-wrap-distance-bottom:0;mso-position-horizontal:absolute;mso-position-horizontal-relative:text;mso-position-vertical:absolute;mso-position-vertical-relative:text;mso-height-percent:0;mso-height-relative:margin;v-text-anchor:top" o:gfxdata="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" filled="f" stroked="f" strokeweight=".5pt">
                 <v:textbox>
                   <w:txbxContent>
                     <w:p>
@@ -4730,12 +4947,13 @@
       <w:r>
         <w:rPr>
           <w:rFonts w:asciiTheme="minorHAnsi" w:hAnsiTheme="minorHAnsi" w:cstheme="minorHAnsi"/>
+          <w:noProof/>
           <w:lang w:eastAsia="es-ES_tradnl"/>
         </w:rPr>
         <mc:AlternateContent>
           <mc:Choice Requires="wps">
             <w:drawing>
-              <wp:anchor distT="0" distB="0" distL="114300" distR="114300" simplePos="0" relativeHeight="251656196" behindDoc="0" locked="0" layoutInCell="1" allowOverlap="1" wp14:anchorId="7373FBB5" wp14:editId="78C0E6A9">
+              <wp:anchor distT="0" distB="0" distL="114300" distR="114300" simplePos="0" relativeHeight="251655172" behindDoc="0" locked="0" layoutInCell="1" allowOverlap="1" wp14:anchorId="7373FBB5" wp14:editId="31762E36">
                 <wp:simplePos x="0" y="0"/>
                 <wp:positionH relativeFrom="column">
                   <wp:posOffset>-4464050</wp:posOffset>
@@ -4796,7 +5014,7 @@
           </mc:Choice>
           <mc:Fallback>
             <w:pict>
-              <v:shape w14:anchorId="1E9C1738" id="AutoShape 217" o:spid="_x0000_s1026" type="#_x0000_t32" style="position:absolute;margin-left:-351.5pt;margin-top:1.25pt;width:11.35pt;height:0;z-index:251656196;visibility:visible;mso-wrap-style:square;mso-width-percent:0;mso-height-percent:0;mso-wrap-distance-left:9pt;mso-wrap-distance-top:0;mso-wrap-distance-right:9pt;mso-wrap-distance-bottom:0;mso-position-horizontal:absolute;mso-position-horizontal-relative:text;mso-position-vertical:absolute;mso-position-vertical-relative:text;mso-width-percent:0;mso-height-percent:0;mso-width-relative:page;mso-height-relative:page" o:gfxdata="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" strokecolor="#00b0f0"/>
+              <v:shape w14:anchorId="0FF33C0D" id="AutoShape 217" o:spid="_x0000_s1026" type="#_x0000_t32" style="position:absolute;margin-left:-351.5pt;margin-top:1.25pt;width:11.35pt;height:0;z-index:251655172;visibility:visible;mso-wrap-style:square;mso-width-percent:0;mso-height-percent:0;mso-wrap-distance-left:9pt;mso-wrap-distance-top:0;mso-wrap-distance-right:9pt;mso-wrap-distance-bottom:0;mso-position-horizontal:absolute;mso-position-horizontal-relative:text;mso-position-vertical:absolute;mso-position-vertical-relative:text;mso-width-percent:0;mso-height-percent:0;mso-width-relative:page;mso-height-relative:page" o:gfxdata="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" strokecolor="#00b0f0"/>
             </w:pict>
           </mc:Fallback>
         </mc:AlternateContent>
@@ -4811,12 +5029,13 @@
       <w:r>
         <w:rPr>
           <w:rFonts w:asciiTheme="minorHAnsi" w:hAnsiTheme="minorHAnsi" w:cstheme="minorHAnsi"/>
+          <w:noProof/>
           <w:color w:val="FF0000"/>
         </w:rPr>
         <mc:AlternateContent>
           <mc:Choice Requires="wps">
             <w:drawing>
-              <wp:anchor distT="0" distB="0" distL="114300" distR="114300" simplePos="0" relativeHeight="251666518" behindDoc="0" locked="0" layoutInCell="1" allowOverlap="1" wp14:anchorId="0B3BFD73" wp14:editId="306FB511">
+              <wp:anchor distT="0" distB="0" distL="114300" distR="114300" simplePos="0" relativeHeight="251665494" behindDoc="0" locked="0" layoutInCell="1" allowOverlap="1" wp14:anchorId="0B3BFD73" wp14:editId="1DD7A1EA">
                 <wp:simplePos x="0" y="0"/>
                 <wp:positionH relativeFrom="column">
                   <wp:posOffset>2423160</wp:posOffset>
@@ -5014,7 +5233,7 @@
           </mc:Choice>
           <mc:Fallback>
             <w:pict>
-              <v:shape w14:anchorId="0B3BFD73" id="_x0000_s1038" type="#_x0000_t202" style="position:absolute;margin-left:190.8pt;margin-top:14.7pt;width:311.75pt;height:61.35pt;z-index:251666518;visibility:visible;mso-wrap-style:square;mso-height-percent:0;mso-wrap-distance-left:9pt;mso-wrap-distance-top:0;mso-wrap-distance-right:9pt;mso-wrap-distance-bottom:0;mso-position-horizontal:absolute;mso-position-horizontal-relative:text;mso-position-vertical:absolute;mso-position-vertical-relative:text;mso-height-percent:0;mso-height-relative:margin;v-text-anchor:top" o:gfxdata="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" filled="f" stroked="f" strokeweight=".5pt">
+              <v:shape w14:anchorId="0B3BFD73" id="_x0000_s1038" type="#_x0000_t202" style="position:absolute;margin-left:190.8pt;margin-top:14.7pt;width:311.75pt;height:61.35pt;z-index:251665494;visibility:visible;mso-wrap-style:square;mso-height-percent:0;mso-wrap-distance-left:9pt;mso-wrap-distance-top:0;mso-wrap-distance-right:9pt;mso-wrap-distance-bottom:0;mso-position-horizontal:absolute;mso-position-horizontal-relative:text;mso-position-vertical:absolute;mso-position-vertical-relative:text;mso-height-percent:0;mso-height-relative:margin;v-text-anchor:top" o:gfxdata="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" filled="f" stroked="f" strokeweight=".5pt">
                 <v:textbox>
                   <w:txbxContent>
                     <w:p>
@@ -5181,12 +5400,13 @@
       <w:r>
         <w:rPr>
           <w:rFonts w:asciiTheme="minorHAnsi" w:hAnsiTheme="minorHAnsi" w:cstheme="minorHAnsi"/>
+          <w:noProof/>
           <w:lang w:eastAsia="es-ES_tradnl"/>
         </w:rPr>
         <mc:AlternateContent>
           <mc:Choice Requires="wps">
             <w:drawing>
-              <wp:anchor distT="0" distB="0" distL="114300" distR="114300" simplePos="0" relativeHeight="251656203" behindDoc="0" locked="0" layoutInCell="1" allowOverlap="1" wp14:anchorId="0B134A15" wp14:editId="08AE8CE7">
+              <wp:anchor distT="0" distB="0" distL="114300" distR="114300" simplePos="0" relativeHeight="251655179" behindDoc="0" locked="0" layoutInCell="1" allowOverlap="1" wp14:anchorId="0B134A15" wp14:editId="6A7211DB">
                 <wp:simplePos x="0" y="0"/>
                 <wp:positionH relativeFrom="page">
                   <wp:posOffset>149901</wp:posOffset>
@@ -5195,7 +5415,7 @@
                   <wp:posOffset>182401</wp:posOffset>
                 </wp:positionV>
                 <wp:extent cx="1743075" cy="388620"/>
-                <wp:effectExtent l="0" t="0" r="0" b="0"/>
+                <wp:effectExtent l="0" t="0" r="0" b="4445"/>
                 <wp:wrapNone/>
                 <wp:docPr id="6" name="Cuadro de texto 6"/>
                 <wp:cNvGraphicFramePr/>
@@ -5272,7 +5492,7 @@
           </mc:Choice>
           <mc:Fallback>
             <w:pict>
-              <v:shape w14:anchorId="0B134A15" id="Cuadro de texto 6" o:spid="_x0000_s1039" type="#_x0000_t202" style="position:absolute;margin-left:11.8pt;margin-top:14.35pt;width:137.25pt;height:30.6pt;z-index:251656203;visibility:visible;mso-wrap-style:square;mso-width-percent:0;mso-height-percent:0;mso-wrap-distance-left:9pt;mso-wrap-distance-top:0;mso-wrap-distance-right:9pt;mso-wrap-distance-bottom:0;mso-position-horizontal:absolute;mso-position-horizontal-relative:page;mso-position-vertical:absolute;mso-position-vertical-relative:text;mso-width-percent:0;mso-height-percent:0;mso-width-relative:margin;mso-height-relative:margin;v-text-anchor:top" o:gfxdata="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" filled="f" stroked="f">
+              <v:shape w14:anchorId="0B134A15" id="Cuadro de texto 6" o:spid="_x0000_s1039" type="#_x0000_t202" style="position:absolute;margin-left:11.8pt;margin-top:14.35pt;width:137.25pt;height:30.6pt;z-index:251655179;visibility:visible;mso-wrap-style:square;mso-width-percent:0;mso-height-percent:0;mso-wrap-distance-left:9pt;mso-wrap-distance-top:0;mso-wrap-distance-right:9pt;mso-wrap-distance-bottom:0;mso-position-horizontal:absolute;mso-position-horizontal-relative:page;mso-position-vertical:absolute;mso-position-vertical-relative:text;mso-width-percent:0;mso-height-percent:0;mso-width-relative:margin;mso-height-relative:margin;v-text-anchor:top" o:gfxdata="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" filled="f" stroked="f">
                 <v:textbox>
                   <w:txbxContent>
                     <w:p>
@@ -5310,12 +5530,13 @@
       <w:r>
         <w:rPr>
           <w:rFonts w:asciiTheme="minorHAnsi" w:hAnsiTheme="minorHAnsi" w:cstheme="minorHAnsi"/>
+          <w:noProof/>
           <w:lang w:eastAsia="es-ES_tradnl"/>
         </w:rPr>
         <mc:AlternateContent>
           <mc:Choice Requires="wps">
             <w:drawing>
-              <wp:anchor distT="0" distB="0" distL="114300" distR="114300" simplePos="0" relativeHeight="251656201" behindDoc="0" locked="0" layoutInCell="1" allowOverlap="1" wp14:anchorId="17686F5B" wp14:editId="4D313074">
+              <wp:anchor distT="0" distB="0" distL="114300" distR="114300" simplePos="0" relativeHeight="251655177" behindDoc="0" locked="0" layoutInCell="1" allowOverlap="1" wp14:anchorId="17686F5B" wp14:editId="33CFAE7B">
                 <wp:simplePos x="0" y="0"/>
                 <wp:positionH relativeFrom="page">
                   <wp:posOffset>435935</wp:posOffset>
@@ -5351,7 +5572,7 @@
                         <a:effectLst/>
                         <a:extLst>
                           <a:ext uri="{C572A759-6A51-4108-AA02-DFA0A04FC94B}">
-                            <ma14:wrappingTextBoxFlag xmlns:ma14="http://schemas.microsoft.com/office/mac/drawingml/2011/main" xmlns:w="http://schemas.openxmlformats.org/wordprocessingml/2006/main" xmlns:w10="urn:schemas-microsoft-com:office:word" xmlns:v="urn:schemas-microsoft-com:vml" xmlns:o="urn:schemas-microsoft-com:office:office" xmlns:mv="urn:schemas-microsoft-com:mac:vml" xmlns:mo="http://schemas.microsoft.com/office/mac/office/2008/main" xmlns="" xmlns:arto="http://schemas.microsoft.com/office/word/2006/arto"/>
+                            <ma14:wrappingTextBoxFlag xmlns:arto="http://schemas.microsoft.com/office/word/2006/arto" xmlns="" xmlns:mo="http://schemas.microsoft.com/office/mac/office/2008/main" xmlns:mv="urn:schemas-microsoft-com:mac:vml" xmlns:o="urn:schemas-microsoft-com:office:office" xmlns:v="urn:schemas-microsoft-com:vml" xmlns:w10="urn:schemas-microsoft-com:office:word" xmlns:w="http://schemas.openxmlformats.org/wordprocessingml/2006/main" xmlns:ma14="http://schemas.microsoft.com/office/mac/drawingml/2011/main"/>
                           </a:ext>
                         </a:extLst>
                       </wps:spPr>
@@ -5397,7 +5618,7 @@
           </mc:Choice>
           <mc:Fallback>
             <w:pict>
-              <v:shape w14:anchorId="17686F5B" id="_x0000_s1040" type="#_x0000_t202" style="position:absolute;margin-left:34.35pt;margin-top:23.55pt;width:207.2pt;height:72.85pt;z-index:251656201;visibility:visible;mso-wrap-style:square;mso-width-percent:0;mso-height-percent:0;mso-wrap-distance-left:9pt;mso-wrap-distance-top:0;mso-wrap-distance-right:9pt;mso-wrap-distance-bottom:0;mso-position-horizontal:absolute;mso-position-horizontal-relative:page;mso-position-vertical:absolute;mso-position-vertical-relative:text;mso-width-percent:0;mso-height-percent:0;mso-width-relative:margin;mso-height-relative:margin;v-text-anchor:top" o:gfxdata="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" filled="f" stroked="f">
+              <v:shape w14:anchorId="17686F5B" id="_x0000_s1040" type="#_x0000_t202" style="position:absolute;margin-left:34.35pt;margin-top:23.55pt;width:207.2pt;height:72.85pt;z-index:251655177;visibility:visible;mso-wrap-style:square;mso-width-percent:0;mso-height-percent:0;mso-wrap-distance-left:9pt;mso-wrap-distance-top:0;mso-wrap-distance-right:9pt;mso-wrap-distance-bottom:0;mso-position-horizontal:absolute;mso-position-horizontal-relative:page;mso-position-vertical:absolute;mso-position-vertical-relative:text;mso-width-percent:0;mso-height-percent:0;mso-width-relative:margin;mso-height-relative:margin;v-text-anchor:top" o:gfxdata="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" filled="f" stroked="f">
                 <v:textbox>
                   <w:txbxContent>
                     <w:p>
@@ -5447,12 +5668,13 @@
       <w:r>
         <w:rPr>
           <w:rFonts w:asciiTheme="minorHAnsi" w:hAnsiTheme="minorHAnsi" w:cstheme="minorHAnsi"/>
+          <w:noProof/>
           <w:color w:val="FF0000"/>
         </w:rPr>
         <mc:AlternateContent>
           <mc:Choice Requires="wps">
             <w:drawing>
-              <wp:anchor distT="0" distB="0" distL="114300" distR="114300" simplePos="0" relativeHeight="251658261" behindDoc="0" locked="0" layoutInCell="1" allowOverlap="1" wp14:anchorId="17D7C8F1" wp14:editId="134C57D7">
+              <wp:anchor distT="0" distB="0" distL="114300" distR="114300" simplePos="0" relativeHeight="251657237" behindDoc="0" locked="0" layoutInCell="1" allowOverlap="1" wp14:anchorId="17D7C8F1" wp14:editId="4EFCF533">
                 <wp:simplePos x="0" y="0"/>
                 <wp:positionH relativeFrom="column">
                   <wp:posOffset>2386330</wp:posOffset>
@@ -5521,7 +5743,7 @@
           </mc:Choice>
           <mc:Fallback>
             <w:pict>
-              <v:shape w14:anchorId="17D7C8F1" id="Cuadro de texto 43" o:spid="_x0000_s1041" type="#_x0000_t202" style="position:absolute;margin-left:187.9pt;margin-top:13.35pt;width:311.75pt;height:23pt;z-index:251658261;visibility:visible;mso-wrap-style:square;mso-height-percent:0;mso-wrap-distance-left:9pt;mso-wrap-distance-top:0;mso-wrap-distance-right:9pt;mso-wrap-distance-bottom:0;mso-position-horizontal:absolute;mso-position-horizontal-relative:text;mso-position-vertical:absolute;mso-position-vertical-relative:text;mso-height-percent:0;mso-height-relative:margin;v-text-anchor:top" o:gfxdata="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" filled="f" stroked="f" strokeweight=".5pt">
+              <v:shape w14:anchorId="17D7C8F1" id="Cuadro de texto 43" o:spid="_x0000_s1041" type="#_x0000_t202" style="position:absolute;margin-left:187.9pt;margin-top:13.35pt;width:311.75pt;height:23pt;z-index:251657237;visibility:visible;mso-wrap-style:square;mso-height-percent:0;mso-wrap-distance-left:9pt;mso-wrap-distance-top:0;mso-wrap-distance-right:9pt;mso-wrap-distance-bottom:0;mso-position-horizontal:absolute;mso-position-horizontal-relative:text;mso-position-vertical:absolute;mso-position-vertical-relative:text;mso-height-percent:0;mso-height-relative:margin;v-text-anchor:top" o:gfxdata="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" filled="f" stroked="f" strokeweight=".5pt">
                 <v:textbox>
                   <w:txbxContent>
                     <w:p>
@@ -5566,12 +5788,13 @@
       <w:r>
         <w:rPr>
           <w:rFonts w:asciiTheme="minorHAnsi" w:hAnsiTheme="minorHAnsi" w:cstheme="minorHAnsi"/>
+          <w:noProof/>
           <w:color w:val="FF0000"/>
         </w:rPr>
         <mc:AlternateContent>
           <mc:Choice Requires="wps">
             <w:drawing>
-              <wp:anchor distT="0" distB="0" distL="114300" distR="114300" simplePos="0" relativeHeight="251658262" behindDoc="0" locked="0" layoutInCell="1" allowOverlap="1" wp14:anchorId="7C36D871" wp14:editId="1079387B">
+              <wp:anchor distT="0" distB="0" distL="114300" distR="114300" simplePos="0" relativeHeight="251657238" behindDoc="0" locked="0" layoutInCell="1" allowOverlap="1" wp14:anchorId="7C36D871" wp14:editId="59577420">
                 <wp:simplePos x="0" y="0"/>
                 <wp:positionH relativeFrom="page">
                   <wp:posOffset>3583940</wp:posOffset>
@@ -5701,7 +5924,7 @@
           </mc:Choice>
           <mc:Fallback>
             <w:pict>
-              <v:shape w14:anchorId="7C36D871" id="Cuadro de texto 45" o:spid="_x0000_s1042" type="#_x0000_t202" style="position:absolute;margin-left:282.2pt;margin-top:7.25pt;width:311.75pt;height:21.9pt;z-index:251658262;visibility:visible;mso-wrap-style:square;mso-height-percent:0;mso-wrap-distance-left:9pt;mso-wrap-distance-top:0;mso-wrap-distance-right:9pt;mso-wrap-distance-bottom:0;mso-position-horizontal:absolute;mso-position-horizontal-relative:page;mso-position-vertical:absolute;mso-position-vertical-relative:text;mso-height-percent:0;mso-height-relative:margin;v-text-anchor:top" o:gfxdata="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" filled="f" stroked="f" strokeweight=".5pt">
+              <v:shape w14:anchorId="7C36D871" id="Cuadro de texto 45" o:spid="_x0000_s1042" type="#_x0000_t202" style="position:absolute;margin-left:282.2pt;margin-top:7.25pt;width:311.75pt;height:21.9pt;z-index:251657238;visibility:visible;mso-wrap-style:square;mso-height-percent:0;mso-wrap-distance-left:9pt;mso-wrap-distance-top:0;mso-wrap-distance-right:9pt;mso-wrap-distance-bottom:0;mso-position-horizontal:absolute;mso-position-horizontal-relative:page;mso-position-vertical:absolute;mso-position-vertical-relative:text;mso-height-percent:0;mso-height-relative:margin;v-text-anchor:top" o:gfxdata="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" filled="f" stroked="f" strokeweight=".5pt">
                 <v:textbox>
                   <w:txbxContent>
                     <w:p>
@@ -5794,12 +6017,13 @@
       <w:r>
         <w:rPr>
           <w:rFonts w:asciiTheme="minorHAnsi" w:hAnsiTheme="minorHAnsi" w:cstheme="minorHAnsi"/>
+          <w:noProof/>
           <w:lang w:eastAsia="es-ES_tradnl"/>
         </w:rPr>
         <mc:AlternateContent>
           <mc:Choice Requires="wps">
             <w:drawing>
-              <wp:anchor distT="0" distB="0" distL="114300" distR="114300" simplePos="0" relativeHeight="251656197" behindDoc="0" locked="0" layoutInCell="1" allowOverlap="1" wp14:anchorId="760F5151" wp14:editId="157870F2">
+              <wp:anchor distT="0" distB="0" distL="114300" distR="114300" simplePos="0" relativeHeight="251655173" behindDoc="0" locked="0" layoutInCell="1" allowOverlap="1" wp14:anchorId="760F5151" wp14:editId="375C0716">
                 <wp:simplePos x="0" y="0"/>
                 <wp:positionH relativeFrom="column">
                   <wp:posOffset>-4455795</wp:posOffset>
@@ -5860,7 +6084,7 @@
           </mc:Choice>
           <mc:Fallback>
             <w:pict>
-              <v:shape w14:anchorId="507CDC89" id="AutoShape 218" o:spid="_x0000_s1026" type="#_x0000_t32" style="position:absolute;margin-left:-350.85pt;margin-top:1.95pt;width:11.35pt;height:0;z-index:251656197;visibility:visible;mso-wrap-style:square;mso-width-percent:0;mso-height-percent:0;mso-wrap-distance-left:9pt;mso-wrap-distance-top:0;mso-wrap-distance-right:9pt;mso-wrap-distance-bottom:0;mso-position-horizontal:absolute;mso-position-horizontal-relative:text;mso-position-vertical:absolute;mso-position-vertical-relative:text;mso-width-percent:0;mso-height-percent:0;mso-width-relative:page;mso-height-relative:page" o:gfxdata="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" strokecolor="#00b0f0"/>
+              <v:shape w14:anchorId="7D44C47F" id="AutoShape 218" o:spid="_x0000_s1026" type="#_x0000_t32" style="position:absolute;margin-left:-350.85pt;margin-top:1.95pt;width:11.35pt;height:0;z-index:251655173;visibility:visible;mso-wrap-style:square;mso-width-percent:0;mso-height-percent:0;mso-wrap-distance-left:9pt;mso-wrap-distance-top:0;mso-wrap-distance-right:9pt;mso-wrap-distance-bottom:0;mso-position-horizontal:absolute;mso-position-horizontal-relative:text;mso-position-vertical:absolute;mso-position-vertical-relative:text;mso-width-percent:0;mso-height-percent:0;mso-width-relative:page;mso-height-relative:page" o:gfxdata="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" strokecolor="#00b0f0"/>
             </w:pict>
           </mc:Fallback>
         </mc:AlternateContent>
@@ -5875,11 +6099,12 @@
       <w:r>
         <w:rPr>
           <w:rFonts w:asciiTheme="minorHAnsi" w:hAnsiTheme="minorHAnsi" w:cstheme="minorHAnsi"/>
+          <w:noProof/>
         </w:rPr>
         <mc:AlternateContent>
           <mc:Choice Requires="wps">
             <w:drawing>
-              <wp:anchor distT="0" distB="0" distL="114300" distR="114300" simplePos="0" relativeHeight="251658276" behindDoc="0" locked="0" layoutInCell="1" allowOverlap="1" wp14:anchorId="6071A0FC" wp14:editId="36CB6375">
+              <wp:anchor distT="0" distB="0" distL="114300" distR="114300" simplePos="0" relativeHeight="251657252" behindDoc="0" locked="0" layoutInCell="1" allowOverlap="1" wp14:anchorId="6071A0FC" wp14:editId="1EDA3D3A">
                 <wp:simplePos x="0" y="0"/>
                 <wp:positionH relativeFrom="page">
                   <wp:posOffset>149860</wp:posOffset>
@@ -5965,7 +6190,7 @@
           </mc:Choice>
           <mc:Fallback>
             <w:pict>
-              <v:shape w14:anchorId="6071A0FC" id="Cuadro de texto 84" o:spid="_x0000_s1043" type="#_x0000_t202" style="position:absolute;margin-left:11.8pt;margin-top:20.95pt;width:188.9pt;height:30.75pt;z-index:251658276;visibility:visible;mso-wrap-style:square;mso-width-percent:0;mso-height-percent:0;mso-wrap-distance-left:9pt;mso-wrap-distance-top:0;mso-wrap-distance-right:9pt;mso-wrap-distance-bottom:0;mso-position-horizontal:absolute;mso-position-horizontal-relative:page;mso-position-vertical:absolute;mso-position-vertical-relative:text;mso-width-percent:0;mso-height-percent:0;mso-width-relative:margin;mso-height-relative:margin;v-text-anchor:top" o:gfxdata="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" filled="f" stroked="f">
+              <v:shape w14:anchorId="6071A0FC" id="Cuadro de texto 84" o:spid="_x0000_s1043" type="#_x0000_t202" style="position:absolute;margin-left:11.8pt;margin-top:20.95pt;width:188.9pt;height:30.75pt;z-index:251657252;visibility:visible;mso-wrap-style:square;mso-width-percent:0;mso-height-percent:0;mso-wrap-distance-left:9pt;mso-wrap-distance-top:0;mso-wrap-distance-right:9pt;mso-wrap-distance-bottom:0;mso-position-horizontal:absolute;mso-position-horizontal-relative:page;mso-position-vertical:absolute;mso-position-vertical-relative:text;mso-width-percent:0;mso-height-percent:0;mso-width-relative:margin;mso-height-relative:margin;v-text-anchor:top" o:gfxdata="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" filled="f" stroked="f">
                 <v:textbox>
                   <w:txbxContent>
                     <w:p>
@@ -5996,11 +6221,12 @@
       <w:r>
         <w:rPr>
           <w:rFonts w:asciiTheme="minorHAnsi" w:hAnsiTheme="minorHAnsi" w:cstheme="minorHAnsi"/>
+          <w:noProof/>
         </w:rPr>
         <mc:AlternateContent>
           <mc:Choice Requires="wps">
             <w:drawing>
-              <wp:anchor distT="0" distB="0" distL="114300" distR="114300" simplePos="0" relativeHeight="251658263" behindDoc="0" locked="0" layoutInCell="1" allowOverlap="1" wp14:anchorId="118AEAB6" wp14:editId="195EDB84">
+              <wp:anchor distT="0" distB="0" distL="114300" distR="114300" simplePos="0" relativeHeight="251657239" behindDoc="0" locked="0" layoutInCell="1" allowOverlap="1" wp14:anchorId="118AEAB6" wp14:editId="0B0EDE39">
                 <wp:simplePos x="0" y="0"/>
                 <wp:positionH relativeFrom="page">
                   <wp:posOffset>3490595</wp:posOffset>
@@ -6099,7 +6325,7 @@
                                 <w:szCs w:val="22"/>
                               </w:rPr>
                             </w:pPr>
-                            <w:hyperlink r:id="rId21" w:anchor="badges-section" w:history="1">
+                            <w:hyperlink r:id="rId26" w:anchor="badges-section" w:history="1">
                               <w:r>
                                 <w:rPr>
                                   <w:rStyle w:val="Hyperlink"/>
@@ -6164,7 +6390,7 @@
           </mc:Choice>
           <mc:Fallback>
             <w:pict>
-              <v:shape w14:anchorId="118AEAB6" id="Cuadro de texto 46" o:spid="_x0000_s1044" type="#_x0000_t202" style="position:absolute;margin-left:274.85pt;margin-top:9.75pt;width:321pt;height:60.7pt;z-index:251658263;visibility:visible;mso-wrap-style:square;mso-width-percent:0;mso-height-percent:0;mso-wrap-distance-left:9pt;mso-wrap-distance-top:0;mso-wrap-distance-right:9pt;mso-wrap-distance-bottom:0;mso-position-horizontal:absolute;mso-position-horizontal-relative:page;mso-position-vertical:absolute;mso-position-vertical-relative:text;mso-width-percent:0;mso-height-percent:0;mso-width-relative:margin;mso-height-relative:margin;v-text-anchor:top" o:gfxdata="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" filled="f" stroked="f" strokeweight=".5pt">
+              <v:shape w14:anchorId="118AEAB6" id="Cuadro de texto 46" o:spid="_x0000_s1044" type="#_x0000_t202" style="position:absolute;margin-left:274.85pt;margin-top:9.75pt;width:321pt;height:60.7pt;z-index:251657239;visibility:visible;mso-wrap-style:square;mso-width-percent:0;mso-height-percent:0;mso-wrap-distance-left:9pt;mso-wrap-distance-top:0;mso-wrap-distance-right:9pt;mso-wrap-distance-bottom:0;mso-position-horizontal:absolute;mso-position-horizontal-relative:page;mso-position-vertical:absolute;mso-position-vertical-relative:text;mso-width-percent:0;mso-height-percent:0;mso-width-relative:margin;mso-height-relative:margin;v-text-anchor:top" o:gfxdata="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" filled="f" stroked="f" strokeweight=".5pt">
                 <v:textbox>
                   <w:txbxContent>
                     <w:p>
@@ -6234,7 +6460,7 @@
                           <w:szCs w:val="22"/>
                         </w:rPr>
                       </w:pPr>
-                      <w:hyperlink r:id="rId22" w:anchor="badges-section" w:history="1">
+                      <w:hyperlink r:id="rId27" w:anchor="badges-section" w:history="1">
                         <w:r>
                           <w:rPr>
                             <w:rStyle w:val="Hyperlink"/>
@@ -6306,11 +6532,12 @@
       <w:r>
         <w:rPr>
           <w:rFonts w:asciiTheme="minorHAnsi" w:hAnsiTheme="minorHAnsi" w:cstheme="minorHAnsi"/>
+          <w:noProof/>
         </w:rPr>
         <mc:AlternateContent>
           <mc:Choice Requires="wps">
             <w:drawing>
-              <wp:anchor distT="0" distB="0" distL="114300" distR="114300" simplePos="0" relativeHeight="251658275" behindDoc="0" locked="0" layoutInCell="1" allowOverlap="1" wp14:anchorId="0458C1FA" wp14:editId="5C51D507">
+              <wp:anchor distT="0" distB="0" distL="114300" distR="114300" simplePos="0" relativeHeight="251657251" behindDoc="0" locked="0" layoutInCell="1" allowOverlap="1" wp14:anchorId="0458C1FA" wp14:editId="5A703CD2">
                 <wp:simplePos x="0" y="0"/>
                 <wp:positionH relativeFrom="leftMargin">
                   <wp:posOffset>488153</wp:posOffset>
@@ -6346,7 +6573,7 @@
                         <a:effectLst/>
                         <a:extLst>
                           <a:ext uri="{C572A759-6A51-4108-AA02-DFA0A04FC94B}">
-                            <ma14:wrappingTextBoxFlag xmlns:ma14="http://schemas.microsoft.com/office/mac/drawingml/2011/main" xmlns:w="http://schemas.openxmlformats.org/wordprocessingml/2006/main" xmlns:w10="urn:schemas-microsoft-com:office:word" xmlns:v="urn:schemas-microsoft-com:vml" xmlns:o="urn:schemas-microsoft-com:office:office" xmlns:mv="urn:schemas-microsoft-com:mac:vml" xmlns:mo="http://schemas.microsoft.com/office/mac/office/2008/main" xmlns="" xmlns:arto="http://schemas.microsoft.com/office/word/2006/arto"/>
+                            <ma14:wrappingTextBoxFlag xmlns:arto="http://schemas.microsoft.com/office/word/2006/arto" xmlns="" xmlns:mo="http://schemas.microsoft.com/office/mac/office/2008/main" xmlns:mv="urn:schemas-microsoft-com:mac:vml" xmlns:o="urn:schemas-microsoft-com:office:office" xmlns:v="urn:schemas-microsoft-com:vml" xmlns:w10="urn:schemas-microsoft-com:office:word" xmlns:w="http://schemas.openxmlformats.org/wordprocessingml/2006/main" xmlns:ma14="http://schemas.microsoft.com/office/mac/drawingml/2011/main"/>
                           </a:ext>
                         </a:extLst>
                       </wps:spPr>
@@ -6515,7 +6742,7 @@
           </mc:Choice>
           <mc:Fallback>
             <w:pict>
-              <v:shape w14:anchorId="0458C1FA" id="_x0000_s1045" type="#_x0000_t202" style="position:absolute;margin-left:38.45pt;margin-top:22.15pt;width:133.5pt;height:57.75pt;z-index:251658275;visibility:visible;mso-wrap-style:square;mso-width-percent:0;mso-height-percent:0;mso-wrap-distance-left:9pt;mso-wrap-distance-top:0;mso-wrap-distance-right:9pt;mso-wrap-distance-bottom:0;mso-position-horizontal:absolute;mso-position-horizontal-relative:left-margin-area;mso-position-vertical:absolute;mso-position-vertical-relative:text;mso-width-percent:0;mso-height-percent:0;mso-width-relative:margin;mso-height-relative:margin;v-text-anchor:top" o:gfxdata="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" filled="f" stroked="f">
+              <v:shape w14:anchorId="0458C1FA" id="_x0000_s1045" type="#_x0000_t202" style="position:absolute;margin-left:38.45pt;margin-top:22.15pt;width:133.5pt;height:57.75pt;z-index:251657251;visibility:visible;mso-wrap-style:square;mso-width-percent:0;mso-height-percent:0;mso-wrap-distance-left:9pt;mso-wrap-distance-top:0;mso-wrap-distance-right:9pt;mso-wrap-distance-bottom:0;mso-position-horizontal:absolute;mso-position-horizontal-relative:left-margin-area;mso-position-vertical:absolute;mso-position-vertical-relative:text;mso-width-percent:0;mso-height-percent:0;mso-width-relative:margin;mso-height-relative:margin;v-text-anchor:top" o:gfxdata="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" filled="f" stroked="f">
                 <v:textbox>
                   <w:txbxContent>
                     <w:p>
@@ -6678,18 +6905,1713 @@
       <w:r>
         <w:rPr>
           <w:rFonts w:asciiTheme="minorHAnsi" w:hAnsiTheme="minorHAnsi" w:cstheme="minorHAnsi"/>
+          <w:noProof/>
+        </w:rPr>
+        <mc:AlternateContent>
+          <mc:Choice Requires="wps">
+            <w:drawing>
+              <wp:anchor distT="0" distB="0" distL="114300" distR="114300" simplePos="0" relativeHeight="251679830" behindDoc="0" locked="0" layoutInCell="1" allowOverlap="1" wp14:anchorId="41E228F5" wp14:editId="2EA38A7A">
+                <wp:simplePos x="0" y="0"/>
+                <wp:positionH relativeFrom="page">
+                  <wp:posOffset>3571240</wp:posOffset>
+                </wp:positionH>
+                <wp:positionV relativeFrom="paragraph">
+                  <wp:posOffset>1455420</wp:posOffset>
+                </wp:positionV>
+                <wp:extent cx="3959225" cy="304800"/>
+                <wp:effectExtent l="0" t="0" r="0" b="0"/>
+                <wp:wrapNone/>
+                <wp:docPr id="1413428187" name="Cuadro de texto 67"/>
+                <wp:cNvGraphicFramePr/>
+                <a:graphic xmlns:a="http://schemas.openxmlformats.org/drawingml/2006/main">
+                  <a:graphicData uri="http://schemas.microsoft.com/office/word/2010/wordprocessingShape">
+                    <wps:wsp>
+                      <wps:cNvSpPr txBox="1"/>
+                      <wps:spPr>
+                        <a:xfrm>
+                          <a:off x="0" y="0"/>
+                          <a:ext cx="3959225" cy="304800"/>
+                        </a:xfrm>
+                        <a:prstGeom prst="rect">
+                          <a:avLst/>
+                        </a:prstGeom>
+                        <a:noFill/>
+                        <a:ln w="6350">
+                          <a:noFill/>
+                        </a:ln>
+                      </wps:spPr>
+                      <wps:txbx>
+                        <w:txbxContent>
+                          <w:p>
+                            <w:pPr>
+                              <w:rPr>
+                                <w:rFonts w:ascii="Arial" w:hAnsi="Arial" w:cs="Arial"/>
+                                <w:b/>
+                                <w:color w:val="000000"/>
+                              </w:rPr>
+                            </w:pPr>
+                            <w:r>
+                              <w:rPr>
+                                <w:rFonts w:ascii="Arial" w:hAnsi="Arial" w:cs="Arial"/>
+                                <w:b/>
+                                <w:color w:val="000000"/>
+                              </w:rPr>
+                              <w:t xml:space="preserve">ZEVABA, </w:t>
+                            </w:r>
+                            <w:hyperlink r:id="rId28" w:history="1">
+                              <w:r>
+                                <w:rPr>
+                                  <w:rStyle w:val="Hyperlink"/>
+                                  <w:rFonts w:ascii="Arial" w:hAnsi="Arial" w:cs="Arial"/>
+                                  <w:b/>
+                                </w:rPr>
+                                <w:t>ZEVABA.com</w:t>
+                              </w:r>
+                            </w:hyperlink>
+                            <w:r>
+                              <w:rPr>
+                                <w:rFonts w:ascii="Arial" w:hAnsi="Arial" w:cs="Arial"/>
+                                <w:bCs/>
+                                <w:color w:val="7F7F7F" w:themeColor="text1" w:themeTint="80"/>
+                                <w:sz w:val="20"/>
+                                <w:szCs w:val="20"/>
+                              </w:rPr>
+                              <w:t xml:space="preserve"> </w:t>
+                            </w:r>
+                            <w:r>
+                              <w:rPr>
+                                <w:rFonts w:ascii="Arial" w:hAnsi="Arial" w:cs="Arial"/>
+                                <w:bCs/>
+                                <w:color w:val="7F7F7F" w:themeColor="text1" w:themeTint="80"/>
+                                <w:sz w:val="20"/>
+                                <w:szCs w:val="20"/>
+                              </w:rPr>
+                              <w:t>| 202</w:t>
+                            </w:r>
+                            <w:r>
+                              <w:rPr>
+                                <w:rFonts w:ascii="Arial" w:hAnsi="Arial" w:cs="Arial"/>
+                                <w:bCs/>
+                                <w:color w:val="7F7F7F" w:themeColor="text1" w:themeTint="80"/>
+                                <w:sz w:val="20"/>
+                                <w:szCs w:val="20"/>
+                              </w:rPr>
+                              <w:t>6</w:t>
+                            </w:r>
+                          </w:p>
+                          <w:p>
+                            <w:pPr>
+                              <w:rPr>
+                                <w:sz w:val="28"/>
+                                <w:szCs w:val="28"/>
+                              </w:rPr>
+                            </w:pPr>
+                          </w:p>
+                        </w:txbxContent>
+                      </wps:txbx>
+                      <wps:bodyPr rot="0" spcFirstLastPara="0" vertOverflow="overflow" horzOverflow="overflow" vert="horz" wrap="square" lIns="91440" tIns="45720" rIns="91440" bIns="45720" numCol="1" spcCol="0" rtlCol="0" fromWordArt="0" anchor="t" anchorCtr="0" forceAA="0" compatLnSpc="1">
+                        <a:prstTxWarp prst="textNoShape">
+                          <a:avLst/>
+                        </a:prstTxWarp>
+                        <a:noAutofit/>
+                      </wps:bodyPr>
+                    </wps:wsp>
+                  </a:graphicData>
+                </a:graphic>
+                <wp14:sizeRelV relativeFrom="margin">
+                  <wp14:pctHeight>0</wp14:pctHeight>
+                </wp14:sizeRelV>
+              </wp:anchor>
+            </w:drawing>
+          </mc:Choice>
+          <mc:Fallback>
+            <w:pict>
+              <v:shape w14:anchorId="41E228F5" id="Cuadro de texto 67" o:spid="_x0000_s1046" type="#_x0000_t202" style="position:absolute;left:0;text-align:left;margin-left:281.2pt;margin-top:114.6pt;width:311.75pt;height:24pt;z-index:251679830;visibility:visible;mso-wrap-style:square;mso-height-percent:0;mso-wrap-distance-left:9pt;mso-wrap-distance-top:0;mso-wrap-distance-right:9pt;mso-wrap-distance-bottom:0;mso-position-horizontal:absolute;mso-position-horizontal-relative:page;mso-position-vertical:absolute;mso-position-vertical-relative:text;mso-height-percent:0;mso-height-relative:margin;v-text-anchor:top" o:gfxdata="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" filled="f" stroked="f" strokeweight=".5pt">
+                <v:textbox>
+                  <w:txbxContent>
+                    <w:p>
+                      <w:pPr>
+                        <w:rPr>
+                          <w:rFonts w:ascii="Arial" w:hAnsi="Arial" w:cs="Arial"/>
+                          <w:b/>
+                          <w:color w:val="000000"/>
+                        </w:rPr>
+                      </w:pPr>
+                      <w:r>
+                        <w:rPr>
+                          <w:rFonts w:ascii="Arial" w:hAnsi="Arial" w:cs="Arial"/>
+                          <w:b/>
+                          <w:color w:val="000000"/>
+                        </w:rPr>
+                        <w:t xml:space="preserve">ZEVABA, </w:t>
+                      </w:r>
+                      <w:hyperlink r:id="rId29" w:history="1">
+                        <w:r>
+                          <w:rPr>
+                            <w:rStyle w:val="Hyperlink"/>
+                            <w:rFonts w:ascii="Arial" w:hAnsi="Arial" w:cs="Arial"/>
+                            <w:b/>
+                          </w:rPr>
+                          <w:t>ZEVABA.com</w:t>
+                        </w:r>
+                      </w:hyperlink>
+                      <w:r>
+                        <w:rPr>
+                          <w:rFonts w:ascii="Arial" w:hAnsi="Arial" w:cs="Arial"/>
+                          <w:bCs/>
+                          <w:color w:val="7F7F7F" w:themeColor="text1" w:themeTint="80"/>
+                          <w:sz w:val="20"/>
+                          <w:szCs w:val="20"/>
+                        </w:rPr>
+                        <w:t xml:space="preserve"> </w:t>
+                      </w:r>
+                      <w:r>
+                        <w:rPr>
+                          <w:rFonts w:ascii="Arial" w:hAnsi="Arial" w:cs="Arial"/>
+                          <w:bCs/>
+                          <w:color w:val="7F7F7F" w:themeColor="text1" w:themeTint="80"/>
+                          <w:sz w:val="20"/>
+                          <w:szCs w:val="20"/>
+                        </w:rPr>
+                        <w:t>| 202</w:t>
+                      </w:r>
+                      <w:r>
+                        <w:rPr>
+                          <w:rFonts w:ascii="Arial" w:hAnsi="Arial" w:cs="Arial"/>
+                          <w:bCs/>
+                          <w:color w:val="7F7F7F" w:themeColor="text1" w:themeTint="80"/>
+                          <w:sz w:val="20"/>
+                          <w:szCs w:val="20"/>
+                        </w:rPr>
+                        <w:t>6</w:t>
+                      </w:r>
+                    </w:p>
+                    <w:p>
+                      <w:pPr>
+                        <w:rPr>
+                          <w:sz w:val="28"/>
+                          <w:szCs w:val="28"/>
+                        </w:rPr>
+                      </w:pPr>
+                    </w:p>
+                  </w:txbxContent>
+                </v:textbox>
+                <w10:wrap anchorx="page"/>
+              </v:shape>
+            </w:pict>
+          </mc:Fallback>
+        </mc:AlternateContent>
+      </w:r>
+      <w:r>
+        <w:rPr>
+          <w:rFonts w:asciiTheme="minorHAnsi" w:hAnsiTheme="minorHAnsi" w:cstheme="minorHAnsi"/>
+          <w:noProof/>
+        </w:rPr>
+        <mc:AlternateContent>
+          <mc:Choice Requires="wps">
+            <w:drawing>
+              <wp:anchor distT="0" distB="0" distL="114300" distR="114300" simplePos="0" relativeHeight="251657250" behindDoc="0" locked="0" layoutInCell="1" allowOverlap="1" wp14:anchorId="53553465" wp14:editId="0946CE5E">
+                <wp:simplePos x="0" y="0"/>
+                <wp:positionH relativeFrom="page">
+                  <wp:posOffset>3430905</wp:posOffset>
+                </wp:positionH>
+                <wp:positionV relativeFrom="paragraph">
+                  <wp:posOffset>2445081</wp:posOffset>
+                </wp:positionV>
+                <wp:extent cx="4125595" cy="295275"/>
+                <wp:effectExtent l="0" t="0" r="0" b="0"/>
+                <wp:wrapNone/>
+                <wp:docPr id="80" name="Cuadro de texto 80"/>
+                <wp:cNvGraphicFramePr/>
+                <a:graphic xmlns:a="http://schemas.openxmlformats.org/drawingml/2006/main">
+                  <a:graphicData uri="http://schemas.microsoft.com/office/word/2010/wordprocessingShape">
+                    <wps:wsp>
+                      <wps:cNvSpPr txBox="1"/>
+                      <wps:spPr>
+                        <a:xfrm>
+                          <a:off x="0" y="0"/>
+                          <a:ext cx="4125595" cy="295275"/>
+                        </a:xfrm>
+                        <a:prstGeom prst="rect">
+                          <a:avLst/>
+                        </a:prstGeom>
+                        <a:noFill/>
+                        <a:ln w="6350">
+                          <a:noFill/>
+                        </a:ln>
+                      </wps:spPr>
+                      <wps:txbx>
+                        <w:txbxContent>
+                          <w:p>
+                            <w:r>
+                              <w:rPr>
+                                <w:rFonts w:ascii="Arial" w:hAnsi="Arial" w:cs="Arial"/>
+                                <w:b/>
+                                <w:color w:val="000000"/>
+                              </w:rPr>
+                              <w:t>STAGE – SECRÉTARIAT CHARGÉ DES DOCUMENTS numériques</w:t>
+                            </w:r>
+                          </w:p>
+                        </w:txbxContent>
+                      </wps:txbx>
+                      <wps:bodyPr rot="0" spcFirstLastPara="0" vertOverflow="overflow" horzOverflow="overflow" vert="horz" wrap="square" lIns="91440" tIns="45720" rIns="91440" bIns="45720" numCol="1" spcCol="0" rtlCol="0" fromWordArt="0" anchor="t" anchorCtr="0" forceAA="0" compatLnSpc="1">
+                        <a:prstTxWarp prst="textNoShape">
+                          <a:avLst/>
+                        </a:prstTxWarp>
+                        <a:noAutofit/>
+                      </wps:bodyPr>
+                    </wps:wsp>
+                  </a:graphicData>
+                </a:graphic>
+                <wp14:sizeRelH relativeFrom="margin">
+                  <wp14:pctWidth>0</wp14:pctWidth>
+                </wp14:sizeRelH>
+                <wp14:sizeRelV relativeFrom="margin">
+                  <wp14:pctHeight>0</wp14:pctHeight>
+                </wp14:sizeRelV>
+              </wp:anchor>
+            </w:drawing>
+          </mc:Choice>
+          <mc:Fallback>
+            <w:pict>
+              <v:shape w14:anchorId="53553465" id="Cuadro de texto 80" o:spid="_x0000_s1047" type="#_x0000_t202" style="position:absolute;left:0;text-align:left;margin-left:270.15pt;margin-top:192.55pt;width:324.85pt;height:23.25pt;z-index:251657250;visibility:visible;mso-wrap-style:square;mso-width-percent:0;mso-height-percent:0;mso-wrap-distance-left:9pt;mso-wrap-distance-top:0;mso-wrap-distance-right:9pt;mso-wrap-distance-bottom:0;mso-position-horizontal:absolute;mso-position-horizontal-relative:page;mso-position-vertical:absolute;mso-position-vertical-relative:text;mso-width-percent:0;mso-height-percent:0;mso-width-relative:margin;mso-height-relative:margin;v-text-anchor:top" o:gfxdata="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" filled="f" stroked="f" strokeweight=".5pt">
+                <v:textbox>
+                  <w:txbxContent>
+                    <w:p>
+                      <w:r>
+                        <w:rPr>
+                          <w:rFonts w:ascii="Arial" w:hAnsi="Arial" w:cs="Arial"/>
+                          <w:b/>
+                          <w:color w:val="000000"/>
+                        </w:rPr>
+                        <w:t>STAGE – SECRÉTARIAT CHARGÉ DES DOCUMENTS numériques</w:t>
+                      </w:r>
+                    </w:p>
+                  </w:txbxContent>
+                </v:textbox>
+                <w10:wrap anchorx="page"/>
+              </v:shape>
+            </w:pict>
+          </mc:Fallback>
+        </mc:AlternateContent>
+      </w:r>
+      <w:r>
+        <w:rPr>
+          <w:rFonts w:asciiTheme="minorHAnsi" w:hAnsiTheme="minorHAnsi" w:cstheme="minorHAnsi"/>
+          <w:noProof/>
+        </w:rPr>
+        <mc:AlternateContent>
+          <mc:Choice Requires="wps">
+            <w:drawing>
+              <wp:anchor distT="0" distB="0" distL="114300" distR="114300" simplePos="0" relativeHeight="251657248" behindDoc="0" locked="0" layoutInCell="1" allowOverlap="1" wp14:anchorId="2B08AF6B" wp14:editId="680195FC">
+                <wp:simplePos x="0" y="0"/>
+                <wp:positionH relativeFrom="column">
+                  <wp:posOffset>2512695</wp:posOffset>
+                </wp:positionH>
+                <wp:positionV relativeFrom="paragraph">
+                  <wp:posOffset>2688286</wp:posOffset>
+                </wp:positionV>
+                <wp:extent cx="3959225" cy="271780"/>
+                <wp:effectExtent l="0" t="0" r="0" b="0"/>
+                <wp:wrapNone/>
+                <wp:docPr id="77" name="Cuadro de texto 77"/>
+                <wp:cNvGraphicFramePr/>
+                <a:graphic xmlns:a="http://schemas.openxmlformats.org/drawingml/2006/main">
+                  <a:graphicData uri="http://schemas.microsoft.com/office/word/2010/wordprocessingShape">
+                    <wps:wsp>
+                      <wps:cNvSpPr txBox="1"/>
+                      <wps:spPr>
+                        <a:xfrm>
+                          <a:off x="0" y="0"/>
+                          <a:ext cx="3959225" cy="271780"/>
+                        </a:xfrm>
+                        <a:prstGeom prst="rect">
+                          <a:avLst/>
+                        </a:prstGeom>
+                        <a:noFill/>
+                        <a:ln w="6350">
+                          <a:noFill/>
+                        </a:ln>
+                      </wps:spPr>
+                      <wps:txbx>
+                        <w:txbxContent>
+                          <w:p>
+                            <w:pPr>
+                              <w:rPr>
+                                <w:rFonts w:ascii="Arial" w:hAnsi="Arial" w:cs="Arial"/>
+                                <w:b/>
+                                <w:color w:val="000000"/>
+                                <w:sz w:val="28"/>
+                                <w:szCs w:val="28"/>
+                              </w:rPr>
+                            </w:pPr>
+                            <w:r>
+                              <w:rPr>
+                                <w:rFonts w:ascii="Arial" w:hAnsi="Arial" w:cs="Arial"/>
+                                <w:b/>
+                                <w:bCs/>
+                                <w:sz w:val="22"/>
+                                <w:szCs w:val="22"/>
+                              </w:rPr>
+                              <w:t xml:space="preserve">Sous-préfecture de Kousseri </w:t>
+                            </w:r>
+                            <w:r>
+                              <w:rPr>
+                                <w:rFonts w:ascii="Arial" w:hAnsi="Arial" w:cs="Arial"/>
+                                <w:bCs/>
+                                <w:color w:val="7F7F7F" w:themeColor="text1" w:themeTint="80"/>
+                                <w:sz w:val="22"/>
+                                <w:szCs w:val="22"/>
+                              </w:rPr>
+                              <w:t xml:space="preserve">| </w:t>
+                            </w:r>
+                            <w:r>
+                              <w:rPr>
+                                <w:rFonts w:ascii="Arial" w:hAnsi="Arial" w:cs="Arial"/>
+                                <w:bCs/>
+                                <w:color w:val="7F7F7F" w:themeColor="text1" w:themeTint="80"/>
+                                <w:sz w:val="22"/>
+                                <w:szCs w:val="22"/>
+                              </w:rPr>
+                              <w:t xml:space="preserve">septembre - </w:t>
+                            </w:r>
+                            <w:r>
+                              <w:rPr>
+                                <w:rFonts w:ascii="Arial" w:hAnsi="Arial" w:cs="Arial"/>
+                                <w:bCs/>
+                                <w:color w:val="7F7F7F" w:themeColor="text1" w:themeTint="80"/>
+                                <w:sz w:val="22"/>
+                                <w:szCs w:val="22"/>
+                              </w:rPr>
+                              <w:t>octobre 202</w:t>
+                            </w:r>
+                            <w:r>
+                              <w:rPr>
+                                <w:rFonts w:ascii="Arial" w:hAnsi="Arial" w:cs="Arial"/>
+                                <w:bCs/>
+                                <w:color w:val="7F7F7F" w:themeColor="text1" w:themeTint="80"/>
+                                <w:sz w:val="22"/>
+                                <w:szCs w:val="22"/>
+                              </w:rPr>
+                              <w:t>5</w:t>
+                            </w:r>
+                          </w:p>
+                          <w:p>
+                            <w:pPr>
+                              <w:rPr>
+                                <w:sz w:val="28"/>
+                                <w:szCs w:val="28"/>
+                              </w:rPr>
+                            </w:pPr>
+                          </w:p>
+                        </w:txbxContent>
+                      </wps:txbx>
+                      <wps:bodyPr rot="0" spcFirstLastPara="0" vertOverflow="overflow" horzOverflow="overflow" vert="horz" wrap="square" lIns="91440" tIns="45720" rIns="91440" bIns="45720" numCol="1" spcCol="0" rtlCol="0" fromWordArt="0" anchor="t" anchorCtr="0" forceAA="0" compatLnSpc="1">
+                        <a:prstTxWarp prst="textNoShape">
+                          <a:avLst/>
+                        </a:prstTxWarp>
+                        <a:noAutofit/>
+                      </wps:bodyPr>
+                    </wps:wsp>
+                  </a:graphicData>
+                </a:graphic>
+                <wp14:sizeRelV relativeFrom="margin">
+                  <wp14:pctHeight>0</wp14:pctHeight>
+                </wp14:sizeRelV>
+              </wp:anchor>
+            </w:drawing>
+          </mc:Choice>
+          <mc:Fallback>
+            <w:pict>
+              <v:shape w14:anchorId="2B08AF6B" id="Cuadro de texto 77" o:spid="_x0000_s1048" type="#_x0000_t202" style="position:absolute;left:0;text-align:left;margin-left:197.85pt;margin-top:211.7pt;width:311.75pt;height:21.4pt;z-index:251657248;visibility:visible;mso-wrap-style:square;mso-height-percent:0;mso-wrap-distance-left:9pt;mso-wrap-distance-top:0;mso-wrap-distance-right:9pt;mso-wrap-distance-bottom:0;mso-position-horizontal:absolute;mso-position-horizontal-relative:text;mso-position-vertical:absolute;mso-position-vertical-relative:text;mso-height-percent:0;mso-height-relative:margin;v-text-anchor:top" o:gfxdata="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" filled="f" stroked="f" strokeweight=".5pt">
+                <v:textbox>
+                  <w:txbxContent>
+                    <w:p>
+                      <w:pPr>
+                        <w:rPr>
+                          <w:rFonts w:ascii="Arial" w:hAnsi="Arial" w:cs="Arial"/>
+                          <w:b/>
+                          <w:color w:val="000000"/>
+                          <w:sz w:val="28"/>
+                          <w:szCs w:val="28"/>
+                        </w:rPr>
+                      </w:pPr>
+                      <w:r>
+                        <w:rPr>
+                          <w:rFonts w:ascii="Arial" w:hAnsi="Arial" w:cs="Arial"/>
+                          <w:b/>
+                          <w:bCs/>
+                          <w:sz w:val="22"/>
+                          <w:szCs w:val="22"/>
+                        </w:rPr>
+                        <w:t xml:space="preserve">Sous-préfecture de Kousseri </w:t>
+                      </w:r>
+                      <w:r>
+                        <w:rPr>
+                          <w:rFonts w:ascii="Arial" w:hAnsi="Arial" w:cs="Arial"/>
+                          <w:bCs/>
+                          <w:color w:val="7F7F7F" w:themeColor="text1" w:themeTint="80"/>
+                          <w:sz w:val="22"/>
+                          <w:szCs w:val="22"/>
+                        </w:rPr>
+                        <w:t xml:space="preserve">| </w:t>
+                      </w:r>
+                      <w:r>
+                        <w:rPr>
+                          <w:rFonts w:ascii="Arial" w:hAnsi="Arial" w:cs="Arial"/>
+                          <w:bCs/>
+                          <w:color w:val="7F7F7F" w:themeColor="text1" w:themeTint="80"/>
+                          <w:sz w:val="22"/>
+                          <w:szCs w:val="22"/>
+                        </w:rPr>
+                        <w:t xml:space="preserve">septembre - </w:t>
+                      </w:r>
+                      <w:r>
+                        <w:rPr>
+                          <w:rFonts w:ascii="Arial" w:hAnsi="Arial" w:cs="Arial"/>
+                          <w:bCs/>
+                          <w:color w:val="7F7F7F" w:themeColor="text1" w:themeTint="80"/>
+                          <w:sz w:val="22"/>
+                          <w:szCs w:val="22"/>
+                        </w:rPr>
+                        <w:t>octobre 202</w:t>
+                      </w:r>
+                      <w:r>
+                        <w:rPr>
+                          <w:rFonts w:ascii="Arial" w:hAnsi="Arial" w:cs="Arial"/>
+                          <w:bCs/>
+                          <w:color w:val="7F7F7F" w:themeColor="text1" w:themeTint="80"/>
+                          <w:sz w:val="22"/>
+                          <w:szCs w:val="22"/>
+                        </w:rPr>
+                        <w:t>5</w:t>
+                      </w:r>
+                    </w:p>
+                    <w:p>
+                      <w:pPr>
+                        <w:rPr>
+                          <w:sz w:val="28"/>
+                          <w:szCs w:val="28"/>
+                        </w:rPr>
+                      </w:pPr>
+                    </w:p>
+                  </w:txbxContent>
+                </v:textbox>
+              </v:shape>
+            </w:pict>
+          </mc:Fallback>
+        </mc:AlternateContent>
+      </w:r>
+      <w:r>
+        <w:rPr>
+          <w:rFonts w:asciiTheme="minorHAnsi" w:hAnsiTheme="minorHAnsi" w:cstheme="minorHAnsi"/>
+          <w:noProof/>
+        </w:rPr>
+        <mc:AlternateContent>
+          <mc:Choice Requires="wps">
+            <w:drawing>
+              <wp:anchor distT="0" distB="0" distL="114300" distR="114300" simplePos="0" relativeHeight="251681878" behindDoc="0" locked="0" layoutInCell="1" allowOverlap="1" wp14:anchorId="3FCF3372" wp14:editId="50CB0E57">
+                <wp:simplePos x="0" y="0"/>
+                <wp:positionH relativeFrom="column">
+                  <wp:posOffset>2386635</wp:posOffset>
+                </wp:positionH>
+                <wp:positionV relativeFrom="paragraph">
+                  <wp:posOffset>1655555</wp:posOffset>
+                </wp:positionV>
+                <wp:extent cx="3967342" cy="923925"/>
+                <wp:effectExtent l="0" t="0" r="0" b="0"/>
+                <wp:wrapNone/>
+                <wp:docPr id="1896298421" name="Cuadro de texto 78"/>
+                <wp:cNvGraphicFramePr/>
+                <a:graphic xmlns:a="http://schemas.openxmlformats.org/drawingml/2006/main">
+                  <a:graphicData uri="http://schemas.microsoft.com/office/word/2010/wordprocessingShape">
+                    <wps:wsp>
+                      <wps:cNvSpPr txBox="1"/>
+                      <wps:spPr>
+                        <a:xfrm>
+                          <a:off x="0" y="0"/>
+                          <a:ext cx="3967342" cy="923925"/>
+                        </a:xfrm>
+                        <a:prstGeom prst="rect">
+                          <a:avLst/>
+                        </a:prstGeom>
+                        <a:noFill/>
+                        <a:ln w="6350">
+                          <a:noFill/>
+                        </a:ln>
+                      </wps:spPr>
+                      <wps:txbx>
+                        <w:txbxContent>
+                          <w:p>
+                            <w:pPr>
+                              <w:rPr>
+                                <w:rFonts w:ascii="Arial" w:hAnsi="Arial" w:cs="Arial"/>
+                                <w:color w:val="000000"/>
+                                <w:sz w:val="12"/>
+                                <w:szCs w:val="12"/>
+                              </w:rPr>
+                            </w:pPr>
+                            <w:r>
+                              <w:rPr>
+                                <w:rFonts w:asciiTheme="minorHAnsi" w:hAnsiTheme="minorHAnsi" w:cstheme="minorHAnsi"/>
+                              </w:rPr>
+                              <w:t xml:space="preserve">Zevaba est un </w:t>
+                            </w:r>
+                            <w:r>
+                              <w:rPr>
+                                <w:rFonts w:asciiTheme="minorHAnsi" w:hAnsiTheme="minorHAnsi" w:cstheme="minorHAnsi"/>
+                              </w:rPr>
+                              <w:t>réseau social ‘Instagram-like’ développer pour proposer des services que les autres n’ont pas.</w:t>
+                            </w:r>
+                          </w:p>
+                          <w:p>
+                            <w:pPr>
+                              <w:pStyle w:val="ListParagraph"/>
+                              <w:numPr>
+                                <w:ilvl w:val="0"/>
+                                <w:numId w:val="22"/>
+                              </w:numPr>
+                              <w:rPr>
+                                <w:rFonts w:ascii="Arial" w:hAnsi="Arial" w:cs="Arial"/>
+                                <w:color w:val="000000"/>
+                                <w:sz w:val="22"/>
+                                <w:szCs w:val="22"/>
+                                <w:lang w:val="fr-FR"/>
+                              </w:rPr>
+                            </w:pPr>
+                            <w:r>
+                              <w:rPr>
+                                <w:rFonts w:ascii="Arial" w:hAnsi="Arial" w:cs="Arial"/>
+                                <w:color w:val="000000"/>
+                                <w:sz w:val="22"/>
+                                <w:szCs w:val="22"/>
+                                <w:lang w:val="fr-FR"/>
+                              </w:rPr>
+                              <w:t>Frontend (Flutter)</w:t>
+                            </w:r>
+                          </w:p>
+                          <w:p>
+                            <w:pPr>
+                              <w:pStyle w:val="ListParagraph"/>
+                              <w:numPr>
+                                <w:ilvl w:val="0"/>
+                                <w:numId w:val="22"/>
+                              </w:numPr>
+                              <w:rPr>
+                                <w:rFonts w:ascii="Arial" w:hAnsi="Arial" w:cs="Arial"/>
+                                <w:color w:val="000000"/>
+                                <w:sz w:val="22"/>
+                                <w:szCs w:val="22"/>
+                                <w:lang w:val="fr-FR"/>
+                              </w:rPr>
+                            </w:pPr>
+                            <w:r>
+                              <w:rPr>
+                                <w:rFonts w:ascii="Arial" w:hAnsi="Arial" w:cs="Arial"/>
+                                <w:color w:val="000000"/>
+                                <w:sz w:val="22"/>
+                                <w:szCs w:val="22"/>
+                                <w:lang w:val="fr-FR"/>
+                              </w:rPr>
+                              <w:t>Backend (Python Django) API REST</w:t>
+                            </w:r>
+                          </w:p>
+                        </w:txbxContent>
+                      </wps:txbx>
+                      <wps:bodyPr rot="0" spcFirstLastPara="0" vertOverflow="overflow" horzOverflow="overflow" vert="horz" wrap="square" lIns="91440" tIns="45720" rIns="91440" bIns="45720" numCol="1" spcCol="0" rtlCol="0" fromWordArt="0" anchor="t" anchorCtr="0" forceAA="0" compatLnSpc="1">
+                        <a:prstTxWarp prst="textNoShape">
+                          <a:avLst/>
+                        </a:prstTxWarp>
+                        <a:noAutofit/>
+                      </wps:bodyPr>
+                    </wps:wsp>
+                  </a:graphicData>
+                </a:graphic>
+                <wp14:sizeRelH relativeFrom="margin">
+                  <wp14:pctWidth>0</wp14:pctWidth>
+                </wp14:sizeRelH>
+                <wp14:sizeRelV relativeFrom="margin">
+                  <wp14:pctHeight>0</wp14:pctHeight>
+                </wp14:sizeRelV>
+              </wp:anchor>
+            </w:drawing>
+          </mc:Choice>
+          <mc:Fallback>
+            <w:pict>
+              <v:shape w14:anchorId="3FCF3372" id="Cuadro de texto 78" o:spid="_x0000_s1049" type="#_x0000_t202" style="position:absolute;left:0;text-align:left;margin-left:187.9pt;margin-top:130.35pt;width:312.4pt;height:72.75pt;z-index:251681878;visibility:visible;mso-wrap-style:square;mso-width-percent:0;mso-height-percent:0;mso-wrap-distance-left:9pt;mso-wrap-distance-top:0;mso-wrap-distance-right:9pt;mso-wrap-distance-bottom:0;mso-position-horizontal:absolute;mso-position-horizontal-relative:text;mso-position-vertical:absolute;mso-position-vertical-relative:text;mso-width-percent:0;mso-height-percent:0;mso-width-relative:margin;mso-height-relative:margin;v-text-anchor:top" o:gfxdata="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" filled="f" stroked="f" strokeweight=".5pt">
+                <v:textbox>
+                  <w:txbxContent>
+                    <w:p>
+                      <w:pPr>
+                        <w:rPr>
+                          <w:rFonts w:ascii="Arial" w:hAnsi="Arial" w:cs="Arial"/>
+                          <w:color w:val="000000"/>
+                          <w:sz w:val="12"/>
+                          <w:szCs w:val="12"/>
+                        </w:rPr>
+                      </w:pPr>
+                      <w:r>
+                        <w:rPr>
+                          <w:rFonts w:asciiTheme="minorHAnsi" w:hAnsiTheme="minorHAnsi" w:cstheme="minorHAnsi"/>
+                        </w:rPr>
+                        <w:t xml:space="preserve">Zevaba est un </w:t>
+                      </w:r>
+                      <w:r>
+                        <w:rPr>
+                          <w:rFonts w:asciiTheme="minorHAnsi" w:hAnsiTheme="minorHAnsi" w:cstheme="minorHAnsi"/>
+                        </w:rPr>
+                        <w:t>réseau social ‘Instagram-like’ développer pour proposer des services que les autres n’ont pas.</w:t>
+                      </w:r>
+                    </w:p>
+                    <w:p>
+                      <w:pPr>
+                        <w:pStyle w:val="ListParagraph"/>
+                        <w:numPr>
+                          <w:ilvl w:val="0"/>
+                          <w:numId w:val="22"/>
+                        </w:numPr>
+                        <w:rPr>
+                          <w:rFonts w:ascii="Arial" w:hAnsi="Arial" w:cs="Arial"/>
+                          <w:color w:val="000000"/>
+                          <w:sz w:val="22"/>
+                          <w:szCs w:val="22"/>
+                          <w:lang w:val="fr-FR"/>
+                        </w:rPr>
+                      </w:pPr>
+                      <w:r>
+                        <w:rPr>
+                          <w:rFonts w:ascii="Arial" w:hAnsi="Arial" w:cs="Arial"/>
+                          <w:color w:val="000000"/>
+                          <w:sz w:val="22"/>
+                          <w:szCs w:val="22"/>
+                          <w:lang w:val="fr-FR"/>
+                        </w:rPr>
+                        <w:t>Frontend (Flutter)</w:t>
+                      </w:r>
+                    </w:p>
+                    <w:p>
+                      <w:pPr>
+                        <w:pStyle w:val="ListParagraph"/>
+                        <w:numPr>
+                          <w:ilvl w:val="0"/>
+                          <w:numId w:val="22"/>
+                        </w:numPr>
+                        <w:rPr>
+                          <w:rFonts w:ascii="Arial" w:hAnsi="Arial" w:cs="Arial"/>
+                          <w:color w:val="000000"/>
+                          <w:sz w:val="22"/>
+                          <w:szCs w:val="22"/>
+                          <w:lang w:val="fr-FR"/>
+                        </w:rPr>
+                      </w:pPr>
+                      <w:r>
+                        <w:rPr>
+                          <w:rFonts w:ascii="Arial" w:hAnsi="Arial" w:cs="Arial"/>
+                          <w:color w:val="000000"/>
+                          <w:sz w:val="22"/>
+                          <w:szCs w:val="22"/>
+                          <w:lang w:val="fr-FR"/>
+                        </w:rPr>
+                        <w:t>Backend (Python Django) API REST</w:t>
+                      </w:r>
+                    </w:p>
+                  </w:txbxContent>
+                </v:textbox>
+              </v:shape>
+            </w:pict>
+          </mc:Fallback>
+        </mc:AlternateContent>
+      </w:r>
+      <w:r>
+        <w:rPr>
+          <w:rFonts w:asciiTheme="minorHAnsi" w:hAnsiTheme="minorHAnsi" w:cstheme="minorHAnsi"/>
+          <w:noProof/>
+        </w:rPr>
+        <mc:AlternateContent>
+          <mc:Choice Requires="wps">
+            <w:drawing>
+              <wp:anchor distT="0" distB="0" distL="114300" distR="114300" simplePos="0" relativeHeight="251657249" behindDoc="0" locked="0" layoutInCell="1" allowOverlap="1" wp14:anchorId="7E3FE670" wp14:editId="46950D2B">
+                <wp:simplePos x="0" y="0"/>
+                <wp:positionH relativeFrom="column">
+                  <wp:posOffset>2386330</wp:posOffset>
+                </wp:positionH>
+                <wp:positionV relativeFrom="paragraph">
+                  <wp:posOffset>2895269</wp:posOffset>
+                </wp:positionV>
+                <wp:extent cx="3959225" cy="683260"/>
+                <wp:effectExtent l="0" t="0" r="0" b="2540"/>
+                <wp:wrapNone/>
+                <wp:docPr id="78" name="Cuadro de texto 78"/>
+                <wp:cNvGraphicFramePr/>
+                <a:graphic xmlns:a="http://schemas.openxmlformats.org/drawingml/2006/main">
+                  <a:graphicData uri="http://schemas.microsoft.com/office/word/2010/wordprocessingShape">
+                    <wps:wsp>
+                      <wps:cNvSpPr txBox="1"/>
+                      <wps:spPr>
+                        <a:xfrm>
+                          <a:off x="0" y="0"/>
+                          <a:ext cx="3959225" cy="683260"/>
+                        </a:xfrm>
+                        <a:prstGeom prst="rect">
+                          <a:avLst/>
+                        </a:prstGeom>
+                        <a:noFill/>
+                        <a:ln w="6350">
+                          <a:noFill/>
+                        </a:ln>
+                      </wps:spPr>
+                      <wps:txbx>
+                        <w:txbxContent>
+                          <w:p>
+                            <w:pPr>
+                              <w:pStyle w:val="ListParagraph"/>
+                              <w:numPr>
+                                <w:ilvl w:val="3"/>
+                                <w:numId w:val="11"/>
+                              </w:numPr>
+                              <w:ind w:left="142" w:hanging="142"/>
+                              <w:rPr>
+                                <w:rFonts w:ascii="Arial" w:hAnsi="Arial" w:cs="Arial"/>
+                                <w:color w:val="000000"/>
+                                <w:sz w:val="22"/>
+                                <w:szCs w:val="22"/>
+                              </w:rPr>
+                            </w:pPr>
+                            <w:r>
+                              <w:rPr>
+                                <w:rFonts w:ascii="Arial" w:hAnsi="Arial" w:cs="Arial"/>
+                                <w:color w:val="000000"/>
+                                <w:sz w:val="22"/>
+                                <w:szCs w:val="22"/>
+                              </w:rPr>
+                              <w:t xml:space="preserve"> </w:t>
+                            </w:r>
+                            <w:r>
+                              <w:rPr>
+                                <w:rFonts w:ascii="Arial" w:hAnsi="Arial" w:cs="Arial"/>
+                                <w:color w:val="000000"/>
+                                <w:sz w:val="22"/>
+                                <w:szCs w:val="22"/>
+                              </w:rPr>
+                              <w:t>Optimisation de la gestion des fichiers numériques</w:t>
+                            </w:r>
+                          </w:p>
+                          <w:p>
+                            <w:pPr>
+                              <w:pStyle w:val="ListParagraph"/>
+                              <w:numPr>
+                                <w:ilvl w:val="3"/>
+                                <w:numId w:val="11"/>
+                              </w:numPr>
+                              <w:ind w:left="142" w:hanging="142"/>
+                              <w:rPr>
+                                <w:rFonts w:ascii="Arial" w:hAnsi="Arial" w:cs="Arial"/>
+                                <w:color w:val="000000"/>
+                                <w:sz w:val="22"/>
+                                <w:szCs w:val="22"/>
+                              </w:rPr>
+                            </w:pPr>
+                            <w:r>
+                              <w:rPr>
+                                <w:rFonts w:ascii="Arial" w:hAnsi="Arial" w:cs="Arial"/>
+                                <w:color w:val="000000"/>
+                                <w:sz w:val="22"/>
+                                <w:szCs w:val="22"/>
+                              </w:rPr>
+                              <w:t xml:space="preserve"> Structuration des données administratives</w:t>
+                            </w:r>
+                          </w:p>
+                          <w:p>
+                            <w:pPr>
+                              <w:pStyle w:val="ListParagraph"/>
+                              <w:numPr>
+                                <w:ilvl w:val="3"/>
+                                <w:numId w:val="11"/>
+                              </w:numPr>
+                              <w:ind w:left="142" w:hanging="142"/>
+                              <w:rPr>
+                                <w:rFonts w:ascii="Arial" w:hAnsi="Arial" w:cs="Arial"/>
+                                <w:color w:val="000000"/>
+                                <w:sz w:val="22"/>
+                                <w:szCs w:val="22"/>
+                              </w:rPr>
+                            </w:pPr>
+                            <w:r>
+                              <w:rPr>
+                                <w:rFonts w:ascii="Arial" w:hAnsi="Arial" w:cs="Arial"/>
+                                <w:color w:val="000000"/>
+                                <w:sz w:val="22"/>
+                                <w:szCs w:val="22"/>
+                              </w:rPr>
+                              <w:t xml:space="preserve"> </w:t>
+                            </w:r>
+                            <w:r>
+                              <w:rPr>
+                                <w:rFonts w:ascii="Arial" w:hAnsi="Arial" w:cs="Arial"/>
+                                <w:color w:val="000000"/>
+                                <w:sz w:val="22"/>
+                                <w:szCs w:val="22"/>
+                              </w:rPr>
+                              <w:t>Contribution à la digitalisation des documents officiels</w:t>
+                            </w:r>
+                          </w:p>
+                          <w:p>
+                            <w:pPr>
+                              <w:pStyle w:val="ListParagraph"/>
+                              <w:ind w:left="142"/>
+                              <w:rPr>
+                                <w:rFonts w:ascii="Arial" w:hAnsi="Arial" w:cs="Arial"/>
+                                <w:color w:val="000000"/>
+                                <w:sz w:val="22"/>
+                                <w:szCs w:val="22"/>
+                              </w:rPr>
+                            </w:pPr>
+                          </w:p>
+                        </w:txbxContent>
+                      </wps:txbx>
+                      <wps:bodyPr rot="0" spcFirstLastPara="0" vertOverflow="overflow" horzOverflow="overflow" vert="horz" wrap="square" lIns="91440" tIns="45720" rIns="91440" bIns="45720" numCol="1" spcCol="0" rtlCol="0" fromWordArt="0" anchor="t" anchorCtr="0" forceAA="0" compatLnSpc="1">
+                        <a:prstTxWarp prst="textNoShape">
+                          <a:avLst/>
+                        </a:prstTxWarp>
+                        <a:noAutofit/>
+                      </wps:bodyPr>
+                    </wps:wsp>
+                  </a:graphicData>
+                </a:graphic>
+                <wp14:sizeRelV relativeFrom="margin">
+                  <wp14:pctHeight>0</wp14:pctHeight>
+                </wp14:sizeRelV>
+              </wp:anchor>
+            </w:drawing>
+          </mc:Choice>
+          <mc:Fallback>
+            <w:pict>
+              <v:shape w14:anchorId="7E3FE670" id="_x0000_s1050" type="#_x0000_t202" style="position:absolute;left:0;text-align:left;margin-left:187.9pt;margin-top:227.95pt;width:311.75pt;height:53.8pt;z-index:251657249;visibility:visible;mso-wrap-style:square;mso-height-percent:0;mso-wrap-distance-left:9pt;mso-wrap-distance-top:0;mso-wrap-distance-right:9pt;mso-wrap-distance-bottom:0;mso-position-horizontal:absolute;mso-position-horizontal-relative:text;mso-position-vertical:absolute;mso-position-vertical-relative:text;mso-height-percent:0;mso-height-relative:margin;v-text-anchor:top" o:gfxdata="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" filled="f" stroked="f" strokeweight=".5pt">
+                <v:textbox>
+                  <w:txbxContent>
+                    <w:p>
+                      <w:pPr>
+                        <w:pStyle w:val="ListParagraph"/>
+                        <w:numPr>
+                          <w:ilvl w:val="3"/>
+                          <w:numId w:val="11"/>
+                        </w:numPr>
+                        <w:ind w:left="142" w:hanging="142"/>
+                        <w:rPr>
+                          <w:rFonts w:ascii="Arial" w:hAnsi="Arial" w:cs="Arial"/>
+                          <w:color w:val="000000"/>
+                          <w:sz w:val="22"/>
+                          <w:szCs w:val="22"/>
+                        </w:rPr>
+                      </w:pPr>
+                      <w:r>
+                        <w:rPr>
+                          <w:rFonts w:ascii="Arial" w:hAnsi="Arial" w:cs="Arial"/>
+                          <w:color w:val="000000"/>
+                          <w:sz w:val="22"/>
+                          <w:szCs w:val="22"/>
+                        </w:rPr>
+                        <w:t xml:space="preserve"> </w:t>
+                      </w:r>
+                      <w:r>
+                        <w:rPr>
+                          <w:rFonts w:ascii="Arial" w:hAnsi="Arial" w:cs="Arial"/>
+                          <w:color w:val="000000"/>
+                          <w:sz w:val="22"/>
+                          <w:szCs w:val="22"/>
+                        </w:rPr>
+                        <w:t>Optimisation de la gestion des fichiers numériques</w:t>
+                      </w:r>
+                    </w:p>
+                    <w:p>
+                      <w:pPr>
+                        <w:pStyle w:val="ListParagraph"/>
+                        <w:numPr>
+                          <w:ilvl w:val="3"/>
+                          <w:numId w:val="11"/>
+                        </w:numPr>
+                        <w:ind w:left="142" w:hanging="142"/>
+                        <w:rPr>
+                          <w:rFonts w:ascii="Arial" w:hAnsi="Arial" w:cs="Arial"/>
+                          <w:color w:val="000000"/>
+                          <w:sz w:val="22"/>
+                          <w:szCs w:val="22"/>
+                        </w:rPr>
+                      </w:pPr>
+                      <w:r>
+                        <w:rPr>
+                          <w:rFonts w:ascii="Arial" w:hAnsi="Arial" w:cs="Arial"/>
+                          <w:color w:val="000000"/>
+                          <w:sz w:val="22"/>
+                          <w:szCs w:val="22"/>
+                        </w:rPr>
+                        <w:t xml:space="preserve"> Structuration des données administratives</w:t>
+                      </w:r>
+                    </w:p>
+                    <w:p>
+                      <w:pPr>
+                        <w:pStyle w:val="ListParagraph"/>
+                        <w:numPr>
+                          <w:ilvl w:val="3"/>
+                          <w:numId w:val="11"/>
+                        </w:numPr>
+                        <w:ind w:left="142" w:hanging="142"/>
+                        <w:rPr>
+                          <w:rFonts w:ascii="Arial" w:hAnsi="Arial" w:cs="Arial"/>
+                          <w:color w:val="000000"/>
+                          <w:sz w:val="22"/>
+                          <w:szCs w:val="22"/>
+                        </w:rPr>
+                      </w:pPr>
+                      <w:r>
+                        <w:rPr>
+                          <w:rFonts w:ascii="Arial" w:hAnsi="Arial" w:cs="Arial"/>
+                          <w:color w:val="000000"/>
+                          <w:sz w:val="22"/>
+                          <w:szCs w:val="22"/>
+                        </w:rPr>
+                        <w:t xml:space="preserve"> </w:t>
+                      </w:r>
+                      <w:r>
+                        <w:rPr>
+                          <w:rFonts w:ascii="Arial" w:hAnsi="Arial" w:cs="Arial"/>
+                          <w:color w:val="000000"/>
+                          <w:sz w:val="22"/>
+                          <w:szCs w:val="22"/>
+                        </w:rPr>
+                        <w:t>Contribution à la digitalisation des documents officiels</w:t>
+                      </w:r>
+                    </w:p>
+                    <w:p>
+                      <w:pPr>
+                        <w:pStyle w:val="ListParagraph"/>
+                        <w:ind w:left="142"/>
+                        <w:rPr>
+                          <w:rFonts w:ascii="Arial" w:hAnsi="Arial" w:cs="Arial"/>
+                          <w:color w:val="000000"/>
+                          <w:sz w:val="22"/>
+                          <w:szCs w:val="22"/>
+                        </w:rPr>
+                      </w:pPr>
+                    </w:p>
+                  </w:txbxContent>
+                </v:textbox>
+              </v:shape>
+            </w:pict>
+          </mc:Fallback>
+        </mc:AlternateContent>
+      </w:r>
+      <w:r>
+        <w:rPr>
+          <w:rFonts w:asciiTheme="minorHAnsi" w:hAnsiTheme="minorHAnsi" w:cstheme="minorHAnsi"/>
+          <w:noProof/>
+        </w:rPr>
+        <mc:AlternateContent>
+          <mc:Choice Requires="wps">
+            <w:drawing>
+              <wp:anchor distT="0" distB="0" distL="114300" distR="114300" simplePos="0" relativeHeight="251659350" behindDoc="0" locked="0" layoutInCell="1" allowOverlap="1" wp14:anchorId="5A4153B4" wp14:editId="52C22A60">
+                <wp:simplePos x="0" y="0"/>
+                <wp:positionH relativeFrom="column">
+                  <wp:posOffset>2458085</wp:posOffset>
+                </wp:positionH>
+                <wp:positionV relativeFrom="paragraph">
+                  <wp:posOffset>3525851</wp:posOffset>
+                </wp:positionV>
+                <wp:extent cx="3452495" cy="385445"/>
+                <wp:effectExtent l="0" t="0" r="0" b="0"/>
+                <wp:wrapNone/>
+                <wp:docPr id="1744818018" name="Rectangle 1744818018"/>
+                <wp:cNvGraphicFramePr>
+                  <a:graphicFrameLocks xmlns:a="http://schemas.openxmlformats.org/drawingml/2006/main"/>
+                </wp:cNvGraphicFramePr>
+                <a:graphic xmlns:a="http://schemas.openxmlformats.org/drawingml/2006/main">
+                  <a:graphicData uri="http://schemas.microsoft.com/office/word/2010/wordprocessingShape">
+                    <wps:wsp>
+                      <wps:cNvSpPr>
+                        <a:spLocks noChangeArrowheads="1"/>
+                      </wps:cNvSpPr>
+                      <wps:spPr bwMode="auto">
+                        <a:xfrm>
+                          <a:off x="0" y="0"/>
+                          <a:ext cx="3452495" cy="385445"/>
+                        </a:xfrm>
+                        <a:prstGeom prst="rect">
+                          <a:avLst/>
+                        </a:prstGeom>
+                        <a:solidFill>
+                          <a:schemeClr val="bg1"/>
+                        </a:solidFill>
+                        <a:ln>
+                          <a:noFill/>
+                        </a:ln>
+                      </wps:spPr>
+                      <wps:txbx>
+                        <w:txbxContent>
+                          <w:p>
+                            <w:pPr>
+                              <w:rPr>
+                                <w:rFonts w:ascii="Gill Sans MT Condensed" w:hAnsi="Gill Sans MT Condensed" w:cs="Arial"/>
+                                <w:bCs/>
+                                <w:color w:val="215868" w:themeColor="accent5" w:themeShade="80"/>
+                                <w:sz w:val="48"/>
+                                <w:szCs w:val="48"/>
+                                <w:lang w:val="fr-FR"/>
+                              </w:rPr>
+                            </w:pPr>
+                            <w:r>
+                              <w:rPr>
+                                <w:rFonts w:ascii="Gill Sans MT Condensed" w:hAnsi="Gill Sans MT Condensed" w:cs="Arial"/>
+                                <w:bCs/>
+                                <w:color w:val="215868" w:themeColor="accent5" w:themeShade="80"/>
+                                <w:sz w:val="48"/>
+                                <w:szCs w:val="48"/>
+                                <w:lang w:val="fr-FR"/>
+                              </w:rPr>
+                              <w:t>CERTIFICATIONS</w:t>
+                            </w:r>
+                          </w:p>
+                        </w:txbxContent>
+                      </wps:txbx>
+                      <wps:bodyPr rot="0" vert="horz" wrap="square" lIns="91440" tIns="45720" rIns="91440" bIns="45720" anchor="ctr" anchorCtr="0" upright="1">
+                        <a:noAutofit/>
+                      </wps:bodyPr>
+                    </wps:wsp>
+                  </a:graphicData>
+                </a:graphic>
+                <wp14:sizeRelH relativeFrom="page">
+                  <wp14:pctWidth>0</wp14:pctWidth>
+                </wp14:sizeRelH>
+                <wp14:sizeRelV relativeFrom="page">
+                  <wp14:pctHeight>0</wp14:pctHeight>
+                </wp14:sizeRelV>
+              </wp:anchor>
+            </w:drawing>
+          </mc:Choice>
+          <mc:Fallback>
+            <w:pict>
+              <v:rect w14:anchorId="5A4153B4" id="Rectangle 1744818018" o:spid="_x0000_s1051" style="position:absolute;left:0;text-align:left;margin-left:193.55pt;margin-top:277.65pt;width:271.85pt;height:30.35pt;z-index:251659350;visibility:visible;mso-wrap-style:square;mso-width-percent:0;mso-height-percent:0;mso-wrap-distance-left:9pt;mso-wrap-distance-top:0;mso-wrap-distance-right:9pt;mso-wrap-distance-bottom:0;mso-position-horizontal:absolute;mso-position-horizontal-relative:text;mso-position-vertical:absolute;mso-position-vertical-relative:text;mso-width-percent:0;mso-height-percent:0;mso-width-relative:page;mso-height-relative:page;v-text-anchor:middle" o:gfxdata="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" fillcolor="white [3212]" stroked="f">
+                <v:textbox>
+                  <w:txbxContent>
+                    <w:p>
+                      <w:pPr>
+                        <w:rPr>
+                          <w:rFonts w:ascii="Gill Sans MT Condensed" w:hAnsi="Gill Sans MT Condensed" w:cs="Arial"/>
+                          <w:bCs/>
+                          <w:color w:val="215868" w:themeColor="accent5" w:themeShade="80"/>
+                          <w:sz w:val="48"/>
+                          <w:szCs w:val="48"/>
+                          <w:lang w:val="fr-FR"/>
+                        </w:rPr>
+                      </w:pPr>
+                      <w:r>
+                        <w:rPr>
+                          <w:rFonts w:ascii="Gill Sans MT Condensed" w:hAnsi="Gill Sans MT Condensed" w:cs="Arial"/>
+                          <w:bCs/>
+                          <w:color w:val="215868" w:themeColor="accent5" w:themeShade="80"/>
+                          <w:sz w:val="48"/>
+                          <w:szCs w:val="48"/>
+                          <w:lang w:val="fr-FR"/>
+                        </w:rPr>
+                        <w:t>CERTIFICATIONS</w:t>
+                      </w:r>
+                    </w:p>
+                  </w:txbxContent>
+                </v:textbox>
+              </v:rect>
+            </w:pict>
+          </mc:Fallback>
+        </mc:AlternateContent>
+      </w:r>
+      <w:r>
+        <w:rPr>
+          <w:rFonts w:asciiTheme="minorHAnsi" w:hAnsiTheme="minorHAnsi" w:cstheme="minorHAnsi"/>
+          <w:noProof/>
+        </w:rPr>
+        <mc:AlternateContent>
+          <mc:Choice Requires="wps">
+            <w:drawing>
+              <wp:anchor distT="0" distB="0" distL="114300" distR="114300" simplePos="0" relativeHeight="251668566" behindDoc="0" locked="0" layoutInCell="1" allowOverlap="1" wp14:anchorId="414AC5C4" wp14:editId="5201CD6A">
+                <wp:simplePos x="0" y="0"/>
+                <wp:positionH relativeFrom="column">
+                  <wp:posOffset>2550795</wp:posOffset>
+                </wp:positionH>
+                <wp:positionV relativeFrom="paragraph">
+                  <wp:posOffset>3904311</wp:posOffset>
+                </wp:positionV>
+                <wp:extent cx="3959225" cy="271780"/>
+                <wp:effectExtent l="0" t="0" r="0" b="0"/>
+                <wp:wrapNone/>
+                <wp:docPr id="1058973590" name="Cuadro de texto 77"/>
+                <wp:cNvGraphicFramePr/>
+                <a:graphic xmlns:a="http://schemas.openxmlformats.org/drawingml/2006/main">
+                  <a:graphicData uri="http://schemas.microsoft.com/office/word/2010/wordprocessingShape">
+                    <wps:wsp>
+                      <wps:cNvSpPr txBox="1"/>
+                      <wps:spPr>
+                        <a:xfrm>
+                          <a:off x="0" y="0"/>
+                          <a:ext cx="3959225" cy="271780"/>
+                        </a:xfrm>
+                        <a:prstGeom prst="rect">
+                          <a:avLst/>
+                        </a:prstGeom>
+                        <a:noFill/>
+                        <a:ln w="6350">
+                          <a:noFill/>
+                        </a:ln>
+                      </wps:spPr>
+                      <wps:txbx>
+                        <w:txbxContent>
+                          <w:p>
+                            <w:pPr>
+                              <w:rPr>
+                                <w:rFonts w:ascii="Arial" w:hAnsi="Arial" w:cs="Arial"/>
+                                <w:b/>
+                                <w:color w:val="000000"/>
+                                <w:sz w:val="28"/>
+                                <w:szCs w:val="28"/>
+                              </w:rPr>
+                            </w:pPr>
+                            <w:r>
+                              <w:rPr>
+                                <w:rFonts w:ascii="Arial" w:hAnsi="Arial" w:cs="Arial"/>
+                                <w:b/>
+                                <w:bCs/>
+                                <w:sz w:val="22"/>
+                                <w:szCs w:val="22"/>
+                              </w:rPr>
+                              <w:t>N</w:t>
+                            </w:r>
+                            <w:r>
+                              <w:rPr>
+                                <w:rFonts w:ascii="Arial" w:hAnsi="Arial" w:cs="Arial"/>
+                                <w:b/>
+                                <w:bCs/>
+                                <w:sz w:val="22"/>
+                                <w:szCs w:val="22"/>
+                              </w:rPr>
+                              <w:t>A</w:t>
+                            </w:r>
+                            <w:r>
+                              <w:rPr>
+                                <w:rFonts w:ascii="Arial" w:hAnsi="Arial" w:cs="Arial"/>
+                                <w:b/>
+                                <w:bCs/>
+                                <w:sz w:val="22"/>
+                                <w:szCs w:val="22"/>
+                              </w:rPr>
+                              <w:t>SA</w:t>
+                            </w:r>
+                            <w:r>
+                              <w:rPr>
+                                <w:rFonts w:ascii="Arial" w:hAnsi="Arial" w:cs="Arial"/>
+                                <w:b/>
+                                <w:bCs/>
+                                <w:sz w:val="22"/>
+                                <w:szCs w:val="22"/>
+                              </w:rPr>
+                              <w:t xml:space="preserve"> </w:t>
+                            </w:r>
+                            <w:r>
+                              <w:rPr>
+                                <w:rFonts w:ascii="Arial" w:hAnsi="Arial" w:cs="Arial"/>
+                                <w:b/>
+                                <w:bCs/>
+                                <w:sz w:val="22"/>
+                                <w:szCs w:val="22"/>
+                              </w:rPr>
+                              <w:t>-</w:t>
+                            </w:r>
+                            <w:r>
+                              <w:rPr>
+                                <w:rFonts w:ascii="Arial" w:hAnsi="Arial" w:cs="Arial"/>
+                                <w:b/>
+                                <w:bCs/>
+                                <w:sz w:val="22"/>
+                                <w:szCs w:val="22"/>
+                              </w:rPr>
+                              <w:t xml:space="preserve"> </w:t>
+                            </w:r>
+                            <w:r>
+                              <w:rPr>
+                                <w:rFonts w:ascii="Arial" w:hAnsi="Arial" w:cs="Arial"/>
+                                <w:b/>
+                                <w:bCs/>
+                                <w:sz w:val="22"/>
+                                <w:szCs w:val="22"/>
+                              </w:rPr>
+                              <w:t xml:space="preserve">Open Science Essentials </w:t>
+                            </w:r>
+                            <w:r>
+                              <w:rPr>
+                                <w:rFonts w:ascii="Arial" w:hAnsi="Arial" w:cs="Arial"/>
+                                <w:bCs/>
+                                <w:color w:val="7F7F7F" w:themeColor="text1" w:themeTint="80"/>
+                                <w:sz w:val="22"/>
+                                <w:szCs w:val="22"/>
+                              </w:rPr>
+                              <w:t>| octobre 2025</w:t>
+                            </w:r>
+                            <w:r>
+                              <w:rPr>
+                                <w:rFonts w:ascii="Arial" w:hAnsi="Arial" w:cs="Arial"/>
+                                <w:bCs/>
+                                <w:color w:val="7F7F7F" w:themeColor="text1" w:themeTint="80"/>
+                                <w:sz w:val="22"/>
+                                <w:szCs w:val="22"/>
+                              </w:rPr>
+                              <w:t xml:space="preserve"> </w:t>
+                            </w:r>
+                            <w:hyperlink r:id="rId30" w:history="1">
+                              <w:r>
+                                <w:rPr>
+                                  <w:rStyle w:val="Hyperlink"/>
+                                  <w:rFonts w:ascii="Arial" w:hAnsi="Arial" w:cs="Arial"/>
+                                  <w:bCs/>
+                                  <w:sz w:val="22"/>
+                                  <w:szCs w:val="22"/>
+                                </w:rPr>
+                                <w:t>lien</w:t>
+                              </w:r>
+                            </w:hyperlink>
+                          </w:p>
+                          <w:p>
+                            <w:pPr>
+                              <w:rPr>
+                                <w:sz w:val="28"/>
+                                <w:szCs w:val="28"/>
+                              </w:rPr>
+                            </w:pPr>
+                          </w:p>
+                        </w:txbxContent>
+                      </wps:txbx>
+                      <wps:bodyPr rot="0" spcFirstLastPara="0" vertOverflow="overflow" horzOverflow="overflow" vert="horz" wrap="square" lIns="91440" tIns="45720" rIns="91440" bIns="45720" numCol="1" spcCol="0" rtlCol="0" fromWordArt="0" anchor="t" anchorCtr="0" forceAA="0" compatLnSpc="1">
+                        <a:prstTxWarp prst="textNoShape">
+                          <a:avLst/>
+                        </a:prstTxWarp>
+                        <a:noAutofit/>
+                      </wps:bodyPr>
+                    </wps:wsp>
+                  </a:graphicData>
+                </a:graphic>
+                <wp14:sizeRelV relativeFrom="margin">
+                  <wp14:pctHeight>0</wp14:pctHeight>
+                </wp14:sizeRelV>
+              </wp:anchor>
+            </w:drawing>
+          </mc:Choice>
+          <mc:Fallback>
+            <w:pict>
+              <v:shape w14:anchorId="414AC5C4" id="_x0000_s1052" type="#_x0000_t202" style="position:absolute;left:0;text-align:left;margin-left:200.85pt;margin-top:307.45pt;width:311.75pt;height:21.4pt;z-index:251668566;visibility:visible;mso-wrap-style:square;mso-height-percent:0;mso-wrap-distance-left:9pt;mso-wrap-distance-top:0;mso-wrap-distance-right:9pt;mso-wrap-distance-bottom:0;mso-position-horizontal:absolute;mso-position-horizontal-relative:text;mso-position-vertical:absolute;mso-position-vertical-relative:text;mso-height-percent:0;mso-height-relative:margin;v-text-anchor:top" o:gfxdata="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" filled="f" stroked="f" strokeweight=".5pt">
+                <v:textbox>
+                  <w:txbxContent>
+                    <w:p>
+                      <w:pPr>
+                        <w:rPr>
+                          <w:rFonts w:ascii="Arial" w:hAnsi="Arial" w:cs="Arial"/>
+                          <w:b/>
+                          <w:color w:val="000000"/>
+                          <w:sz w:val="28"/>
+                          <w:szCs w:val="28"/>
+                        </w:rPr>
+                      </w:pPr>
+                      <w:r>
+                        <w:rPr>
+                          <w:rFonts w:ascii="Arial" w:hAnsi="Arial" w:cs="Arial"/>
+                          <w:b/>
+                          <w:bCs/>
+                          <w:sz w:val="22"/>
+                          <w:szCs w:val="22"/>
+                        </w:rPr>
+                        <w:t>N</w:t>
+                      </w:r>
+                      <w:r>
+                        <w:rPr>
+                          <w:rFonts w:ascii="Arial" w:hAnsi="Arial" w:cs="Arial"/>
+                          <w:b/>
+                          <w:bCs/>
+                          <w:sz w:val="22"/>
+                          <w:szCs w:val="22"/>
+                        </w:rPr>
+                        <w:t>A</w:t>
+                      </w:r>
+                      <w:r>
+                        <w:rPr>
+                          <w:rFonts w:ascii="Arial" w:hAnsi="Arial" w:cs="Arial"/>
+                          <w:b/>
+                          <w:bCs/>
+                          <w:sz w:val="22"/>
+                          <w:szCs w:val="22"/>
+                        </w:rPr>
+                        <w:t>SA</w:t>
+                      </w:r>
+                      <w:r>
+                        <w:rPr>
+                          <w:rFonts w:ascii="Arial" w:hAnsi="Arial" w:cs="Arial"/>
+                          <w:b/>
+                          <w:bCs/>
+                          <w:sz w:val="22"/>
+                          <w:szCs w:val="22"/>
+                        </w:rPr>
+                        <w:t xml:space="preserve"> </w:t>
+                      </w:r>
+                      <w:r>
+                        <w:rPr>
+                          <w:rFonts w:ascii="Arial" w:hAnsi="Arial" w:cs="Arial"/>
+                          <w:b/>
+                          <w:bCs/>
+                          <w:sz w:val="22"/>
+                          <w:szCs w:val="22"/>
+                        </w:rPr>
+                        <w:t>-</w:t>
+                      </w:r>
+                      <w:r>
+                        <w:rPr>
+                          <w:rFonts w:ascii="Arial" w:hAnsi="Arial" w:cs="Arial"/>
+                          <w:b/>
+                          <w:bCs/>
+                          <w:sz w:val="22"/>
+                          <w:szCs w:val="22"/>
+                        </w:rPr>
+                        <w:t xml:space="preserve"> </w:t>
+                      </w:r>
+                      <w:r>
+                        <w:rPr>
+                          <w:rFonts w:ascii="Arial" w:hAnsi="Arial" w:cs="Arial"/>
+                          <w:b/>
+                          <w:bCs/>
+                          <w:sz w:val="22"/>
+                          <w:szCs w:val="22"/>
+                        </w:rPr>
+                        <w:t xml:space="preserve">Open Science Essentials </w:t>
+                      </w:r>
+                      <w:r>
+                        <w:rPr>
+                          <w:rFonts w:ascii="Arial" w:hAnsi="Arial" w:cs="Arial"/>
+                          <w:bCs/>
+                          <w:color w:val="7F7F7F" w:themeColor="text1" w:themeTint="80"/>
+                          <w:sz w:val="22"/>
+                          <w:szCs w:val="22"/>
+                        </w:rPr>
+                        <w:t>| octobre 2025</w:t>
+                      </w:r>
+                      <w:r>
+                        <w:rPr>
+                          <w:rFonts w:ascii="Arial" w:hAnsi="Arial" w:cs="Arial"/>
+                          <w:bCs/>
+                          <w:color w:val="7F7F7F" w:themeColor="text1" w:themeTint="80"/>
+                          <w:sz w:val="22"/>
+                          <w:szCs w:val="22"/>
+                        </w:rPr>
+                        <w:t xml:space="preserve"> </w:t>
+                      </w:r>
+                      <w:hyperlink r:id="rId31" w:history="1">
+                        <w:r>
+                          <w:rPr>
+                            <w:rStyle w:val="Hyperlink"/>
+                            <w:rFonts w:ascii="Arial" w:hAnsi="Arial" w:cs="Arial"/>
+                            <w:bCs/>
+                            <w:sz w:val="22"/>
+                            <w:szCs w:val="22"/>
+                          </w:rPr>
+                          <w:t>lien</w:t>
+                        </w:r>
+                      </w:hyperlink>
+                    </w:p>
+                    <w:p>
+                      <w:pPr>
+                        <w:rPr>
+                          <w:sz w:val="28"/>
+                          <w:szCs w:val="28"/>
+                        </w:rPr>
+                      </w:pPr>
+                    </w:p>
+                  </w:txbxContent>
+                </v:textbox>
+              </v:shape>
+            </w:pict>
+          </mc:Fallback>
+        </mc:AlternateContent>
+      </w:r>
+      <w:r>
+        <w:rPr>
+          <w:rFonts w:asciiTheme="minorHAnsi" w:hAnsiTheme="minorHAnsi" w:cstheme="minorHAnsi"/>
+          <w:noProof/>
+        </w:rPr>
+        <mc:AlternateContent>
+          <mc:Choice Requires="wps">
+            <w:drawing>
+              <wp:anchor distT="0" distB="0" distL="114300" distR="114300" simplePos="0" relativeHeight="251670614" behindDoc="0" locked="0" layoutInCell="1" allowOverlap="1" wp14:anchorId="2B9A74D8" wp14:editId="52A5AD61">
+                <wp:simplePos x="0" y="0"/>
+                <wp:positionH relativeFrom="column">
+                  <wp:posOffset>2378075</wp:posOffset>
+                </wp:positionH>
+                <wp:positionV relativeFrom="paragraph">
+                  <wp:posOffset>4115766</wp:posOffset>
+                </wp:positionV>
+                <wp:extent cx="3673475" cy="923925"/>
+                <wp:effectExtent l="0" t="0" r="0" b="0"/>
+                <wp:wrapNone/>
+                <wp:docPr id="2110014588" name="Cuadro de texto 78"/>
+                <wp:cNvGraphicFramePr/>
+                <a:graphic xmlns:a="http://schemas.openxmlformats.org/drawingml/2006/main">
+                  <a:graphicData uri="http://schemas.microsoft.com/office/word/2010/wordprocessingShape">
+                    <wps:wsp>
+                      <wps:cNvSpPr txBox="1"/>
+                      <wps:spPr>
+                        <a:xfrm>
+                          <a:off x="0" y="0"/>
+                          <a:ext cx="3673475" cy="923925"/>
+                        </a:xfrm>
+                        <a:prstGeom prst="rect">
+                          <a:avLst/>
+                        </a:prstGeom>
+                        <a:noFill/>
+                        <a:ln w="6350">
+                          <a:noFill/>
+                        </a:ln>
+                      </wps:spPr>
+                      <wps:txbx>
+                        <w:txbxContent>
+                          <w:p>
+                            <w:pPr>
+                              <w:rPr>
+                                <w:rFonts w:asciiTheme="minorHAnsi" w:hAnsiTheme="minorHAnsi" w:cstheme="minorHAnsi"/>
+                              </w:rPr>
+                            </w:pPr>
+                            <w:r>
+                              <w:rPr>
+                                <w:rFonts w:asciiTheme="minorHAnsi" w:hAnsiTheme="minorHAnsi" w:cstheme="minorHAnsi"/>
+                              </w:rPr>
+                              <w:t>National Aeronautics and Space Administration (USA)</w:t>
+                            </w:r>
+                          </w:p>
+                          <w:p>
+                            <w:pPr>
+                              <w:rPr>
+                                <w:rFonts w:ascii="Arial" w:hAnsi="Arial" w:cs="Arial"/>
+                                <w:color w:val="000000"/>
+                                <w:sz w:val="12"/>
+                                <w:szCs w:val="12"/>
+                                <w:lang w:val="fr-FR"/>
+                              </w:rPr>
+                            </w:pPr>
+                          </w:p>
+                          <w:p>
+                            <w:pPr>
+                              <w:rPr>
+                                <w:rFonts w:ascii="Arial" w:hAnsi="Arial" w:cs="Arial"/>
+                                <w:color w:val="000000"/>
+                                <w:sz w:val="22"/>
+                                <w:szCs w:val="22"/>
+                                <w:lang w:val="fr-FR"/>
+                              </w:rPr>
+                            </w:pPr>
+                            <w:r>
+                              <w:rPr>
+                                <w:rFonts w:ascii="Arial" w:hAnsi="Arial" w:cs="Arial"/>
+                                <w:color w:val="000000"/>
+                                <w:sz w:val="22"/>
+                                <w:szCs w:val="22"/>
+                                <w:lang w:val="fr-FR"/>
+                              </w:rPr>
+                              <w:t xml:space="preserve">Formation internationale sur la science </w:t>
+                            </w:r>
+                            <w:r>
+                              <w:rPr>
+                                <w:rFonts w:ascii="Arial" w:hAnsi="Arial" w:cs="Arial"/>
+                                <w:color w:val="000000"/>
+                                <w:sz w:val="22"/>
+                                <w:szCs w:val="22"/>
+                                <w:lang w:val="fr-FR"/>
+                              </w:rPr>
+                              <w:t>ouverte, la</w:t>
+                            </w:r>
+                            <w:r>
+                              <w:rPr>
+                                <w:rFonts w:ascii="Arial" w:hAnsi="Arial" w:cs="Arial"/>
+                                <w:color w:val="000000"/>
+                                <w:sz w:val="22"/>
+                                <w:szCs w:val="22"/>
+                                <w:lang w:val="fr-FR"/>
+                              </w:rPr>
+                              <w:t xml:space="preserve"> gestion et la reproductibilité des données </w:t>
+                            </w:r>
+                          </w:p>
+                          <w:p>
+                            <w:pPr>
+                              <w:rPr>
+                                <w:rFonts w:ascii="Arial" w:hAnsi="Arial" w:cs="Arial"/>
+                                <w:color w:val="000000"/>
+                                <w:sz w:val="22"/>
+                                <w:szCs w:val="22"/>
+                                <w:lang w:val="fr-FR"/>
+                              </w:rPr>
+                            </w:pPr>
+                            <w:r>
+                              <w:rPr>
+                                <w:rFonts w:ascii="Arial" w:hAnsi="Arial" w:cs="Arial"/>
+                                <w:color w:val="000000"/>
+                                <w:sz w:val="22"/>
+                                <w:szCs w:val="22"/>
+                                <w:lang w:val="fr-FR"/>
+                              </w:rPr>
+                              <w:t>Scientifiques</w:t>
+                            </w:r>
+                            <w:r>
+                              <w:rPr>
+                                <w:rFonts w:ascii="Arial" w:hAnsi="Arial" w:cs="Arial"/>
+                                <w:color w:val="000000"/>
+                                <w:sz w:val="22"/>
+                                <w:szCs w:val="22"/>
+                                <w:lang w:val="fr-FR"/>
+                              </w:rPr>
+                              <w:t>.</w:t>
+                            </w:r>
+                          </w:p>
+                        </w:txbxContent>
+                      </wps:txbx>
+                      <wps:bodyPr rot="0" spcFirstLastPara="0" vertOverflow="overflow" horzOverflow="overflow" vert="horz" wrap="square" lIns="91440" tIns="45720" rIns="91440" bIns="45720" numCol="1" spcCol="0" rtlCol="0" fromWordArt="0" anchor="t" anchorCtr="0" forceAA="0" compatLnSpc="1">
+                        <a:prstTxWarp prst="textNoShape">
+                          <a:avLst/>
+                        </a:prstTxWarp>
+                        <a:noAutofit/>
+                      </wps:bodyPr>
+                    </wps:wsp>
+                  </a:graphicData>
+                </a:graphic>
+                <wp14:sizeRelH relativeFrom="margin">
+                  <wp14:pctWidth>0</wp14:pctWidth>
+                </wp14:sizeRelH>
+                <wp14:sizeRelV relativeFrom="margin">
+                  <wp14:pctHeight>0</wp14:pctHeight>
+                </wp14:sizeRelV>
+              </wp:anchor>
+            </w:drawing>
+          </mc:Choice>
+          <mc:Fallback>
+            <w:pict>
+              <v:shape w14:anchorId="2B9A74D8" id="_x0000_s1053" type="#_x0000_t202" style="position:absolute;left:0;text-align:left;margin-left:187.25pt;margin-top:324.1pt;width:289.25pt;height:72.75pt;z-index:251670614;visibility:visible;mso-wrap-style:square;mso-width-percent:0;mso-height-percent:0;mso-wrap-distance-left:9pt;mso-wrap-distance-top:0;mso-wrap-distance-right:9pt;mso-wrap-distance-bottom:0;mso-position-horizontal:absolute;mso-position-horizontal-relative:text;mso-position-vertical:absolute;mso-position-vertical-relative:text;mso-width-percent:0;mso-height-percent:0;mso-width-relative:margin;mso-height-relative:margin;v-text-anchor:top" o:gfxdata="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" filled="f" stroked="f" strokeweight=".5pt">
+                <v:textbox>
+                  <w:txbxContent>
+                    <w:p>
+                      <w:pPr>
+                        <w:rPr>
+                          <w:rFonts w:asciiTheme="minorHAnsi" w:hAnsiTheme="minorHAnsi" w:cstheme="minorHAnsi"/>
+                        </w:rPr>
+                      </w:pPr>
+                      <w:r>
+                        <w:rPr>
+                          <w:rFonts w:asciiTheme="minorHAnsi" w:hAnsiTheme="minorHAnsi" w:cstheme="minorHAnsi"/>
+                        </w:rPr>
+                        <w:t>National Aeronautics and Space Administration (USA)</w:t>
+                      </w:r>
+                    </w:p>
+                    <w:p>
+                      <w:pPr>
+                        <w:rPr>
+                          <w:rFonts w:ascii="Arial" w:hAnsi="Arial" w:cs="Arial"/>
+                          <w:color w:val="000000"/>
+                          <w:sz w:val="12"/>
+                          <w:szCs w:val="12"/>
+                          <w:lang w:val="fr-FR"/>
+                        </w:rPr>
+                      </w:pPr>
+                    </w:p>
+                    <w:p>
+                      <w:pPr>
+                        <w:rPr>
+                          <w:rFonts w:ascii="Arial" w:hAnsi="Arial" w:cs="Arial"/>
+                          <w:color w:val="000000"/>
+                          <w:sz w:val="22"/>
+                          <w:szCs w:val="22"/>
+                          <w:lang w:val="fr-FR"/>
+                        </w:rPr>
+                      </w:pPr>
+                      <w:r>
+                        <w:rPr>
+                          <w:rFonts w:ascii="Arial" w:hAnsi="Arial" w:cs="Arial"/>
+                          <w:color w:val="000000"/>
+                          <w:sz w:val="22"/>
+                          <w:szCs w:val="22"/>
+                          <w:lang w:val="fr-FR"/>
+                        </w:rPr>
+                        <w:t xml:space="preserve">Formation internationale sur la science </w:t>
+                      </w:r>
+                      <w:r>
+                        <w:rPr>
+                          <w:rFonts w:ascii="Arial" w:hAnsi="Arial" w:cs="Arial"/>
+                          <w:color w:val="000000"/>
+                          <w:sz w:val="22"/>
+                          <w:szCs w:val="22"/>
+                          <w:lang w:val="fr-FR"/>
+                        </w:rPr>
+                        <w:t>ouverte, la</w:t>
+                      </w:r>
+                      <w:r>
+                        <w:rPr>
+                          <w:rFonts w:ascii="Arial" w:hAnsi="Arial" w:cs="Arial"/>
+                          <w:color w:val="000000"/>
+                          <w:sz w:val="22"/>
+                          <w:szCs w:val="22"/>
+                          <w:lang w:val="fr-FR"/>
+                        </w:rPr>
+                        <w:t xml:space="preserve"> gestion et la reproductibilité des données </w:t>
+                      </w:r>
+                    </w:p>
+                    <w:p>
+                      <w:pPr>
+                        <w:rPr>
+                          <w:rFonts w:ascii="Arial" w:hAnsi="Arial" w:cs="Arial"/>
+                          <w:color w:val="000000"/>
+                          <w:sz w:val="22"/>
+                          <w:szCs w:val="22"/>
+                          <w:lang w:val="fr-FR"/>
+                        </w:rPr>
+                      </w:pPr>
+                      <w:r>
+                        <w:rPr>
+                          <w:rFonts w:ascii="Arial" w:hAnsi="Arial" w:cs="Arial"/>
+                          <w:color w:val="000000"/>
+                          <w:sz w:val="22"/>
+                          <w:szCs w:val="22"/>
+                          <w:lang w:val="fr-FR"/>
+                        </w:rPr>
+                        <w:t>Scientifiques</w:t>
+                      </w:r>
+                      <w:r>
+                        <w:rPr>
+                          <w:rFonts w:ascii="Arial" w:hAnsi="Arial" w:cs="Arial"/>
+                          <w:color w:val="000000"/>
+                          <w:sz w:val="22"/>
+                          <w:szCs w:val="22"/>
+                          <w:lang w:val="fr-FR"/>
+                        </w:rPr>
+                        <w:t>.</w:t>
+                      </w:r>
+                    </w:p>
+                  </w:txbxContent>
+                </v:textbox>
+              </v:shape>
+            </w:pict>
+          </mc:Fallback>
+        </mc:AlternateContent>
+      </w:r>
+      <w:r>
+        <w:rPr>
+          <w:rFonts w:asciiTheme="minorHAnsi" w:hAnsiTheme="minorHAnsi" w:cstheme="minorHAnsi"/>
           <w:b/>
           <w:bCs/>
           <w:noProof/>
         </w:rPr>
         <w:drawing>
-          <wp:anchor distT="0" distB="0" distL="114300" distR="114300" simplePos="0" relativeHeight="251676758" behindDoc="1" locked="0" layoutInCell="1" allowOverlap="1" wp14:anchorId="7371E20F" wp14:editId="2C9B39FA">
+          <wp:anchor distT="0" distB="0" distL="114300" distR="114300" simplePos="0" relativeHeight="251675734" behindDoc="1" locked="0" layoutInCell="1" allowOverlap="1" wp14:anchorId="7371E20F" wp14:editId="0A99D87D">
             <wp:simplePos x="0" y="0"/>
             <wp:positionH relativeFrom="column">
-              <wp:posOffset>5351145</wp:posOffset>
+              <wp:posOffset>5495925</wp:posOffset>
             </wp:positionH>
             <wp:positionV relativeFrom="paragraph">
-              <wp:posOffset>4406265</wp:posOffset>
+              <wp:posOffset>4362781</wp:posOffset>
             </wp:positionV>
             <wp:extent cx="863600" cy="863600"/>
             <wp:effectExtent l="0" t="0" r="0" b="0"/>
@@ -6708,7 +8630,7 @@
                     </pic:cNvPicPr>
                   </pic:nvPicPr>
                   <pic:blipFill>
-                    <a:blip r:embed="rId23">
+                    <a:blip r:embed="rId32">
                       <a:extLst>
                         <a:ext uri="{28A0092B-C50C-407E-A947-70E740481C1C}">
                           <a14:useLocalDpi xmlns:a14="http://schemas.microsoft.com/office/drawing/2010/main" val="0"/>
@@ -6746,10 +8668,794 @@
         </w:drawing>
       </w:r>
       <w:r>
+        <w:rPr>
+          <w:rFonts w:asciiTheme="minorHAnsi" w:hAnsiTheme="minorHAnsi" w:cstheme="minorHAnsi"/>
+          <w:noProof/>
+        </w:rPr>
         <mc:AlternateContent>
           <mc:Choice Requires="wps">
             <w:drawing>
-              <wp:anchor distT="0" distB="0" distL="114300" distR="114300" simplePos="0" relativeHeight="251658326" behindDoc="0" locked="0" layoutInCell="1" allowOverlap="1" wp14:anchorId="08DBE703" wp14:editId="5168C2D0">
+              <wp:anchor distT="0" distB="0" distL="114300" distR="114300" simplePos="0" relativeHeight="251657245" behindDoc="0" locked="0" layoutInCell="1" allowOverlap="1" wp14:anchorId="0F0A2152" wp14:editId="5F276729">
+                <wp:simplePos x="0" y="0"/>
+                <wp:positionH relativeFrom="column">
+                  <wp:posOffset>2370731</wp:posOffset>
+                </wp:positionH>
+                <wp:positionV relativeFrom="paragraph">
+                  <wp:posOffset>1075110</wp:posOffset>
+                </wp:positionV>
+                <wp:extent cx="3959225" cy="421419"/>
+                <wp:effectExtent l="0" t="0" r="0" b="0"/>
+                <wp:wrapNone/>
+                <wp:docPr id="69" name="Cuadro de texto 69"/>
+                <wp:cNvGraphicFramePr/>
+                <a:graphic xmlns:a="http://schemas.openxmlformats.org/drawingml/2006/main">
+                  <a:graphicData uri="http://schemas.microsoft.com/office/word/2010/wordprocessingShape">
+                    <wps:wsp>
+                      <wps:cNvSpPr txBox="1"/>
+                      <wps:spPr>
+                        <a:xfrm>
+                          <a:off x="0" y="0"/>
+                          <a:ext cx="3959225" cy="421419"/>
+                        </a:xfrm>
+                        <a:prstGeom prst="rect">
+                          <a:avLst/>
+                        </a:prstGeom>
+                        <a:noFill/>
+                        <a:ln w="6350">
+                          <a:noFill/>
+                        </a:ln>
+                      </wps:spPr>
+                      <wps:txbx>
+                        <w:txbxContent>
+                          <w:p>
+                            <w:pPr>
+                              <w:pStyle w:val="ListParagraph"/>
+                              <w:numPr>
+                                <w:ilvl w:val="3"/>
+                                <w:numId w:val="11"/>
+                              </w:numPr>
+                              <w:ind w:left="142" w:hanging="142"/>
+                              <w:rPr>
+                                <w:rFonts w:ascii="Arial" w:hAnsi="Arial" w:cs="Arial"/>
+                                <w:color w:val="000000"/>
+                                <w:sz w:val="22"/>
+                                <w:szCs w:val="22"/>
+                                <w:lang w:val="en-US"/>
+                              </w:rPr>
+                            </w:pPr>
+                            <w:r>
+                              <w:rPr>
+                                <w:rFonts w:ascii="Arial" w:hAnsi="Arial" w:cs="Arial"/>
+                                <w:color w:val="000000"/>
+                                <w:sz w:val="22"/>
+                                <w:szCs w:val="22"/>
+                                <w:lang w:val="en-US"/>
+                              </w:rPr>
+                              <w:t xml:space="preserve"> </w:t>
+                            </w:r>
+                            <w:r>
+                              <w:rPr>
+                                <w:rFonts w:ascii="Arial" w:hAnsi="Arial" w:cs="Arial"/>
+                                <w:color w:val="000000"/>
+                                <w:sz w:val="22"/>
+                                <w:szCs w:val="22"/>
+                                <w:lang w:val="en-US"/>
+                              </w:rPr>
+                              <w:t xml:space="preserve">Frontend </w:t>
+                            </w:r>
+                            <w:r>
+                              <w:rPr>
+                                <w:rFonts w:ascii="Arial" w:hAnsi="Arial" w:cs="Arial"/>
+                                <w:color w:val="000000"/>
+                                <w:sz w:val="22"/>
+                                <w:szCs w:val="22"/>
+                                <w:lang w:val="en-US"/>
+                              </w:rPr>
+                              <w:t>(HTML5, CSS, JS)</w:t>
+                            </w:r>
+                            <w:r>
+                              <w:rPr>
+                                <w:rFonts w:ascii="Arial" w:hAnsi="Arial" w:cs="Arial"/>
+                                <w:color w:val="000000"/>
+                                <w:sz w:val="22"/>
+                                <w:szCs w:val="22"/>
+                                <w:lang w:val="en-US"/>
+                              </w:rPr>
+                              <w:t xml:space="preserve"> Backend</w:t>
+                            </w:r>
+                            <w:r>
+                              <w:rPr>
+                                <w:rFonts w:ascii="Arial" w:hAnsi="Arial" w:cs="Arial"/>
+                                <w:color w:val="000000"/>
+                                <w:sz w:val="22"/>
+                                <w:szCs w:val="22"/>
+                                <w:lang w:val="en-US"/>
+                              </w:rPr>
+                              <w:t xml:space="preserve"> (PHP)</w:t>
+                            </w:r>
+                          </w:p>
+                          <w:p>
+                            <w:pPr>
+                              <w:pStyle w:val="ListParagraph"/>
+                              <w:numPr>
+                                <w:ilvl w:val="3"/>
+                                <w:numId w:val="11"/>
+                              </w:numPr>
+                              <w:ind w:left="142" w:hanging="142"/>
+                              <w:rPr>
+                                <w:rFonts w:ascii="Arial" w:hAnsi="Arial" w:cs="Arial"/>
+                                <w:color w:val="000000"/>
+                                <w:sz w:val="22"/>
+                                <w:szCs w:val="22"/>
+                              </w:rPr>
+                            </w:pPr>
+                            <w:r>
+                              <w:rPr>
+                                <w:rFonts w:ascii="Arial" w:hAnsi="Arial" w:cs="Arial"/>
+                                <w:color w:val="000000"/>
+                                <w:sz w:val="22"/>
+                                <w:szCs w:val="22"/>
+                                <w:lang w:val="en-US"/>
+                              </w:rPr>
+                              <w:t xml:space="preserve"> </w:t>
+                            </w:r>
+                            <w:r>
+                              <w:rPr>
+                                <w:rFonts w:ascii="Arial" w:hAnsi="Arial" w:cs="Arial"/>
+                                <w:color w:val="000000"/>
+                                <w:sz w:val="22"/>
+                                <w:szCs w:val="22"/>
+                              </w:rPr>
+                              <w:t>Implémentation</w:t>
+                            </w:r>
+                            <w:r>
+                              <w:rPr>
+                                <w:rFonts w:ascii="Arial" w:hAnsi="Arial" w:cs="Arial"/>
+                                <w:color w:val="000000"/>
+                                <w:sz w:val="22"/>
+                                <w:szCs w:val="22"/>
+                              </w:rPr>
+                              <w:t xml:space="preserve"> d’une IA pour la </w:t>
+                            </w:r>
+                            <w:r>
+                              <w:rPr>
+                                <w:rFonts w:ascii="Arial" w:hAnsi="Arial" w:cs="Arial"/>
+                                <w:color w:val="000000"/>
+                                <w:sz w:val="22"/>
+                                <w:szCs w:val="22"/>
+                              </w:rPr>
+                              <w:t>détection</w:t>
+                            </w:r>
+                            <w:r>
+                              <w:rPr>
+                                <w:rFonts w:ascii="Arial" w:hAnsi="Arial" w:cs="Arial"/>
+                                <w:color w:val="000000"/>
+                                <w:sz w:val="22"/>
+                                <w:szCs w:val="22"/>
+                              </w:rPr>
+                              <w:t xml:space="preserve"> de fraude</w:t>
+                            </w:r>
+                          </w:p>
+                        </w:txbxContent>
+                      </wps:txbx>
+                      <wps:bodyPr rot="0" spcFirstLastPara="0" vertOverflow="overflow" horzOverflow="overflow" vert="horz" wrap="square" lIns="91440" tIns="45720" rIns="91440" bIns="45720" numCol="1" spcCol="0" rtlCol="0" fromWordArt="0" anchor="t" anchorCtr="0" forceAA="0" compatLnSpc="1">
+                        <a:prstTxWarp prst="textNoShape">
+                          <a:avLst/>
+                        </a:prstTxWarp>
+                        <a:noAutofit/>
+                      </wps:bodyPr>
+                    </wps:wsp>
+                  </a:graphicData>
+                </a:graphic>
+                <wp14:sizeRelV relativeFrom="margin">
+                  <wp14:pctHeight>0</wp14:pctHeight>
+                </wp14:sizeRelV>
+              </wp:anchor>
+            </w:drawing>
+          </mc:Choice>
+          <mc:Fallback>
+            <w:pict>
+              <v:shape w14:anchorId="0F0A2152" id="Cuadro de texto 69" o:spid="_x0000_s1054" type="#_x0000_t202" style="position:absolute;left:0;text-align:left;margin-left:186.65pt;margin-top:84.65pt;width:311.75pt;height:33.2pt;z-index:251657245;visibility:visible;mso-wrap-style:square;mso-height-percent:0;mso-wrap-distance-left:9pt;mso-wrap-distance-top:0;mso-wrap-distance-right:9pt;mso-wrap-distance-bottom:0;mso-position-horizontal:absolute;mso-position-horizontal-relative:text;mso-position-vertical:absolute;mso-position-vertical-relative:text;mso-height-percent:0;mso-height-relative:margin;v-text-anchor:top" o:gfxdata="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" filled="f" stroked="f" strokeweight=".5pt">
+                <v:textbox>
+                  <w:txbxContent>
+                    <w:p>
+                      <w:pPr>
+                        <w:pStyle w:val="ListParagraph"/>
+                        <w:numPr>
+                          <w:ilvl w:val="3"/>
+                          <w:numId w:val="11"/>
+                        </w:numPr>
+                        <w:ind w:left="142" w:hanging="142"/>
+                        <w:rPr>
+                          <w:rFonts w:ascii="Arial" w:hAnsi="Arial" w:cs="Arial"/>
+                          <w:color w:val="000000"/>
+                          <w:sz w:val="22"/>
+                          <w:szCs w:val="22"/>
+                          <w:lang w:val="en-US"/>
+                        </w:rPr>
+                      </w:pPr>
+                      <w:r>
+                        <w:rPr>
+                          <w:rFonts w:ascii="Arial" w:hAnsi="Arial" w:cs="Arial"/>
+                          <w:color w:val="000000"/>
+                          <w:sz w:val="22"/>
+                          <w:szCs w:val="22"/>
+                          <w:lang w:val="en-US"/>
+                        </w:rPr>
+                        <w:t xml:space="preserve"> </w:t>
+                      </w:r>
+                      <w:r>
+                        <w:rPr>
+                          <w:rFonts w:ascii="Arial" w:hAnsi="Arial" w:cs="Arial"/>
+                          <w:color w:val="000000"/>
+                          <w:sz w:val="22"/>
+                          <w:szCs w:val="22"/>
+                          <w:lang w:val="en-US"/>
+                        </w:rPr>
+                        <w:t xml:space="preserve">Frontend </w:t>
+                      </w:r>
+                      <w:r>
+                        <w:rPr>
+                          <w:rFonts w:ascii="Arial" w:hAnsi="Arial" w:cs="Arial"/>
+                          <w:color w:val="000000"/>
+                          <w:sz w:val="22"/>
+                          <w:szCs w:val="22"/>
+                          <w:lang w:val="en-US"/>
+                        </w:rPr>
+                        <w:t>(HTML5, CSS, JS)</w:t>
+                      </w:r>
+                      <w:r>
+                        <w:rPr>
+                          <w:rFonts w:ascii="Arial" w:hAnsi="Arial" w:cs="Arial"/>
+                          <w:color w:val="000000"/>
+                          <w:sz w:val="22"/>
+                          <w:szCs w:val="22"/>
+                          <w:lang w:val="en-US"/>
+                        </w:rPr>
+                        <w:t xml:space="preserve"> Backend</w:t>
+                      </w:r>
+                      <w:r>
+                        <w:rPr>
+                          <w:rFonts w:ascii="Arial" w:hAnsi="Arial" w:cs="Arial"/>
+                          <w:color w:val="000000"/>
+                          <w:sz w:val="22"/>
+                          <w:szCs w:val="22"/>
+                          <w:lang w:val="en-US"/>
+                        </w:rPr>
+                        <w:t xml:space="preserve"> (PHP)</w:t>
+                      </w:r>
+                    </w:p>
+                    <w:p>
+                      <w:pPr>
+                        <w:pStyle w:val="ListParagraph"/>
+                        <w:numPr>
+                          <w:ilvl w:val="3"/>
+                          <w:numId w:val="11"/>
+                        </w:numPr>
+                        <w:ind w:left="142" w:hanging="142"/>
+                        <w:rPr>
+                          <w:rFonts w:ascii="Arial" w:hAnsi="Arial" w:cs="Arial"/>
+                          <w:color w:val="000000"/>
+                          <w:sz w:val="22"/>
+                          <w:szCs w:val="22"/>
+                        </w:rPr>
+                      </w:pPr>
+                      <w:r>
+                        <w:rPr>
+                          <w:rFonts w:ascii="Arial" w:hAnsi="Arial" w:cs="Arial"/>
+                          <w:color w:val="000000"/>
+                          <w:sz w:val="22"/>
+                          <w:szCs w:val="22"/>
+                          <w:lang w:val="en-US"/>
+                        </w:rPr>
+                        <w:t xml:space="preserve"> </w:t>
+                      </w:r>
+                      <w:r>
+                        <w:rPr>
+                          <w:rFonts w:ascii="Arial" w:hAnsi="Arial" w:cs="Arial"/>
+                          <w:color w:val="000000"/>
+                          <w:sz w:val="22"/>
+                          <w:szCs w:val="22"/>
+                        </w:rPr>
+                        <w:t>Implémentation</w:t>
+                      </w:r>
+                      <w:r>
+                        <w:rPr>
+                          <w:rFonts w:ascii="Arial" w:hAnsi="Arial" w:cs="Arial"/>
+                          <w:color w:val="000000"/>
+                          <w:sz w:val="22"/>
+                          <w:szCs w:val="22"/>
+                        </w:rPr>
+                        <w:t xml:space="preserve"> d’une IA pour la </w:t>
+                      </w:r>
+                      <w:r>
+                        <w:rPr>
+                          <w:rFonts w:ascii="Arial" w:hAnsi="Arial" w:cs="Arial"/>
+                          <w:color w:val="000000"/>
+                          <w:sz w:val="22"/>
+                          <w:szCs w:val="22"/>
+                        </w:rPr>
+                        <w:t>détection</w:t>
+                      </w:r>
+                      <w:r>
+                        <w:rPr>
+                          <w:rFonts w:ascii="Arial" w:hAnsi="Arial" w:cs="Arial"/>
+                          <w:color w:val="000000"/>
+                          <w:sz w:val="22"/>
+                          <w:szCs w:val="22"/>
+                        </w:rPr>
+                        <w:t xml:space="preserve"> de fraude</w:t>
+                      </w:r>
+                    </w:p>
+                  </w:txbxContent>
+                </v:textbox>
+              </v:shape>
+            </w:pict>
+          </mc:Fallback>
+        </mc:AlternateContent>
+      </w:r>
+      <w:r>
+        <w:rPr>
+          <w:rFonts w:asciiTheme="minorHAnsi" w:hAnsiTheme="minorHAnsi" w:cstheme="minorHAnsi"/>
+          <w:noProof/>
+        </w:rPr>
+        <mc:AlternateContent>
+          <mc:Choice Requires="wps">
+            <w:drawing>
+              <wp:anchor distT="0" distB="0" distL="114300" distR="114300" simplePos="0" relativeHeight="251657244" behindDoc="0" locked="0" layoutInCell="1" allowOverlap="1" wp14:anchorId="79F06AEF" wp14:editId="78597DB2">
+                <wp:simplePos x="0" y="0"/>
+                <wp:positionH relativeFrom="column">
+                  <wp:posOffset>2496820</wp:posOffset>
+                </wp:positionH>
+                <wp:positionV relativeFrom="paragraph">
+                  <wp:posOffset>847394</wp:posOffset>
+                </wp:positionV>
+                <wp:extent cx="3959225" cy="304800"/>
+                <wp:effectExtent l="0" t="0" r="0" b="0"/>
+                <wp:wrapNone/>
+                <wp:docPr id="67" name="Cuadro de texto 67"/>
+                <wp:cNvGraphicFramePr/>
+                <a:graphic xmlns:a="http://schemas.openxmlformats.org/drawingml/2006/main">
+                  <a:graphicData uri="http://schemas.microsoft.com/office/word/2010/wordprocessingShape">
+                    <wps:wsp>
+                      <wps:cNvSpPr txBox="1"/>
+                      <wps:spPr>
+                        <a:xfrm>
+                          <a:off x="0" y="0"/>
+                          <a:ext cx="3959225" cy="304800"/>
+                        </a:xfrm>
+                        <a:prstGeom prst="rect">
+                          <a:avLst/>
+                        </a:prstGeom>
+                        <a:noFill/>
+                        <a:ln w="6350">
+                          <a:noFill/>
+                        </a:ln>
+                      </wps:spPr>
+                      <wps:txbx>
+                        <w:txbxContent>
+                          <w:p>
+                            <w:pPr>
+                              <w:rPr>
+                                <w:rFonts w:ascii="Arial" w:hAnsi="Arial" w:cs="Arial"/>
+                                <w:b/>
+                                <w:color w:val="000000"/>
+                              </w:rPr>
+                            </w:pPr>
+                            <w:r>
+                              <w:rPr>
+                                <w:rFonts w:ascii="Arial" w:hAnsi="Arial" w:cs="Arial"/>
+                                <w:b/>
+                                <w:color w:val="000000"/>
+                              </w:rPr>
+                              <w:t xml:space="preserve">Projet tutore, Keyce </w:t>
+                            </w:r>
+                            <w:r>
+                              <w:rPr>
+                                <w:rFonts w:ascii="Arial" w:hAnsi="Arial" w:cs="Arial"/>
+                                <w:b/>
+                                <w:color w:val="000000"/>
+                              </w:rPr>
+                              <w:t>I</w:t>
+                            </w:r>
+                            <w:r>
+                              <w:rPr>
+                                <w:rFonts w:ascii="Arial" w:hAnsi="Arial" w:cs="Arial"/>
+                                <w:b/>
+                                <w:color w:val="000000"/>
+                              </w:rPr>
+                              <w:t>nformatique</w:t>
+                            </w:r>
+                            <w:r>
+                              <w:rPr>
+                                <w:rFonts w:ascii="Arial" w:hAnsi="Arial" w:cs="Arial"/>
+                                <w:bCs/>
+                                <w:color w:val="7F7F7F" w:themeColor="text1" w:themeTint="80"/>
+                                <w:sz w:val="20"/>
+                                <w:szCs w:val="20"/>
+                              </w:rPr>
+                              <w:t>| 202</w:t>
+                            </w:r>
+                            <w:r>
+                              <w:rPr>
+                                <w:rFonts w:ascii="Arial" w:hAnsi="Arial" w:cs="Arial"/>
+                                <w:bCs/>
+                                <w:color w:val="7F7F7F" w:themeColor="text1" w:themeTint="80"/>
+                                <w:sz w:val="20"/>
+                                <w:szCs w:val="20"/>
+                              </w:rPr>
+                              <w:t>5</w:t>
+                            </w:r>
+                            <w:r>
+                              <w:rPr>
+                                <w:rFonts w:ascii="Arial" w:hAnsi="Arial" w:cs="Arial"/>
+                                <w:bCs/>
+                                <w:color w:val="7F7F7F" w:themeColor="text1" w:themeTint="80"/>
+                                <w:sz w:val="20"/>
+                                <w:szCs w:val="20"/>
+                              </w:rPr>
+                              <w:t xml:space="preserve"> </w:t>
+                            </w:r>
+                          </w:p>
+                          <w:p>
+                            <w:pPr>
+                              <w:rPr>
+                                <w:sz w:val="28"/>
+                                <w:szCs w:val="28"/>
+                              </w:rPr>
+                            </w:pPr>
+                          </w:p>
+                        </w:txbxContent>
+                      </wps:txbx>
+                      <wps:bodyPr rot="0" spcFirstLastPara="0" vertOverflow="overflow" horzOverflow="overflow" vert="horz" wrap="square" lIns="91440" tIns="45720" rIns="91440" bIns="45720" numCol="1" spcCol="0" rtlCol="0" fromWordArt="0" anchor="t" anchorCtr="0" forceAA="0" compatLnSpc="1">
+                        <a:prstTxWarp prst="textNoShape">
+                          <a:avLst/>
+                        </a:prstTxWarp>
+                        <a:noAutofit/>
+                      </wps:bodyPr>
+                    </wps:wsp>
+                  </a:graphicData>
+                </a:graphic>
+                <wp14:sizeRelV relativeFrom="margin">
+                  <wp14:pctHeight>0</wp14:pctHeight>
+                </wp14:sizeRelV>
+              </wp:anchor>
+            </w:drawing>
+          </mc:Choice>
+          <mc:Fallback>
+            <w:pict>
+              <v:shape w14:anchorId="79F06AEF" id="_x0000_s1055" type="#_x0000_t202" style="position:absolute;left:0;text-align:left;margin-left:196.6pt;margin-top:66.7pt;width:311.75pt;height:24pt;z-index:251657244;visibility:visible;mso-wrap-style:square;mso-height-percent:0;mso-wrap-distance-left:9pt;mso-wrap-distance-top:0;mso-wrap-distance-right:9pt;mso-wrap-distance-bottom:0;mso-position-horizontal:absolute;mso-position-horizontal-relative:text;mso-position-vertical:absolute;mso-position-vertical-relative:text;mso-height-percent:0;mso-height-relative:margin;v-text-anchor:top" o:gfxdata="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" filled="f" stroked="f" strokeweight=".5pt">
+                <v:textbox>
+                  <w:txbxContent>
+                    <w:p>
+                      <w:pPr>
+                        <w:rPr>
+                          <w:rFonts w:ascii="Arial" w:hAnsi="Arial" w:cs="Arial"/>
+                          <w:b/>
+                          <w:color w:val="000000"/>
+                        </w:rPr>
+                      </w:pPr>
+                      <w:r>
+                        <w:rPr>
+                          <w:rFonts w:ascii="Arial" w:hAnsi="Arial" w:cs="Arial"/>
+                          <w:b/>
+                          <w:color w:val="000000"/>
+                        </w:rPr>
+                        <w:t xml:space="preserve">Projet tutore, Keyce </w:t>
+                      </w:r>
+                      <w:r>
+                        <w:rPr>
+                          <w:rFonts w:ascii="Arial" w:hAnsi="Arial" w:cs="Arial"/>
+                          <w:b/>
+                          <w:color w:val="000000"/>
+                        </w:rPr>
+                        <w:t>I</w:t>
+                      </w:r>
+                      <w:r>
+                        <w:rPr>
+                          <w:rFonts w:ascii="Arial" w:hAnsi="Arial" w:cs="Arial"/>
+                          <w:b/>
+                          <w:color w:val="000000"/>
+                        </w:rPr>
+                        <w:t>nformatique</w:t>
+                      </w:r>
+                      <w:r>
+                        <w:rPr>
+                          <w:rFonts w:ascii="Arial" w:hAnsi="Arial" w:cs="Arial"/>
+                          <w:bCs/>
+                          <w:color w:val="7F7F7F" w:themeColor="text1" w:themeTint="80"/>
+                          <w:sz w:val="20"/>
+                          <w:szCs w:val="20"/>
+                        </w:rPr>
+                        <w:t>| 202</w:t>
+                      </w:r>
+                      <w:r>
+                        <w:rPr>
+                          <w:rFonts w:ascii="Arial" w:hAnsi="Arial" w:cs="Arial"/>
+                          <w:bCs/>
+                          <w:color w:val="7F7F7F" w:themeColor="text1" w:themeTint="80"/>
+                          <w:sz w:val="20"/>
+                          <w:szCs w:val="20"/>
+                        </w:rPr>
+                        <w:t>5</w:t>
+                      </w:r>
+                      <w:r>
+                        <w:rPr>
+                          <w:rFonts w:ascii="Arial" w:hAnsi="Arial" w:cs="Arial"/>
+                          <w:bCs/>
+                          <w:color w:val="7F7F7F" w:themeColor="text1" w:themeTint="80"/>
+                          <w:sz w:val="20"/>
+                          <w:szCs w:val="20"/>
+                        </w:rPr>
+                        <w:t xml:space="preserve"> </w:t>
+                      </w:r>
+                    </w:p>
+                    <w:p>
+                      <w:pPr>
+                        <w:rPr>
+                          <w:sz w:val="28"/>
+                          <w:szCs w:val="28"/>
+                        </w:rPr>
+                      </w:pPr>
+                    </w:p>
+                  </w:txbxContent>
+                </v:textbox>
+              </v:shape>
+            </w:pict>
+          </mc:Fallback>
+        </mc:AlternateContent>
+      </w:r>
+      <w:r>
+        <w:rPr>
+          <w:rFonts w:asciiTheme="minorHAnsi" w:hAnsiTheme="minorHAnsi" w:cstheme="minorHAnsi"/>
+          <w:noProof/>
+          <w:color w:val="FF0000"/>
+        </w:rPr>
+        <mc:AlternateContent>
+          <mc:Choice Requires="wps">
+            <w:drawing>
+              <wp:anchor distT="0" distB="0" distL="114300" distR="114300" simplePos="0" relativeHeight="251657247" behindDoc="0" locked="0" layoutInCell="1" allowOverlap="1" wp14:anchorId="1CAEB6AA" wp14:editId="7C8575AD">
+                <wp:simplePos x="0" y="0"/>
+                <wp:positionH relativeFrom="column">
+                  <wp:posOffset>2410129</wp:posOffset>
+                </wp:positionH>
+                <wp:positionV relativeFrom="paragraph">
+                  <wp:posOffset>602615</wp:posOffset>
+                </wp:positionV>
+                <wp:extent cx="3959225" cy="317500"/>
+                <wp:effectExtent l="0" t="0" r="0" b="6350"/>
+                <wp:wrapNone/>
+                <wp:docPr id="76" name="Cuadro de texto 76"/>
+                <wp:cNvGraphicFramePr/>
+                <a:graphic xmlns:a="http://schemas.openxmlformats.org/drawingml/2006/main">
+                  <a:graphicData uri="http://schemas.microsoft.com/office/word/2010/wordprocessingShape">
+                    <wps:wsp>
+                      <wps:cNvSpPr txBox="1"/>
+                      <wps:spPr>
+                        <a:xfrm>
+                          <a:off x="0" y="0"/>
+                          <a:ext cx="3959225" cy="317500"/>
+                        </a:xfrm>
+                        <a:prstGeom prst="rect">
+                          <a:avLst/>
+                        </a:prstGeom>
+                        <a:noFill/>
+                        <a:ln w="6350">
+                          <a:noFill/>
+                        </a:ln>
+                      </wps:spPr>
+                      <wps:txbx>
+                        <w:txbxContent>
+                          <w:p>
+                            <w:pPr>
+                              <w:rPr>
+                                <w:sz w:val="28"/>
+                                <w:szCs w:val="28"/>
+                              </w:rPr>
+                            </w:pPr>
+                            <w:r>
+                              <w:rPr>
+                                <w:rFonts w:ascii="Arial" w:hAnsi="Arial" w:cs="Arial"/>
+                                <w:b/>
+                                <w:color w:val="000000"/>
+                                <w:sz w:val="28"/>
+                                <w:szCs w:val="28"/>
+                              </w:rPr>
+                              <w:t>DEV WEB</w:t>
+                            </w:r>
+                            <w:r>
+                              <w:rPr>
+                                <w:rFonts w:ascii="Arial" w:hAnsi="Arial" w:cs="Arial"/>
+                                <w:b/>
+                                <w:color w:val="000000"/>
+                                <w:sz w:val="28"/>
+                                <w:szCs w:val="28"/>
+                              </w:rPr>
+                              <w:t xml:space="preserve"> &amp; Mobile</w:t>
+                            </w:r>
+                          </w:p>
+                        </w:txbxContent>
+                      </wps:txbx>
+                      <wps:bodyPr rot="0" spcFirstLastPara="0" vertOverflow="overflow" horzOverflow="overflow" vert="horz" wrap="square" lIns="91440" tIns="45720" rIns="91440" bIns="45720" numCol="1" spcCol="0" rtlCol="0" fromWordArt="0" anchor="t" anchorCtr="0" forceAA="0" compatLnSpc="1">
+                        <a:prstTxWarp prst="textNoShape">
+                          <a:avLst/>
+                        </a:prstTxWarp>
+                        <a:noAutofit/>
+                      </wps:bodyPr>
+                    </wps:wsp>
+                  </a:graphicData>
+                </a:graphic>
+                <wp14:sizeRelV relativeFrom="margin">
+                  <wp14:pctHeight>0</wp14:pctHeight>
+                </wp14:sizeRelV>
+              </wp:anchor>
+            </w:drawing>
+          </mc:Choice>
+          <mc:Fallback>
+            <w:pict>
+              <v:shape w14:anchorId="1CAEB6AA" id="Cuadro de texto 76" o:spid="_x0000_s1056" type="#_x0000_t202" style="position:absolute;left:0;text-align:left;margin-left:189.75pt;margin-top:47.45pt;width:311.75pt;height:25pt;z-index:251657247;visibility:visible;mso-wrap-style:square;mso-height-percent:0;mso-wrap-distance-left:9pt;mso-wrap-distance-top:0;mso-wrap-distance-right:9pt;mso-wrap-distance-bottom:0;mso-position-horizontal:absolute;mso-position-horizontal-relative:text;mso-position-vertical:absolute;mso-position-vertical-relative:text;mso-height-percent:0;mso-height-relative:margin;v-text-anchor:top" o:gfxdata="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" filled="f" stroked="f" strokeweight=".5pt">
+                <v:textbox>
+                  <w:txbxContent>
+                    <w:p>
+                      <w:pPr>
+                        <w:rPr>
+                          <w:sz w:val="28"/>
+                          <w:szCs w:val="28"/>
+                        </w:rPr>
+                      </w:pPr>
+                      <w:r>
+                        <w:rPr>
+                          <w:rFonts w:ascii="Arial" w:hAnsi="Arial" w:cs="Arial"/>
+                          <w:b/>
+                          <w:color w:val="000000"/>
+                          <w:sz w:val="28"/>
+                          <w:szCs w:val="28"/>
+                        </w:rPr>
+                        <w:t>DEV WEB</w:t>
+                      </w:r>
+                      <w:r>
+                        <w:rPr>
+                          <w:rFonts w:ascii="Arial" w:hAnsi="Arial" w:cs="Arial"/>
+                          <w:b/>
+                          <w:color w:val="000000"/>
+                          <w:sz w:val="28"/>
+                          <w:szCs w:val="28"/>
+                        </w:rPr>
+                        <w:t xml:space="preserve"> &amp; Mobile</w:t>
+                      </w:r>
+                    </w:p>
+                  </w:txbxContent>
+                </v:textbox>
+              </v:shape>
+            </w:pict>
+          </mc:Fallback>
+        </mc:AlternateContent>
+      </w:r>
+      <w:r>
+        <w:rPr>
+          <w:rFonts w:asciiTheme="minorHAnsi" w:hAnsiTheme="minorHAnsi" w:cstheme="minorHAnsi"/>
+          <w:noProof/>
+        </w:rPr>
+        <mc:AlternateContent>
+          <mc:Choice Requires="wps">
+            <w:drawing>
+              <wp:anchor distT="0" distB="0" distL="114300" distR="114300" simplePos="0" relativeHeight="251657246" behindDoc="0" locked="0" layoutInCell="1" allowOverlap="1" wp14:anchorId="129F2225" wp14:editId="4F0CEEB4">
+                <wp:simplePos x="0" y="0"/>
+                <wp:positionH relativeFrom="column">
+                  <wp:posOffset>2442293</wp:posOffset>
+                </wp:positionH>
+                <wp:positionV relativeFrom="paragraph">
+                  <wp:posOffset>160710</wp:posOffset>
+                </wp:positionV>
+                <wp:extent cx="3452495" cy="405517"/>
+                <wp:effectExtent l="0" t="0" r="0" b="0"/>
+                <wp:wrapNone/>
+                <wp:docPr id="70" name="Rectangle 70"/>
+                <wp:cNvGraphicFramePr>
+                  <a:graphicFrameLocks xmlns:a="http://schemas.openxmlformats.org/drawingml/2006/main"/>
+                </wp:cNvGraphicFramePr>
+                <a:graphic xmlns:a="http://schemas.openxmlformats.org/drawingml/2006/main">
+                  <a:graphicData uri="http://schemas.microsoft.com/office/word/2010/wordprocessingShape">
+                    <wps:wsp>
+                      <wps:cNvSpPr>
+                        <a:spLocks noChangeArrowheads="1"/>
+                      </wps:cNvSpPr>
+                      <wps:spPr bwMode="auto">
+                        <a:xfrm>
+                          <a:off x="0" y="0"/>
+                          <a:ext cx="3452495" cy="405517"/>
+                        </a:xfrm>
+                        <a:prstGeom prst="rect">
+                          <a:avLst/>
+                        </a:prstGeom>
+                        <a:solidFill>
+                          <a:schemeClr val="bg1"/>
+                        </a:solidFill>
+                        <a:ln>
+                          <a:noFill/>
+                        </a:ln>
+                      </wps:spPr>
+                      <wps:txbx>
+                        <w:txbxContent>
+                          <w:p>
+                            <w:pPr>
+                              <w:rPr>
+                                <w:rFonts w:ascii="Gill Sans MT Condensed" w:hAnsi="Gill Sans MT Condensed" w:cs="Arial"/>
+                                <w:bCs/>
+                                <w:color w:val="215868" w:themeColor="accent5" w:themeShade="80"/>
+                                <w:sz w:val="48"/>
+                                <w:szCs w:val="48"/>
+                              </w:rPr>
+                            </w:pPr>
+                            <w:r>
+                              <w:rPr>
+                                <w:rFonts w:ascii="Gill Sans MT Condensed" w:hAnsi="Gill Sans MT Condensed" w:cs="Arial"/>
+                                <w:bCs/>
+                                <w:color w:val="215868" w:themeColor="accent5" w:themeShade="80"/>
+                                <w:sz w:val="48"/>
+                                <w:szCs w:val="48"/>
+                              </w:rPr>
+                              <w:t>EXPÉRIENCES PROFESSIONNELLES</w:t>
+                            </w:r>
+                          </w:p>
+                        </w:txbxContent>
+                      </wps:txbx>
+                      <wps:bodyPr rot="0" vert="horz" wrap="square" lIns="91440" tIns="45720" rIns="91440" bIns="45720" anchor="ctr" anchorCtr="0" upright="1">
+                        <a:noAutofit/>
+                      </wps:bodyPr>
+                    </wps:wsp>
+                  </a:graphicData>
+                </a:graphic>
+                <wp14:sizeRelH relativeFrom="page">
+                  <wp14:pctWidth>0</wp14:pctWidth>
+                </wp14:sizeRelH>
+                <wp14:sizeRelV relativeFrom="page">
+                  <wp14:pctHeight>0</wp14:pctHeight>
+                </wp14:sizeRelV>
+              </wp:anchor>
+            </w:drawing>
+          </mc:Choice>
+          <mc:Fallback>
+            <w:pict>
+              <v:rect w14:anchorId="129F2225" id="_x0000_s1057" style="position:absolute;left:0;text-align:left;margin-left:192.3pt;margin-top:12.65pt;width:271.85pt;height:31.95pt;z-index:251657246;visibility:visible;mso-wrap-style:square;mso-width-percent:0;mso-height-percent:0;mso-wrap-distance-left:9pt;mso-wrap-distance-top:0;mso-wrap-distance-right:9pt;mso-wrap-distance-bottom:0;mso-position-horizontal:absolute;mso-position-horizontal-relative:text;mso-position-vertical:absolute;mso-position-vertical-relative:text;mso-width-percent:0;mso-height-percent:0;mso-width-relative:page;mso-height-relative:page;v-text-anchor:middle" o:gfxdata="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" fillcolor="white [3212]" stroked="f">
+                <v:textbox>
+                  <w:txbxContent>
+                    <w:p>
+                      <w:pPr>
+                        <w:rPr>
+                          <w:rFonts w:ascii="Gill Sans MT Condensed" w:hAnsi="Gill Sans MT Condensed" w:cs="Arial"/>
+                          <w:bCs/>
+                          <w:color w:val="215868" w:themeColor="accent5" w:themeShade="80"/>
+                          <w:sz w:val="48"/>
+                          <w:szCs w:val="48"/>
+                        </w:rPr>
+                      </w:pPr>
+                      <w:r>
+                        <w:rPr>
+                          <w:rFonts w:ascii="Gill Sans MT Condensed" w:hAnsi="Gill Sans MT Condensed" w:cs="Arial"/>
+                          <w:bCs/>
+                          <w:color w:val="215868" w:themeColor="accent5" w:themeShade="80"/>
+                          <w:sz w:val="48"/>
+                          <w:szCs w:val="48"/>
+                        </w:rPr>
+                        <w:t>EXPÉRIENCES PROFESSIONNELLES</w:t>
+                      </w:r>
+                    </w:p>
+                  </w:txbxContent>
+                </v:textbox>
+              </v:rect>
+            </w:pict>
+          </mc:Fallback>
+        </mc:AlternateContent>
+      </w:r>
+      <w:r>
+        <w:rPr>
+          <w:noProof/>
+        </w:rPr>
+        <mc:AlternateContent>
+          <mc:Choice Requires="wps">
+            <w:drawing>
+              <wp:anchor distT="0" distB="0" distL="114300" distR="114300" simplePos="0" relativeHeight="251657302" behindDoc="0" locked="0" layoutInCell="1" allowOverlap="1" wp14:anchorId="08DBE703" wp14:editId="4FA9B375">
                 <wp:simplePos x="0" y="0"/>
                 <wp:positionH relativeFrom="page">
                   <wp:posOffset>288290</wp:posOffset>
@@ -6785,7 +9491,7 @@
                         <a:effectLst/>
                         <a:extLst>
                           <a:ext uri="{C572A759-6A51-4108-AA02-DFA0A04FC94B}">
-                            <ma14:wrappingTextBoxFlag xmlns:ma14="http://schemas.microsoft.com/office/mac/drawingml/2011/main" xmlns:w="http://schemas.openxmlformats.org/wordprocessingml/2006/main" xmlns:w10="urn:schemas-microsoft-com:office:word" xmlns:v="urn:schemas-microsoft-com:vml" xmlns:o="urn:schemas-microsoft-com:office:office" xmlns:mv="urn:schemas-microsoft-com:mac:vml" xmlns:mo="http://schemas.microsoft.com/office/mac/office/2008/main" xmlns="" xmlns:arto="http://schemas.microsoft.com/office/word/2006/arto"/>
+                            <ma14:wrappingTextBoxFlag xmlns:arto="http://schemas.microsoft.com/office/word/2006/arto" xmlns="" xmlns:mo="http://schemas.microsoft.com/office/mac/office/2008/main" xmlns:mv="urn:schemas-microsoft-com:mac:vml" xmlns:o="urn:schemas-microsoft-com:office:office" xmlns:v="urn:schemas-microsoft-com:vml" xmlns:w10="urn:schemas-microsoft-com:office:word" xmlns:w="http://schemas.openxmlformats.org/wordprocessingml/2006/main" xmlns:ma14="http://schemas.microsoft.com/office/mac/drawingml/2011/main"/>
                           </a:ext>
                         </a:extLst>
                       </wps:spPr>
@@ -7023,7 +9729,7 @@
           </mc:Choice>
           <mc:Fallback>
             <w:pict>
-              <v:shape w14:anchorId="08DBE703" id="_x0000_s1046" type="#_x0000_t202" style="position:absolute;left:0;text-align:left;margin-left:22.7pt;margin-top:260.2pt;width:182.7pt;height:79.5pt;z-index:251658326;visibility:visible;mso-wrap-style:square;mso-width-percent:0;mso-height-percent:0;mso-wrap-distance-left:9pt;mso-wrap-distance-top:0;mso-wrap-distance-right:9pt;mso-wrap-distance-bottom:0;mso-position-horizontal:absolute;mso-position-horizontal-relative:page;mso-position-vertical:absolute;mso-position-vertical-relative:text;mso-width-percent:0;mso-height-percent:0;mso-width-relative:margin;mso-height-relative:margin;v-text-anchor:top" o:gfxdata="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" filled="f" stroked="f">
+              <v:shape w14:anchorId="08DBE703" id="_x0000_s1058" type="#_x0000_t202" style="position:absolute;left:0;text-align:left;margin-left:22.7pt;margin-top:260.2pt;width:182.7pt;height:79.5pt;z-index:251657302;visibility:visible;mso-wrap-style:square;mso-width-percent:0;mso-height-percent:0;mso-wrap-distance-left:9pt;mso-wrap-distance-top:0;mso-wrap-distance-right:9pt;mso-wrap-distance-bottom:0;mso-position-horizontal:absolute;mso-position-horizontal-relative:page;mso-position-vertical:absolute;mso-position-vertical-relative:text;mso-width-percent:0;mso-height-percent:0;mso-width-relative:margin;mso-height-relative:margin;v-text-anchor:top" o:gfxdata="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" filled="f" stroked="f">
                 <v:textbox>
                   <w:txbxContent>
                     <w:p>
@@ -7245,10 +9951,13 @@
         </mc:AlternateContent>
       </w:r>
       <w:r>
+        <w:rPr>
+          <w:noProof/>
+        </w:rPr>
         <mc:AlternateContent>
           <mc:Choice Requires="wps">
             <w:drawing>
-              <wp:anchor distT="0" distB="0" distL="114300" distR="114300" simplePos="0" relativeHeight="251675734" behindDoc="0" locked="0" layoutInCell="1" allowOverlap="1" wp14:anchorId="4062F43F" wp14:editId="7CCCA86E">
+              <wp:anchor distT="0" distB="0" distL="114300" distR="114300" simplePos="0" relativeHeight="251674710" behindDoc="0" locked="0" layoutInCell="1" allowOverlap="1" wp14:anchorId="4062F43F" wp14:editId="2ADA9F1E">
                 <wp:simplePos x="0" y="0"/>
                 <wp:positionH relativeFrom="page">
                   <wp:posOffset>295275</wp:posOffset>
@@ -7284,7 +9993,7 @@
                         <a:effectLst/>
                         <a:extLst>
                           <a:ext uri="{C572A759-6A51-4108-AA02-DFA0A04FC94B}">
-                            <ma14:wrappingTextBoxFlag xmlns:ma14="http://schemas.microsoft.com/office/mac/drawingml/2011/main" xmlns:w="http://schemas.openxmlformats.org/wordprocessingml/2006/main" xmlns:w10="urn:schemas-microsoft-com:office:word" xmlns:v="urn:schemas-microsoft-com:vml" xmlns:o="urn:schemas-microsoft-com:office:office" xmlns:mv="urn:schemas-microsoft-com:mac:vml" xmlns:mo="http://schemas.microsoft.com/office/mac/office/2008/main" xmlns="" xmlns:arto="http://schemas.microsoft.com/office/word/2006/arto"/>
+                            <ma14:wrappingTextBoxFlag xmlns:arto="http://schemas.microsoft.com/office/word/2006/arto" xmlns="" xmlns:mo="http://schemas.microsoft.com/office/mac/office/2008/main" xmlns:mv="urn:schemas-microsoft-com:mac:vml" xmlns:o="urn:schemas-microsoft-com:office:office" xmlns:v="urn:schemas-microsoft-com:vml" xmlns:w10="urn:schemas-microsoft-com:office:word" xmlns:w="http://schemas.openxmlformats.org/wordprocessingml/2006/main" xmlns:ma14="http://schemas.microsoft.com/office/mac/drawingml/2011/main"/>
                           </a:ext>
                         </a:extLst>
                       </wps:spPr>
@@ -7402,7 +10111,7 @@
           </mc:Choice>
           <mc:Fallback>
             <w:pict>
-              <v:shape w14:anchorId="4062F43F" id="_x0000_s1047" type="#_x0000_t202" style="position:absolute;left:0;text-align:left;margin-left:23.25pt;margin-top:91.9pt;width:198.4pt;height:52.7pt;z-index:251675734;visibility:visible;mso-wrap-style:square;mso-width-percent:0;mso-height-percent:0;mso-wrap-distance-left:9pt;mso-wrap-distance-top:0;mso-wrap-distance-right:9pt;mso-wrap-distance-bottom:0;mso-position-horizontal:absolute;mso-position-horizontal-relative:page;mso-position-vertical:absolute;mso-position-vertical-relative:text;mso-width-percent:0;mso-height-percent:0;mso-width-relative:margin;mso-height-relative:margin;v-text-anchor:top" o:gfxdata="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" filled="f" stroked="f">
+              <v:shape w14:anchorId="4062F43F" id="_x0000_s1059" type="#_x0000_t202" style="position:absolute;left:0;text-align:left;margin-left:23.25pt;margin-top:91.9pt;width:198.4pt;height:52.7pt;z-index:251674710;visibility:visible;mso-wrap-style:square;mso-width-percent:0;mso-height-percent:0;mso-wrap-distance-left:9pt;mso-wrap-distance-top:0;mso-wrap-distance-right:9pt;mso-wrap-distance-bottom:0;mso-position-horizontal:absolute;mso-position-horizontal-relative:page;mso-position-vertical:absolute;mso-position-vertical-relative:text;mso-width-percent:0;mso-height-percent:0;mso-width-relative:margin;mso-height-relative:margin;v-text-anchor:top" o:gfxdata="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" filled="f" stroked="f">
                 <v:textbox>
                   <w:txbxContent>
                     <w:p>
@@ -7504,10 +10213,13 @@
         </mc:AlternateContent>
       </w:r>
       <w:r>
+        <w:rPr>
+          <w:noProof/>
+        </w:rPr>
         <mc:AlternateContent>
           <mc:Choice Requires="wps">
             <w:drawing>
-              <wp:anchor distT="0" distB="0" distL="114300" distR="114300" simplePos="0" relativeHeight="251673686" behindDoc="0" locked="0" layoutInCell="1" allowOverlap="1" wp14:anchorId="5F44BBD3" wp14:editId="1CE262FC">
+              <wp:anchor distT="0" distB="0" distL="114300" distR="114300" simplePos="0" relativeHeight="251672662" behindDoc="0" locked="0" layoutInCell="1" allowOverlap="1" wp14:anchorId="5F44BBD3" wp14:editId="43DDB0F6">
                 <wp:simplePos x="0" y="0"/>
                 <wp:positionH relativeFrom="page">
                   <wp:posOffset>152400</wp:posOffset>
@@ -7609,7 +10321,7 @@
           </mc:Choice>
           <mc:Fallback>
             <w:pict>
-              <v:shape w14:anchorId="5F44BBD3" id="Cuadro de texto 23" o:spid="_x0000_s1048" type="#_x0000_t202" style="position:absolute;left:0;text-align:left;margin-left:12pt;margin-top:64.55pt;width:225.6pt;height:32.8pt;z-index:251673686;visibility:visible;mso-wrap-style:square;mso-width-percent:0;mso-height-percent:0;mso-wrap-distance-left:9pt;mso-wrap-distance-top:0;mso-wrap-distance-right:9pt;mso-wrap-distance-bottom:0;mso-position-horizontal:absolute;mso-position-horizontal-relative:page;mso-position-vertical:absolute;mso-position-vertical-relative:text;mso-width-percent:0;mso-height-percent:0;mso-width-relative:margin;mso-height-relative:margin;v-text-anchor:top" o:gfxdata="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" filled="f" stroked="f">
+              <v:shape w14:anchorId="5F44BBD3" id="Cuadro de texto 23" o:spid="_x0000_s1060" type="#_x0000_t202" style="position:absolute;left:0;text-align:left;margin-left:12pt;margin-top:64.55pt;width:225.6pt;height:32.8pt;z-index:251672662;visibility:visible;mso-wrap-style:square;mso-width-percent:0;mso-height-percent:0;mso-wrap-distance-left:9pt;mso-wrap-distance-top:0;mso-wrap-distance-right:9pt;mso-wrap-distance-bottom:0;mso-position-horizontal:absolute;mso-position-horizontal-relative:page;mso-position-vertical:absolute;mso-position-vertical-relative:text;mso-width-percent:0;mso-height-percent:0;mso-width-relative:margin;mso-height-relative:margin;v-text-anchor:top" o:gfxdata="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" filled="f" stroked="f">
                 <v:textbox>
                   <w:txbxContent>
                     <w:p>
@@ -7654,10 +10366,13 @@
         </mc:AlternateContent>
       </w:r>
       <w:r>
+        <w:rPr>
+          <w:noProof/>
+        </w:rPr>
         <mc:AlternateContent>
           <mc:Choice Requires="wps">
             <w:drawing>
-              <wp:anchor distT="0" distB="0" distL="114300" distR="114300" simplePos="0" relativeHeight="251658323" behindDoc="0" locked="0" layoutInCell="1" allowOverlap="1" wp14:anchorId="03E46A49" wp14:editId="25CC33C5">
+              <wp:anchor distT="0" distB="0" distL="114300" distR="114300" simplePos="0" relativeHeight="251657299" behindDoc="0" locked="0" layoutInCell="1" allowOverlap="1" wp14:anchorId="03E46A49" wp14:editId="11E29E65">
                 <wp:simplePos x="0" y="0"/>
                 <wp:positionH relativeFrom="page">
                   <wp:posOffset>149902</wp:posOffset>
@@ -7743,7 +10458,7 @@
           </mc:Choice>
           <mc:Fallback>
             <w:pict>
-              <v:shape w14:anchorId="03E46A49" id="_x0000_s1049" type="#_x0000_t202" style="position:absolute;left:0;text-align:left;margin-left:11.8pt;margin-top:227.9pt;width:233.25pt;height:30.2pt;z-index:251658323;visibility:visible;mso-wrap-style:square;mso-width-percent:0;mso-height-percent:0;mso-wrap-distance-left:9pt;mso-wrap-distance-top:0;mso-wrap-distance-right:9pt;mso-wrap-distance-bottom:0;mso-position-horizontal:absolute;mso-position-horizontal-relative:page;mso-position-vertical:absolute;mso-position-vertical-relative:text;mso-width-percent:0;mso-height-percent:0;mso-width-relative:margin;mso-height-relative:margin;v-text-anchor:top" o:gfxdata="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" filled="f" stroked="f">
+              <v:shape w14:anchorId="03E46A49" id="_x0000_s1061" type="#_x0000_t202" style="position:absolute;left:0;text-align:left;margin-left:11.8pt;margin-top:227.9pt;width:233.25pt;height:30.2pt;z-index:251657299;visibility:visible;mso-wrap-style:square;mso-width-percent:0;mso-height-percent:0;mso-wrap-distance-left:9pt;mso-wrap-distance-top:0;mso-wrap-distance-right:9pt;mso-wrap-distance-bottom:0;mso-position-horizontal:absolute;mso-position-horizontal-relative:page;mso-position-vertical:absolute;mso-position-vertical-relative:text;mso-width-percent:0;mso-height-percent:0;mso-width-relative:margin;mso-height-relative:margin;v-text-anchor:top" o:gfxdata="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" filled="f" stroked="f">
                 <v:textbox>
                   <w:txbxContent>
                     <w:p>
@@ -7772,10 +10487,13 @@
         </mc:AlternateContent>
       </w:r>
       <w:r>
+        <w:rPr>
+          <w:noProof/>
+        </w:rPr>
         <mc:AlternateContent>
           <mc:Choice Requires="wps">
             <w:drawing>
-              <wp:anchor distT="0" distB="0" distL="114300" distR="114300" simplePos="0" relativeHeight="251656205" behindDoc="0" locked="0" layoutInCell="1" allowOverlap="1" wp14:anchorId="7FECDE27" wp14:editId="368F712A">
+              <wp:anchor distT="0" distB="0" distL="114300" distR="114300" simplePos="0" relativeHeight="251655181" behindDoc="0" locked="0" layoutInCell="1" allowOverlap="1" wp14:anchorId="7FECDE27" wp14:editId="3C00896A">
                 <wp:simplePos x="0" y="0"/>
                 <wp:positionH relativeFrom="page">
                   <wp:posOffset>149860</wp:posOffset>
@@ -7869,7 +10587,7 @@
           </mc:Choice>
           <mc:Fallback>
             <w:pict>
-              <v:shape w14:anchorId="7FECDE27" id="_x0000_s1050" type="#_x0000_t202" style="position:absolute;left:0;text-align:left;margin-left:11.8pt;margin-top:140.75pt;width:219.3pt;height:32.8pt;z-index:251656205;visibility:visible;mso-wrap-style:square;mso-width-percent:0;mso-height-percent:0;mso-wrap-distance-left:9pt;mso-wrap-distance-top:0;mso-wrap-distance-right:9pt;mso-wrap-distance-bottom:0;mso-position-horizontal:absolute;mso-position-horizontal-relative:page;mso-position-vertical:absolute;mso-position-vertical-relative:text;mso-width-percent:0;mso-height-percent:0;mso-width-relative:margin;mso-height-relative:margin;v-text-anchor:top" o:gfxdata="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" filled="f" stroked="f">
+              <v:shape w14:anchorId="7FECDE27" id="_x0000_s1062" type="#_x0000_t202" style="position:absolute;left:0;text-align:left;margin-left:11.8pt;margin-top:140.75pt;width:219.3pt;height:32.8pt;z-index:251655181;visibility:visible;mso-wrap-style:square;mso-width-percent:0;mso-height-percent:0;mso-wrap-distance-left:9pt;mso-wrap-distance-top:0;mso-wrap-distance-right:9pt;mso-wrap-distance-bottom:0;mso-position-horizontal:absolute;mso-position-horizontal-relative:page;mso-position-vertical:absolute;mso-position-vertical-relative:text;mso-width-percent:0;mso-height-percent:0;mso-width-relative:margin;mso-height-relative:margin;v-text-anchor:top" o:gfxdata="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" filled="f" stroked="f">
                 <v:textbox>
                   <w:txbxContent>
                     <w:p>
@@ -7906,10 +10624,13 @@
         </mc:AlternateContent>
       </w:r>
       <w:r>
+        <w:rPr>
+          <w:noProof/>
+        </w:rPr>
         <mc:AlternateContent>
           <mc:Choice Requires="wps">
             <w:drawing>
-              <wp:anchor distT="0" distB="0" distL="114300" distR="114300" simplePos="0" relativeHeight="251656204" behindDoc="0" locked="0" layoutInCell="1" allowOverlap="1" wp14:anchorId="35754975" wp14:editId="2CDE4FFE">
+              <wp:anchor distT="0" distB="0" distL="114300" distR="114300" simplePos="0" relativeHeight="251655180" behindDoc="0" locked="0" layoutInCell="1" allowOverlap="1" wp14:anchorId="35754975" wp14:editId="2D482A3B">
                 <wp:simplePos x="0" y="0"/>
                 <wp:positionH relativeFrom="page">
                   <wp:posOffset>287079</wp:posOffset>
@@ -7945,7 +10666,7 @@
                         <a:effectLst/>
                         <a:extLst>
                           <a:ext uri="{C572A759-6A51-4108-AA02-DFA0A04FC94B}">
-                            <ma14:wrappingTextBoxFlag xmlns:ma14="http://schemas.microsoft.com/office/mac/drawingml/2011/main" xmlns:w="http://schemas.openxmlformats.org/wordprocessingml/2006/main" xmlns:w10="urn:schemas-microsoft-com:office:word" xmlns:v="urn:schemas-microsoft-com:vml" xmlns:o="urn:schemas-microsoft-com:office:office" xmlns:mv="urn:schemas-microsoft-com:mac:vml" xmlns:mo="http://schemas.microsoft.com/office/mac/office/2008/main" xmlns="" xmlns:arto="http://schemas.microsoft.com/office/word/2006/arto"/>
+                            <ma14:wrappingTextBoxFlag xmlns:arto="http://schemas.microsoft.com/office/word/2006/arto" xmlns="" xmlns:mo="http://schemas.microsoft.com/office/mac/office/2008/main" xmlns:mv="urn:schemas-microsoft-com:mac:vml" xmlns:o="urn:schemas-microsoft-com:office:office" xmlns:v="urn:schemas-microsoft-com:vml" xmlns:w10="urn:schemas-microsoft-com:office:word" xmlns:w="http://schemas.openxmlformats.org/wordprocessingml/2006/main" xmlns:ma14="http://schemas.microsoft.com/office/mac/drawingml/2011/main"/>
                           </a:ext>
                         </a:extLst>
                       </wps:spPr>
@@ -8135,7 +10856,7 @@
           </mc:Choice>
           <mc:Fallback>
             <w:pict>
-              <v:shape w14:anchorId="35754975" id="_x0000_s1051" type="#_x0000_t202" style="position:absolute;left:0;text-align:left;margin-left:22.6pt;margin-top:167.55pt;width:198.4pt;height:61.1pt;z-index:251656204;visibility:visible;mso-wrap-style:square;mso-width-percent:0;mso-height-percent:0;mso-wrap-distance-left:9pt;mso-wrap-distance-top:0;mso-wrap-distance-right:9pt;mso-wrap-distance-bottom:0;mso-position-horizontal:absolute;mso-position-horizontal-relative:page;mso-position-vertical:absolute;mso-position-vertical-relative:text;mso-width-percent:0;mso-height-percent:0;mso-width-relative:margin;mso-height-relative:margin;v-text-anchor:top" o:gfxdata="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" filled="f" stroked="f">
+              <v:shape w14:anchorId="35754975" id="_x0000_s1063" type="#_x0000_t202" style="position:absolute;left:0;text-align:left;margin-left:22.6pt;margin-top:167.55pt;width:198.4pt;height:61.1pt;z-index:251655180;visibility:visible;mso-wrap-style:square;mso-width-percent:0;mso-height-percent:0;mso-wrap-distance-left:9pt;mso-wrap-distance-top:0;mso-wrap-distance-right:9pt;mso-wrap-distance-bottom:0;mso-position-horizontal:absolute;mso-position-horizontal-relative:page;mso-position-vertical:absolute;mso-position-vertical-relative:text;mso-width-percent:0;mso-height-percent:0;mso-width-relative:margin;mso-height-relative:margin;v-text-anchor:top" o:gfxdata="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" filled="f" stroked="f">
                 <v:textbox>
                   <w:txbxContent>
                     <w:p>
@@ -8310,1981 +11031,12 @@
       </w:r>
       <w:r>
         <w:rPr>
-          <w:rFonts w:asciiTheme="minorHAnsi" w:hAnsiTheme="minorHAnsi" w:cstheme="minorHAnsi"/>
+          <w:noProof/>
         </w:rPr>
         <mc:AlternateContent>
           <mc:Choice Requires="wps">
             <w:drawing>
-              <wp:anchor distT="0" distB="0" distL="114300" distR="114300" simplePos="0" relativeHeight="251658270" behindDoc="0" locked="0" layoutInCell="1" allowOverlap="1" wp14:anchorId="129F2225" wp14:editId="32BEB563">
-                <wp:simplePos x="0" y="0"/>
-                <wp:positionH relativeFrom="column">
-                  <wp:posOffset>2442210</wp:posOffset>
-                </wp:positionH>
-                <wp:positionV relativeFrom="paragraph">
-                  <wp:posOffset>350216</wp:posOffset>
-                </wp:positionV>
-                <wp:extent cx="3452495" cy="452755"/>
-                <wp:effectExtent l="0" t="0" r="0" b="4445"/>
-                <wp:wrapNone/>
-                <wp:docPr id="70" name="Rectangle 70"/>
-                <wp:cNvGraphicFramePr>
-                  <a:graphicFrameLocks xmlns:a="http://schemas.openxmlformats.org/drawingml/2006/main"/>
-                </wp:cNvGraphicFramePr>
-                <a:graphic xmlns:a="http://schemas.openxmlformats.org/drawingml/2006/main">
-                  <a:graphicData uri="http://schemas.microsoft.com/office/word/2010/wordprocessingShape">
-                    <wps:wsp>
-                      <wps:cNvSpPr>
-                        <a:spLocks noChangeArrowheads="1"/>
-                      </wps:cNvSpPr>
-                      <wps:spPr bwMode="auto">
-                        <a:xfrm>
-                          <a:off x="0" y="0"/>
-                          <a:ext cx="3452495" cy="452755"/>
-                        </a:xfrm>
-                        <a:prstGeom prst="rect">
-                          <a:avLst/>
-                        </a:prstGeom>
-                        <a:solidFill>
-                          <a:schemeClr val="bg1"/>
-                        </a:solidFill>
-                        <a:ln>
-                          <a:noFill/>
-                        </a:ln>
-                      </wps:spPr>
-                      <wps:txbx>
-                        <w:txbxContent>
-                          <w:p>
-                            <w:pPr>
-                              <w:rPr>
-                                <w:rFonts w:ascii="Gill Sans MT Condensed" w:hAnsi="Gill Sans MT Condensed" w:cs="Arial"/>
-                                <w:bCs/>
-                                <w:color w:val="215868" w:themeColor="accent5" w:themeShade="80"/>
-                                <w:sz w:val="48"/>
-                                <w:szCs w:val="48"/>
-                              </w:rPr>
-                            </w:pPr>
-                            <w:r>
-                              <w:rPr>
-                                <w:rFonts w:ascii="Gill Sans MT Condensed" w:hAnsi="Gill Sans MT Condensed" w:cs="Arial"/>
-                                <w:bCs/>
-                                <w:color w:val="215868" w:themeColor="accent5" w:themeShade="80"/>
-                                <w:sz w:val="48"/>
-                                <w:szCs w:val="48"/>
-                              </w:rPr>
-                              <w:t>EXPÉRIENCES PROFESSIONNELLES</w:t>
-                            </w:r>
-                          </w:p>
-                        </w:txbxContent>
-                      </wps:txbx>
-                      <wps:bodyPr rot="0" vert="horz" wrap="square" lIns="91440" tIns="45720" rIns="91440" bIns="45720" anchor="ctr" anchorCtr="0" upright="1">
-                        <a:noAutofit/>
-                      </wps:bodyPr>
-                    </wps:wsp>
-                  </a:graphicData>
-                </a:graphic>
-                <wp14:sizeRelH relativeFrom="page">
-                  <wp14:pctWidth>0</wp14:pctWidth>
-                </wp14:sizeRelH>
-                <wp14:sizeRelV relativeFrom="page">
-                  <wp14:pctHeight>0</wp14:pctHeight>
-                </wp14:sizeRelV>
-              </wp:anchor>
-            </w:drawing>
-          </mc:Choice>
-          <mc:Fallback>
-            <w:pict>
-              <v:rect w14:anchorId="129F2225" id="_x0000_s1052" style="position:absolute;left:0;text-align:left;margin-left:192.3pt;margin-top:27.6pt;width:271.85pt;height:35.65pt;z-index:251658270;visibility:visible;mso-wrap-style:square;mso-width-percent:0;mso-height-percent:0;mso-wrap-distance-left:9pt;mso-wrap-distance-top:0;mso-wrap-distance-right:9pt;mso-wrap-distance-bottom:0;mso-position-horizontal:absolute;mso-position-horizontal-relative:text;mso-position-vertical:absolute;mso-position-vertical-relative:text;mso-width-percent:0;mso-height-percent:0;mso-width-relative:page;mso-height-relative:page;v-text-anchor:middle" o:gfxdata="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" fillcolor="white [3212]" stroked="f">
-                <v:textbox>
-                  <w:txbxContent>
-                    <w:p>
-                      <w:pPr>
-                        <w:rPr>
-                          <w:rFonts w:ascii="Gill Sans MT Condensed" w:hAnsi="Gill Sans MT Condensed" w:cs="Arial"/>
-                          <w:bCs/>
-                          <w:color w:val="215868" w:themeColor="accent5" w:themeShade="80"/>
-                          <w:sz w:val="48"/>
-                          <w:szCs w:val="48"/>
-                        </w:rPr>
-                      </w:pPr>
-                      <w:r>
-                        <w:rPr>
-                          <w:rFonts w:ascii="Gill Sans MT Condensed" w:hAnsi="Gill Sans MT Condensed" w:cs="Arial"/>
-                          <w:bCs/>
-                          <w:color w:val="215868" w:themeColor="accent5" w:themeShade="80"/>
-                          <w:sz w:val="48"/>
-                          <w:szCs w:val="48"/>
-                        </w:rPr>
-                        <w:t>EXPÉRIENCES PROFESSIONNELLES</w:t>
-                      </w:r>
-                    </w:p>
-                  </w:txbxContent>
-                </v:textbox>
-              </v:rect>
-            </w:pict>
-          </mc:Fallback>
-        </mc:AlternateContent>
-      </w:r>
-      <w:r>
-        <w:rPr>
-          <w:rFonts w:asciiTheme="minorHAnsi" w:hAnsiTheme="minorHAnsi" w:cstheme="minorHAnsi"/>
-          <w:color w:val="FF0000"/>
-        </w:rPr>
-        <mc:AlternateContent>
-          <mc:Choice Requires="wps">
-            <w:drawing>
-              <wp:anchor distT="0" distB="0" distL="114300" distR="114300" simplePos="0" relativeHeight="251658271" behindDoc="0" locked="0" layoutInCell="1" allowOverlap="1" wp14:anchorId="1CAEB6AA" wp14:editId="594166D6">
-                <wp:simplePos x="0" y="0"/>
-                <wp:positionH relativeFrom="column">
-                  <wp:posOffset>2387600</wp:posOffset>
-                </wp:positionH>
-                <wp:positionV relativeFrom="paragraph">
-                  <wp:posOffset>823926</wp:posOffset>
-                </wp:positionV>
-                <wp:extent cx="3959225" cy="317500"/>
-                <wp:effectExtent l="0" t="0" r="0" b="6350"/>
-                <wp:wrapNone/>
-                <wp:docPr id="76" name="Cuadro de texto 76"/>
-                <wp:cNvGraphicFramePr/>
-                <a:graphic xmlns:a="http://schemas.openxmlformats.org/drawingml/2006/main">
-                  <a:graphicData uri="http://schemas.microsoft.com/office/word/2010/wordprocessingShape">
-                    <wps:wsp>
-                      <wps:cNvSpPr txBox="1"/>
-                      <wps:spPr>
-                        <a:xfrm>
-                          <a:off x="0" y="0"/>
-                          <a:ext cx="3959225" cy="317500"/>
-                        </a:xfrm>
-                        <a:prstGeom prst="rect">
-                          <a:avLst/>
-                        </a:prstGeom>
-                        <a:noFill/>
-                        <a:ln w="6350">
-                          <a:noFill/>
-                        </a:ln>
-                      </wps:spPr>
-                      <wps:txbx>
-                        <w:txbxContent>
-                          <w:p>
-                            <w:pPr>
-                              <w:rPr>
-                                <w:sz w:val="28"/>
-                                <w:szCs w:val="28"/>
-                              </w:rPr>
-                            </w:pPr>
-                            <w:r>
-                              <w:rPr>
-                                <w:rFonts w:ascii="Arial" w:hAnsi="Arial" w:cs="Arial"/>
-                                <w:b/>
-                                <w:color w:val="000000"/>
-                                <w:sz w:val="28"/>
-                                <w:szCs w:val="28"/>
-                              </w:rPr>
-                              <w:t>DEV WEB</w:t>
-                            </w:r>
-                          </w:p>
-                        </w:txbxContent>
-                      </wps:txbx>
-                      <wps:bodyPr rot="0" spcFirstLastPara="0" vertOverflow="overflow" horzOverflow="overflow" vert="horz" wrap="square" lIns="91440" tIns="45720" rIns="91440" bIns="45720" numCol="1" spcCol="0" rtlCol="0" fromWordArt="0" anchor="t" anchorCtr="0" forceAA="0" compatLnSpc="1">
-                        <a:prstTxWarp prst="textNoShape">
-                          <a:avLst/>
-                        </a:prstTxWarp>
-                        <a:noAutofit/>
-                      </wps:bodyPr>
-                    </wps:wsp>
-                  </a:graphicData>
-                </a:graphic>
-                <wp14:sizeRelV relativeFrom="margin">
-                  <wp14:pctHeight>0</wp14:pctHeight>
-                </wp14:sizeRelV>
-              </wp:anchor>
-            </w:drawing>
-          </mc:Choice>
-          <mc:Fallback>
-            <w:pict>
-              <v:shape w14:anchorId="1CAEB6AA" id="Cuadro de texto 76" o:spid="_x0000_s1053" type="#_x0000_t202" style="position:absolute;left:0;text-align:left;margin-left:188pt;margin-top:64.9pt;width:311.75pt;height:25pt;z-index:251658271;visibility:visible;mso-wrap-style:square;mso-height-percent:0;mso-wrap-distance-left:9pt;mso-wrap-distance-top:0;mso-wrap-distance-right:9pt;mso-wrap-distance-bottom:0;mso-position-horizontal:absolute;mso-position-horizontal-relative:text;mso-position-vertical:absolute;mso-position-vertical-relative:text;mso-height-percent:0;mso-height-relative:margin;v-text-anchor:top" o:gfxdata="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" filled="f" stroked="f" strokeweight=".5pt">
-                <v:textbox>
-                  <w:txbxContent>
-                    <w:p>
-                      <w:pPr>
-                        <w:rPr>
-                          <w:sz w:val="28"/>
-                          <w:szCs w:val="28"/>
-                        </w:rPr>
-                      </w:pPr>
-                      <w:r>
-                        <w:rPr>
-                          <w:rFonts w:ascii="Arial" w:hAnsi="Arial" w:cs="Arial"/>
-                          <w:b/>
-                          <w:color w:val="000000"/>
-                          <w:sz w:val="28"/>
-                          <w:szCs w:val="28"/>
-                        </w:rPr>
-                        <w:t>DEV WEB</w:t>
-                      </w:r>
-                    </w:p>
-                  </w:txbxContent>
-                </v:textbox>
-              </v:shape>
-            </w:pict>
-          </mc:Fallback>
-        </mc:AlternateContent>
-      </w:r>
-      <w:r>
-        <w:rPr>
-          <w:rFonts w:asciiTheme="minorHAnsi" w:hAnsiTheme="minorHAnsi" w:cstheme="minorHAnsi"/>
-        </w:rPr>
-        <mc:AlternateContent>
-          <mc:Choice Requires="wps">
-            <w:drawing>
-              <wp:anchor distT="0" distB="0" distL="114300" distR="114300" simplePos="0" relativeHeight="251658268" behindDoc="0" locked="0" layoutInCell="1" allowOverlap="1" wp14:anchorId="79F06AEF" wp14:editId="3D1311B5">
-                <wp:simplePos x="0" y="0"/>
-                <wp:positionH relativeFrom="column">
-                  <wp:posOffset>2496820</wp:posOffset>
-                </wp:positionH>
-                <wp:positionV relativeFrom="paragraph">
-                  <wp:posOffset>1132509</wp:posOffset>
-                </wp:positionV>
-                <wp:extent cx="3959225" cy="304800"/>
-                <wp:effectExtent l="0" t="0" r="0" b="0"/>
-                <wp:wrapNone/>
-                <wp:docPr id="67" name="Cuadro de texto 67"/>
-                <wp:cNvGraphicFramePr/>
-                <a:graphic xmlns:a="http://schemas.openxmlformats.org/drawingml/2006/main">
-                  <a:graphicData uri="http://schemas.microsoft.com/office/word/2010/wordprocessingShape">
-                    <wps:wsp>
-                      <wps:cNvSpPr txBox="1"/>
-                      <wps:spPr>
-                        <a:xfrm>
-                          <a:off x="0" y="0"/>
-                          <a:ext cx="3959225" cy="304800"/>
-                        </a:xfrm>
-                        <a:prstGeom prst="rect">
-                          <a:avLst/>
-                        </a:prstGeom>
-                        <a:noFill/>
-                        <a:ln w="6350">
-                          <a:noFill/>
-                        </a:ln>
-                      </wps:spPr>
-                      <wps:txbx>
-                        <w:txbxContent>
-                          <w:p>
-                            <w:pPr>
-                              <w:rPr>
-                                <w:rFonts w:ascii="Arial" w:hAnsi="Arial" w:cs="Arial"/>
-                                <w:b/>
-                                <w:color w:val="000000"/>
-                              </w:rPr>
-                            </w:pPr>
-                            <w:r>
-                              <w:rPr>
-                                <w:rFonts w:ascii="Arial" w:hAnsi="Arial" w:cs="Arial"/>
-                                <w:b/>
-                                <w:color w:val="000000"/>
-                              </w:rPr>
-                              <w:t xml:space="preserve">Projet tutore, Keyce </w:t>
-                            </w:r>
-                            <w:r>
-                              <w:rPr>
-                                <w:rFonts w:ascii="Arial" w:hAnsi="Arial" w:cs="Arial"/>
-                                <w:b/>
-                                <w:color w:val="000000"/>
-                              </w:rPr>
-                              <w:t>I</w:t>
-                            </w:r>
-                            <w:r>
-                              <w:rPr>
-                                <w:rFonts w:ascii="Arial" w:hAnsi="Arial" w:cs="Arial"/>
-                                <w:b/>
-                                <w:color w:val="000000"/>
-                              </w:rPr>
-                              <w:t>nformatique</w:t>
-                            </w:r>
-                            <w:r>
-                              <w:rPr>
-                                <w:rFonts w:ascii="Arial" w:hAnsi="Arial" w:cs="Arial"/>
-                                <w:bCs/>
-                                <w:color w:val="7F7F7F" w:themeColor="text1" w:themeTint="80"/>
-                                <w:sz w:val="20"/>
-                                <w:szCs w:val="20"/>
-                              </w:rPr>
-                              <w:t>| 202</w:t>
-                            </w:r>
-                            <w:r>
-                              <w:rPr>
-                                <w:rFonts w:ascii="Arial" w:hAnsi="Arial" w:cs="Arial"/>
-                                <w:bCs/>
-                                <w:color w:val="7F7F7F" w:themeColor="text1" w:themeTint="80"/>
-                                <w:sz w:val="20"/>
-                                <w:szCs w:val="20"/>
-                              </w:rPr>
-                              <w:t>5</w:t>
-                            </w:r>
-                            <w:r>
-                              <w:rPr>
-                                <w:rFonts w:ascii="Arial" w:hAnsi="Arial" w:cs="Arial"/>
-                                <w:bCs/>
-                                <w:color w:val="7F7F7F" w:themeColor="text1" w:themeTint="80"/>
-                                <w:sz w:val="20"/>
-                                <w:szCs w:val="20"/>
-                              </w:rPr>
-                              <w:t xml:space="preserve"> </w:t>
-                            </w:r>
-                          </w:p>
-                          <w:p>
-                            <w:pPr>
-                              <w:rPr>
-                                <w:sz w:val="28"/>
-                                <w:szCs w:val="28"/>
-                              </w:rPr>
-                            </w:pPr>
-                          </w:p>
-                        </w:txbxContent>
-                      </wps:txbx>
-                      <wps:bodyPr rot="0" spcFirstLastPara="0" vertOverflow="overflow" horzOverflow="overflow" vert="horz" wrap="square" lIns="91440" tIns="45720" rIns="91440" bIns="45720" numCol="1" spcCol="0" rtlCol="0" fromWordArt="0" anchor="t" anchorCtr="0" forceAA="0" compatLnSpc="1">
-                        <a:prstTxWarp prst="textNoShape">
-                          <a:avLst/>
-                        </a:prstTxWarp>
-                        <a:noAutofit/>
-                      </wps:bodyPr>
-                    </wps:wsp>
-                  </a:graphicData>
-                </a:graphic>
-                <wp14:sizeRelV relativeFrom="margin">
-                  <wp14:pctHeight>0</wp14:pctHeight>
-                </wp14:sizeRelV>
-              </wp:anchor>
-            </w:drawing>
-          </mc:Choice>
-          <mc:Fallback>
-            <w:pict>
-              <v:shape w14:anchorId="79F06AEF" id="Cuadro de texto 67" o:spid="_x0000_s1054" type="#_x0000_t202" style="position:absolute;left:0;text-align:left;margin-left:196.6pt;margin-top:89.15pt;width:311.75pt;height:24pt;z-index:251658268;visibility:visible;mso-wrap-style:square;mso-height-percent:0;mso-wrap-distance-left:9pt;mso-wrap-distance-top:0;mso-wrap-distance-right:9pt;mso-wrap-distance-bottom:0;mso-position-horizontal:absolute;mso-position-horizontal-relative:text;mso-position-vertical:absolute;mso-position-vertical-relative:text;mso-height-percent:0;mso-height-relative:margin;v-text-anchor:top" o:gfxdata="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" filled="f" stroked="f" strokeweight=".5pt">
-                <v:textbox>
-                  <w:txbxContent>
-                    <w:p>
-                      <w:pPr>
-                        <w:rPr>
-                          <w:rFonts w:ascii="Arial" w:hAnsi="Arial" w:cs="Arial"/>
-                          <w:b/>
-                          <w:color w:val="000000"/>
-                        </w:rPr>
-                      </w:pPr>
-                      <w:r>
-                        <w:rPr>
-                          <w:rFonts w:ascii="Arial" w:hAnsi="Arial" w:cs="Arial"/>
-                          <w:b/>
-                          <w:color w:val="000000"/>
-                        </w:rPr>
-                        <w:t xml:space="preserve">Projet tutore, Keyce </w:t>
-                      </w:r>
-                      <w:r>
-                        <w:rPr>
-                          <w:rFonts w:ascii="Arial" w:hAnsi="Arial" w:cs="Arial"/>
-                          <w:b/>
-                          <w:color w:val="000000"/>
-                        </w:rPr>
-                        <w:t>I</w:t>
-                      </w:r>
-                      <w:r>
-                        <w:rPr>
-                          <w:rFonts w:ascii="Arial" w:hAnsi="Arial" w:cs="Arial"/>
-                          <w:b/>
-                          <w:color w:val="000000"/>
-                        </w:rPr>
-                        <w:t>nformatique</w:t>
-                      </w:r>
-                      <w:r>
-                        <w:rPr>
-                          <w:rFonts w:ascii="Arial" w:hAnsi="Arial" w:cs="Arial"/>
-                          <w:bCs/>
-                          <w:color w:val="7F7F7F" w:themeColor="text1" w:themeTint="80"/>
-                          <w:sz w:val="20"/>
-                          <w:szCs w:val="20"/>
-                        </w:rPr>
-                        <w:t>| 202</w:t>
-                      </w:r>
-                      <w:r>
-                        <w:rPr>
-                          <w:rFonts w:ascii="Arial" w:hAnsi="Arial" w:cs="Arial"/>
-                          <w:bCs/>
-                          <w:color w:val="7F7F7F" w:themeColor="text1" w:themeTint="80"/>
-                          <w:sz w:val="20"/>
-                          <w:szCs w:val="20"/>
-                        </w:rPr>
-                        <w:t>5</w:t>
-                      </w:r>
-                      <w:r>
-                        <w:rPr>
-                          <w:rFonts w:ascii="Arial" w:hAnsi="Arial" w:cs="Arial"/>
-                          <w:bCs/>
-                          <w:color w:val="7F7F7F" w:themeColor="text1" w:themeTint="80"/>
-                          <w:sz w:val="20"/>
-                          <w:szCs w:val="20"/>
-                        </w:rPr>
-                        <w:t xml:space="preserve"> </w:t>
-                      </w:r>
-                    </w:p>
-                    <w:p>
-                      <w:pPr>
-                        <w:rPr>
-                          <w:sz w:val="28"/>
-                          <w:szCs w:val="28"/>
-                        </w:rPr>
-                      </w:pPr>
-                    </w:p>
-                  </w:txbxContent>
-                </v:textbox>
-              </v:shape>
-            </w:pict>
-          </mc:Fallback>
-        </mc:AlternateContent>
-      </w:r>
-      <w:r>
-        <w:rPr>
-          <w:rFonts w:asciiTheme="minorHAnsi" w:hAnsiTheme="minorHAnsi" w:cstheme="minorHAnsi"/>
-        </w:rPr>
-        <mc:AlternateContent>
-          <mc:Choice Requires="wps">
-            <w:drawing>
-              <wp:anchor distT="0" distB="0" distL="114300" distR="114300" simplePos="0" relativeHeight="251658269" behindDoc="0" locked="0" layoutInCell="1" allowOverlap="1" wp14:anchorId="0F0A2152" wp14:editId="1F9B3129">
-                <wp:simplePos x="0" y="0"/>
-                <wp:positionH relativeFrom="column">
-                  <wp:posOffset>2367915</wp:posOffset>
-                </wp:positionH>
-                <wp:positionV relativeFrom="paragraph">
-                  <wp:posOffset>1383996</wp:posOffset>
-                </wp:positionV>
-                <wp:extent cx="3959225" cy="679450"/>
-                <wp:effectExtent l="0" t="0" r="0" b="6350"/>
-                <wp:wrapNone/>
-                <wp:docPr id="69" name="Cuadro de texto 69"/>
-                <wp:cNvGraphicFramePr/>
-                <a:graphic xmlns:a="http://schemas.openxmlformats.org/drawingml/2006/main">
-                  <a:graphicData uri="http://schemas.microsoft.com/office/word/2010/wordprocessingShape">
-                    <wps:wsp>
-                      <wps:cNvSpPr txBox="1"/>
-                      <wps:spPr>
-                        <a:xfrm>
-                          <a:off x="0" y="0"/>
-                          <a:ext cx="3959225" cy="679450"/>
-                        </a:xfrm>
-                        <a:prstGeom prst="rect">
-                          <a:avLst/>
-                        </a:prstGeom>
-                        <a:noFill/>
-                        <a:ln w="6350">
-                          <a:noFill/>
-                        </a:ln>
-                      </wps:spPr>
-                      <wps:txbx>
-                        <w:txbxContent>
-                          <w:p>
-                            <w:pPr>
-                              <w:pStyle w:val="ListParagraph"/>
-                              <w:numPr>
-                                <w:ilvl w:val="3"/>
-                                <w:numId w:val="11"/>
-                              </w:numPr>
-                              <w:ind w:left="142" w:hanging="142"/>
-                              <w:rPr>
-                                <w:rFonts w:ascii="Arial" w:hAnsi="Arial" w:cs="Arial"/>
-                                <w:color w:val="000000"/>
-                                <w:sz w:val="22"/>
-                                <w:szCs w:val="22"/>
-                              </w:rPr>
-                            </w:pPr>
-                            <w:r>
-                              <w:rPr>
-                                <w:rFonts w:ascii="Arial" w:hAnsi="Arial" w:cs="Arial"/>
-                                <w:color w:val="000000"/>
-                                <w:sz w:val="22"/>
-                                <w:szCs w:val="22"/>
-                              </w:rPr>
-                              <w:t xml:space="preserve"> </w:t>
-                            </w:r>
-                            <w:r>
-                              <w:rPr>
-                                <w:rFonts w:ascii="Arial" w:hAnsi="Arial" w:cs="Arial"/>
-                                <w:color w:val="000000"/>
-                                <w:sz w:val="22"/>
-                                <w:szCs w:val="22"/>
-                              </w:rPr>
-                              <w:t xml:space="preserve">Frontend </w:t>
-                            </w:r>
-                            <w:r>
-                              <w:rPr>
-                                <w:rFonts w:ascii="Arial" w:hAnsi="Arial" w:cs="Arial"/>
-                                <w:color w:val="000000"/>
-                                <w:sz w:val="22"/>
-                                <w:szCs w:val="22"/>
-                              </w:rPr>
-                              <w:t>(HTML5, CSS, JS)</w:t>
-                            </w:r>
-                          </w:p>
-                          <w:p>
-                            <w:pPr>
-                              <w:pStyle w:val="ListParagraph"/>
-                              <w:numPr>
-                                <w:ilvl w:val="3"/>
-                                <w:numId w:val="11"/>
-                              </w:numPr>
-                              <w:ind w:left="142" w:hanging="142"/>
-                              <w:rPr>
-                                <w:rFonts w:ascii="Arial" w:hAnsi="Arial" w:cs="Arial"/>
-                                <w:color w:val="000000"/>
-                                <w:sz w:val="22"/>
-                                <w:szCs w:val="22"/>
-                              </w:rPr>
-                            </w:pPr>
-                            <w:r>
-                              <w:rPr>
-                                <w:rFonts w:ascii="Arial" w:hAnsi="Arial" w:cs="Arial"/>
-                                <w:color w:val="000000"/>
-                                <w:sz w:val="22"/>
-                                <w:szCs w:val="22"/>
-                              </w:rPr>
-                              <w:t xml:space="preserve"> </w:t>
-                            </w:r>
-                            <w:r>
-                              <w:rPr>
-                                <w:rFonts w:ascii="Arial" w:hAnsi="Arial" w:cs="Arial"/>
-                                <w:color w:val="000000"/>
-                                <w:sz w:val="22"/>
-                                <w:szCs w:val="22"/>
-                              </w:rPr>
-                              <w:t>Backend (PHP, N</w:t>
-                            </w:r>
-                            <w:r>
-                              <w:rPr>
-                                <w:rFonts w:ascii="Arial" w:hAnsi="Arial" w:cs="Arial"/>
-                                <w:color w:val="000000"/>
-                                <w:sz w:val="22"/>
-                                <w:szCs w:val="22"/>
-                              </w:rPr>
-                              <w:t>ode.js, python</w:t>
-                            </w:r>
-                            <w:r>
-                              <w:rPr>
-                                <w:rFonts w:ascii="Arial" w:hAnsi="Arial" w:cs="Arial"/>
-                                <w:color w:val="000000"/>
-                                <w:sz w:val="22"/>
-                                <w:szCs w:val="22"/>
-                              </w:rPr>
-                              <w:t>)</w:t>
-                            </w:r>
-                          </w:p>
-                          <w:p>
-                            <w:pPr>
-                              <w:pStyle w:val="ListParagraph"/>
-                              <w:numPr>
-                                <w:ilvl w:val="3"/>
-                                <w:numId w:val="11"/>
-                              </w:numPr>
-                              <w:ind w:left="142" w:hanging="142"/>
-                              <w:rPr>
-                                <w:rFonts w:ascii="Arial" w:hAnsi="Arial" w:cs="Arial"/>
-                                <w:color w:val="000000"/>
-                                <w:sz w:val="22"/>
-                                <w:szCs w:val="22"/>
-                              </w:rPr>
-                            </w:pPr>
-                            <w:r>
-                              <w:rPr>
-                                <w:rFonts w:ascii="Arial" w:hAnsi="Arial" w:cs="Arial"/>
-                                <w:color w:val="000000"/>
-                                <w:sz w:val="22"/>
-                                <w:szCs w:val="22"/>
-                              </w:rPr>
-                              <w:t xml:space="preserve"> </w:t>
-                            </w:r>
-                            <w:r>
-                              <w:rPr>
-                                <w:rFonts w:ascii="Arial" w:hAnsi="Arial" w:cs="Arial"/>
-                                <w:color w:val="000000"/>
-                                <w:sz w:val="22"/>
-                                <w:szCs w:val="22"/>
-                              </w:rPr>
-                              <w:t>Implémentation</w:t>
-                            </w:r>
-                            <w:r>
-                              <w:rPr>
-                                <w:rFonts w:ascii="Arial" w:hAnsi="Arial" w:cs="Arial"/>
-                                <w:color w:val="000000"/>
-                                <w:sz w:val="22"/>
-                                <w:szCs w:val="22"/>
-                              </w:rPr>
-                              <w:t xml:space="preserve"> d’une IA pour la </w:t>
-                            </w:r>
-                            <w:r>
-                              <w:rPr>
-                                <w:rFonts w:ascii="Arial" w:hAnsi="Arial" w:cs="Arial"/>
-                                <w:color w:val="000000"/>
-                                <w:sz w:val="22"/>
-                                <w:szCs w:val="22"/>
-                              </w:rPr>
-                              <w:t>détection</w:t>
-                            </w:r>
-                            <w:r>
-                              <w:rPr>
-                                <w:rFonts w:ascii="Arial" w:hAnsi="Arial" w:cs="Arial"/>
-                                <w:color w:val="000000"/>
-                                <w:sz w:val="22"/>
-                                <w:szCs w:val="22"/>
-                              </w:rPr>
-                              <w:t xml:space="preserve"> de fraude</w:t>
-                            </w:r>
-                          </w:p>
-                        </w:txbxContent>
-                      </wps:txbx>
-                      <wps:bodyPr rot="0" spcFirstLastPara="0" vertOverflow="overflow" horzOverflow="overflow" vert="horz" wrap="square" lIns="91440" tIns="45720" rIns="91440" bIns="45720" numCol="1" spcCol="0" rtlCol="0" fromWordArt="0" anchor="t" anchorCtr="0" forceAA="0" compatLnSpc="1">
-                        <a:prstTxWarp prst="textNoShape">
-                          <a:avLst/>
-                        </a:prstTxWarp>
-                        <a:noAutofit/>
-                      </wps:bodyPr>
-                    </wps:wsp>
-                  </a:graphicData>
-                </a:graphic>
-                <wp14:sizeRelV relativeFrom="margin">
-                  <wp14:pctHeight>0</wp14:pctHeight>
-                </wp14:sizeRelV>
-              </wp:anchor>
-            </w:drawing>
-          </mc:Choice>
-          <mc:Fallback>
-            <w:pict>
-              <v:shape w14:anchorId="0F0A2152" id="Cuadro de texto 69" o:spid="_x0000_s1055" type="#_x0000_t202" style="position:absolute;left:0;text-align:left;margin-left:186.45pt;margin-top:109pt;width:311.75pt;height:53.5pt;z-index:251658269;visibility:visible;mso-wrap-style:square;mso-height-percent:0;mso-wrap-distance-left:9pt;mso-wrap-distance-top:0;mso-wrap-distance-right:9pt;mso-wrap-distance-bottom:0;mso-position-horizontal:absolute;mso-position-horizontal-relative:text;mso-position-vertical:absolute;mso-position-vertical-relative:text;mso-height-percent:0;mso-height-relative:margin;v-text-anchor:top" o:gfxdata="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" filled="f" stroked="f" strokeweight=".5pt">
-                <v:textbox>
-                  <w:txbxContent>
-                    <w:p>
-                      <w:pPr>
-                        <w:pStyle w:val="ListParagraph"/>
-                        <w:numPr>
-                          <w:ilvl w:val="3"/>
-                          <w:numId w:val="11"/>
-                        </w:numPr>
-                        <w:ind w:left="142" w:hanging="142"/>
-                        <w:rPr>
-                          <w:rFonts w:ascii="Arial" w:hAnsi="Arial" w:cs="Arial"/>
-                          <w:color w:val="000000"/>
-                          <w:sz w:val="22"/>
-                          <w:szCs w:val="22"/>
-                        </w:rPr>
-                      </w:pPr>
-                      <w:r>
-                        <w:rPr>
-                          <w:rFonts w:ascii="Arial" w:hAnsi="Arial" w:cs="Arial"/>
-                          <w:color w:val="000000"/>
-                          <w:sz w:val="22"/>
-                          <w:szCs w:val="22"/>
-                        </w:rPr>
-                        <w:t xml:space="preserve"> </w:t>
-                      </w:r>
-                      <w:r>
-                        <w:rPr>
-                          <w:rFonts w:ascii="Arial" w:hAnsi="Arial" w:cs="Arial"/>
-                          <w:color w:val="000000"/>
-                          <w:sz w:val="22"/>
-                          <w:szCs w:val="22"/>
-                        </w:rPr>
-                        <w:t xml:space="preserve">Frontend </w:t>
-                      </w:r>
-                      <w:r>
-                        <w:rPr>
-                          <w:rFonts w:ascii="Arial" w:hAnsi="Arial" w:cs="Arial"/>
-                          <w:color w:val="000000"/>
-                          <w:sz w:val="22"/>
-                          <w:szCs w:val="22"/>
-                        </w:rPr>
-                        <w:t>(HTML5, CSS, JS)</w:t>
-                      </w:r>
-                    </w:p>
-                    <w:p>
-                      <w:pPr>
-                        <w:pStyle w:val="ListParagraph"/>
-                        <w:numPr>
-                          <w:ilvl w:val="3"/>
-                          <w:numId w:val="11"/>
-                        </w:numPr>
-                        <w:ind w:left="142" w:hanging="142"/>
-                        <w:rPr>
-                          <w:rFonts w:ascii="Arial" w:hAnsi="Arial" w:cs="Arial"/>
-                          <w:color w:val="000000"/>
-                          <w:sz w:val="22"/>
-                          <w:szCs w:val="22"/>
-                        </w:rPr>
-                      </w:pPr>
-                      <w:r>
-                        <w:rPr>
-                          <w:rFonts w:ascii="Arial" w:hAnsi="Arial" w:cs="Arial"/>
-                          <w:color w:val="000000"/>
-                          <w:sz w:val="22"/>
-                          <w:szCs w:val="22"/>
-                        </w:rPr>
-                        <w:t xml:space="preserve"> </w:t>
-                      </w:r>
-                      <w:r>
-                        <w:rPr>
-                          <w:rFonts w:ascii="Arial" w:hAnsi="Arial" w:cs="Arial"/>
-                          <w:color w:val="000000"/>
-                          <w:sz w:val="22"/>
-                          <w:szCs w:val="22"/>
-                        </w:rPr>
-                        <w:t>Backend (PHP, N</w:t>
-                      </w:r>
-                      <w:r>
-                        <w:rPr>
-                          <w:rFonts w:ascii="Arial" w:hAnsi="Arial" w:cs="Arial"/>
-                          <w:color w:val="000000"/>
-                          <w:sz w:val="22"/>
-                          <w:szCs w:val="22"/>
-                        </w:rPr>
-                        <w:t>ode.js, python</w:t>
-                      </w:r>
-                      <w:r>
-                        <w:rPr>
-                          <w:rFonts w:ascii="Arial" w:hAnsi="Arial" w:cs="Arial"/>
-                          <w:color w:val="000000"/>
-                          <w:sz w:val="22"/>
-                          <w:szCs w:val="22"/>
-                        </w:rPr>
-                        <w:t>)</w:t>
-                      </w:r>
-                    </w:p>
-                    <w:p>
-                      <w:pPr>
-                        <w:pStyle w:val="ListParagraph"/>
-                        <w:numPr>
-                          <w:ilvl w:val="3"/>
-                          <w:numId w:val="11"/>
-                        </w:numPr>
-                        <w:ind w:left="142" w:hanging="142"/>
-                        <w:rPr>
-                          <w:rFonts w:ascii="Arial" w:hAnsi="Arial" w:cs="Arial"/>
-                          <w:color w:val="000000"/>
-                          <w:sz w:val="22"/>
-                          <w:szCs w:val="22"/>
-                        </w:rPr>
-                      </w:pPr>
-                      <w:r>
-                        <w:rPr>
-                          <w:rFonts w:ascii="Arial" w:hAnsi="Arial" w:cs="Arial"/>
-                          <w:color w:val="000000"/>
-                          <w:sz w:val="22"/>
-                          <w:szCs w:val="22"/>
-                        </w:rPr>
-                        <w:t xml:space="preserve"> </w:t>
-                      </w:r>
-                      <w:r>
-                        <w:rPr>
-                          <w:rFonts w:ascii="Arial" w:hAnsi="Arial" w:cs="Arial"/>
-                          <w:color w:val="000000"/>
-                          <w:sz w:val="22"/>
-                          <w:szCs w:val="22"/>
-                        </w:rPr>
-                        <w:t>Implémentation</w:t>
-                      </w:r>
-                      <w:r>
-                        <w:rPr>
-                          <w:rFonts w:ascii="Arial" w:hAnsi="Arial" w:cs="Arial"/>
-                          <w:color w:val="000000"/>
-                          <w:sz w:val="22"/>
-                          <w:szCs w:val="22"/>
-                        </w:rPr>
-                        <w:t xml:space="preserve"> d’une IA pour la </w:t>
-                      </w:r>
-                      <w:r>
-                        <w:rPr>
-                          <w:rFonts w:ascii="Arial" w:hAnsi="Arial" w:cs="Arial"/>
-                          <w:color w:val="000000"/>
-                          <w:sz w:val="22"/>
-                          <w:szCs w:val="22"/>
-                        </w:rPr>
-                        <w:t>détection</w:t>
-                      </w:r>
-                      <w:r>
-                        <w:rPr>
-                          <w:rFonts w:ascii="Arial" w:hAnsi="Arial" w:cs="Arial"/>
-                          <w:color w:val="000000"/>
-                          <w:sz w:val="22"/>
-                          <w:szCs w:val="22"/>
-                        </w:rPr>
-                        <w:t xml:space="preserve"> de fraude</w:t>
-                      </w:r>
-                    </w:p>
-                  </w:txbxContent>
-                </v:textbox>
-              </v:shape>
-            </w:pict>
-          </mc:Fallback>
-        </mc:AlternateContent>
-      </w:r>
-      <w:r>
-        <w:rPr>
-          <w:rFonts w:asciiTheme="minorHAnsi" w:hAnsiTheme="minorHAnsi" w:cstheme="minorHAnsi"/>
-        </w:rPr>
-        <mc:AlternateContent>
-          <mc:Choice Requires="wps">
-            <w:drawing>
-              <wp:anchor distT="0" distB="0" distL="114300" distR="114300" simplePos="0" relativeHeight="251658274" behindDoc="0" locked="0" layoutInCell="1" allowOverlap="1" wp14:anchorId="53553465" wp14:editId="1FB9B4A8">
-                <wp:simplePos x="0" y="0"/>
-                <wp:positionH relativeFrom="page">
-                  <wp:posOffset>3430905</wp:posOffset>
-                </wp:positionH>
-                <wp:positionV relativeFrom="paragraph">
-                  <wp:posOffset>2000581</wp:posOffset>
-                </wp:positionV>
-                <wp:extent cx="4125595" cy="295275"/>
-                <wp:effectExtent l="0" t="0" r="0" b="0"/>
-                <wp:wrapNone/>
-                <wp:docPr id="80" name="Cuadro de texto 80"/>
-                <wp:cNvGraphicFramePr/>
-                <a:graphic xmlns:a="http://schemas.openxmlformats.org/drawingml/2006/main">
-                  <a:graphicData uri="http://schemas.microsoft.com/office/word/2010/wordprocessingShape">
-                    <wps:wsp>
-                      <wps:cNvSpPr txBox="1"/>
-                      <wps:spPr>
-                        <a:xfrm>
-                          <a:off x="0" y="0"/>
-                          <a:ext cx="4125595" cy="295275"/>
-                        </a:xfrm>
-                        <a:prstGeom prst="rect">
-                          <a:avLst/>
-                        </a:prstGeom>
-                        <a:noFill/>
-                        <a:ln w="6350">
-                          <a:noFill/>
-                        </a:ln>
-                      </wps:spPr>
-                      <wps:txbx>
-                        <w:txbxContent>
-                          <w:p>
-                            <w:r>
-                              <w:rPr>
-                                <w:rFonts w:ascii="Arial" w:hAnsi="Arial" w:cs="Arial"/>
-                                <w:b/>
-                                <w:color w:val="000000"/>
-                              </w:rPr>
-                              <w:t>STAGE – SECRÉTARIAT CHARGÉ DES DOCUMENTS numériques</w:t>
-                            </w:r>
-                          </w:p>
-                        </w:txbxContent>
-                      </wps:txbx>
-                      <wps:bodyPr rot="0" spcFirstLastPara="0" vertOverflow="overflow" horzOverflow="overflow" vert="horz" wrap="square" lIns="91440" tIns="45720" rIns="91440" bIns="45720" numCol="1" spcCol="0" rtlCol="0" fromWordArt="0" anchor="t" anchorCtr="0" forceAA="0" compatLnSpc="1">
-                        <a:prstTxWarp prst="textNoShape">
-                          <a:avLst/>
-                        </a:prstTxWarp>
-                        <a:noAutofit/>
-                      </wps:bodyPr>
-                    </wps:wsp>
-                  </a:graphicData>
-                </a:graphic>
-                <wp14:sizeRelH relativeFrom="margin">
-                  <wp14:pctWidth>0</wp14:pctWidth>
-                </wp14:sizeRelH>
-                <wp14:sizeRelV relativeFrom="margin">
-                  <wp14:pctHeight>0</wp14:pctHeight>
-                </wp14:sizeRelV>
-              </wp:anchor>
-            </w:drawing>
-          </mc:Choice>
-          <mc:Fallback>
-            <w:pict>
-              <v:shape w14:anchorId="53553465" id="Cuadro de texto 80" o:spid="_x0000_s1056" type="#_x0000_t202" style="position:absolute;left:0;text-align:left;margin-left:270.15pt;margin-top:157.55pt;width:324.85pt;height:23.25pt;z-index:251658274;visibility:visible;mso-wrap-style:square;mso-width-percent:0;mso-height-percent:0;mso-wrap-distance-left:9pt;mso-wrap-distance-top:0;mso-wrap-distance-right:9pt;mso-wrap-distance-bottom:0;mso-position-horizontal:absolute;mso-position-horizontal-relative:page;mso-position-vertical:absolute;mso-position-vertical-relative:text;mso-width-percent:0;mso-height-percent:0;mso-width-relative:margin;mso-height-relative:margin;v-text-anchor:top" o:gfxdata="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" filled="f" stroked="f" strokeweight=".5pt">
-                <v:textbox>
-                  <w:txbxContent>
-                    <w:p>
-                      <w:r>
-                        <w:rPr>
-                          <w:rFonts w:ascii="Arial" w:hAnsi="Arial" w:cs="Arial"/>
-                          <w:b/>
-                          <w:color w:val="000000"/>
-                        </w:rPr>
-                        <w:t>STAGE – SECRÉTARIAT CHARGÉ DES DOCUMENTS numériques</w:t>
-                      </w:r>
-                    </w:p>
-                  </w:txbxContent>
-                </v:textbox>
-                <w10:wrap anchorx="page"/>
-              </v:shape>
-            </w:pict>
-          </mc:Fallback>
-        </mc:AlternateContent>
-      </w:r>
-      <w:r>
-        <w:rPr>
-          <w:rFonts w:asciiTheme="minorHAnsi" w:hAnsiTheme="minorHAnsi" w:cstheme="minorHAnsi"/>
-        </w:rPr>
-        <mc:AlternateContent>
-          <mc:Choice Requires="wps">
-            <w:drawing>
-              <wp:anchor distT="0" distB="0" distL="114300" distR="114300" simplePos="0" relativeHeight="251658272" behindDoc="0" locked="0" layoutInCell="1" allowOverlap="1" wp14:anchorId="2B08AF6B" wp14:editId="325464CD">
-                <wp:simplePos x="0" y="0"/>
-                <wp:positionH relativeFrom="column">
-                  <wp:posOffset>2512695</wp:posOffset>
-                </wp:positionH>
-                <wp:positionV relativeFrom="paragraph">
-                  <wp:posOffset>2304111</wp:posOffset>
-                </wp:positionV>
-                <wp:extent cx="3959225" cy="271780"/>
-                <wp:effectExtent l="0" t="0" r="0" b="0"/>
-                <wp:wrapNone/>
-                <wp:docPr id="77" name="Cuadro de texto 77"/>
-                <wp:cNvGraphicFramePr/>
-                <a:graphic xmlns:a="http://schemas.openxmlformats.org/drawingml/2006/main">
-                  <a:graphicData uri="http://schemas.microsoft.com/office/word/2010/wordprocessingShape">
-                    <wps:wsp>
-                      <wps:cNvSpPr txBox="1"/>
-                      <wps:spPr>
-                        <a:xfrm>
-                          <a:off x="0" y="0"/>
-                          <a:ext cx="3959225" cy="271780"/>
-                        </a:xfrm>
-                        <a:prstGeom prst="rect">
-                          <a:avLst/>
-                        </a:prstGeom>
-                        <a:noFill/>
-                        <a:ln w="6350">
-                          <a:noFill/>
-                        </a:ln>
-                      </wps:spPr>
-                      <wps:txbx>
-                        <w:txbxContent>
-                          <w:p>
-                            <w:pPr>
-                              <w:rPr>
-                                <w:rFonts w:ascii="Arial" w:hAnsi="Arial" w:cs="Arial"/>
-                                <w:b/>
-                                <w:color w:val="000000"/>
-                                <w:sz w:val="28"/>
-                                <w:szCs w:val="28"/>
-                              </w:rPr>
-                            </w:pPr>
-                            <w:r>
-                              <w:rPr>
-                                <w:rFonts w:ascii="Arial" w:hAnsi="Arial" w:cs="Arial"/>
-                                <w:b/>
-                                <w:bCs/>
-                                <w:sz w:val="22"/>
-                                <w:szCs w:val="22"/>
-                              </w:rPr>
-                              <w:t xml:space="preserve">Sous-préfecture de Kousseri </w:t>
-                            </w:r>
-                            <w:r>
-                              <w:rPr>
-                                <w:rFonts w:ascii="Arial" w:hAnsi="Arial" w:cs="Arial"/>
-                                <w:bCs/>
-                                <w:color w:val="7F7F7F" w:themeColor="text1" w:themeTint="80"/>
-                                <w:sz w:val="22"/>
-                                <w:szCs w:val="22"/>
-                              </w:rPr>
-                              <w:t xml:space="preserve">| </w:t>
-                            </w:r>
-                            <w:r>
-                              <w:rPr>
-                                <w:rFonts w:ascii="Arial" w:hAnsi="Arial" w:cs="Arial"/>
-                                <w:bCs/>
-                                <w:color w:val="7F7F7F" w:themeColor="text1" w:themeTint="80"/>
-                                <w:sz w:val="22"/>
-                                <w:szCs w:val="22"/>
-                              </w:rPr>
-                              <w:t xml:space="preserve">septembre - </w:t>
-                            </w:r>
-                            <w:r>
-                              <w:rPr>
-                                <w:rFonts w:ascii="Arial" w:hAnsi="Arial" w:cs="Arial"/>
-                                <w:bCs/>
-                                <w:color w:val="7F7F7F" w:themeColor="text1" w:themeTint="80"/>
-                                <w:sz w:val="22"/>
-                                <w:szCs w:val="22"/>
-                              </w:rPr>
-                              <w:t>octobre 202</w:t>
-                            </w:r>
-                            <w:r>
-                              <w:rPr>
-                                <w:rFonts w:ascii="Arial" w:hAnsi="Arial" w:cs="Arial"/>
-                                <w:bCs/>
-                                <w:color w:val="7F7F7F" w:themeColor="text1" w:themeTint="80"/>
-                                <w:sz w:val="22"/>
-                                <w:szCs w:val="22"/>
-                              </w:rPr>
-                              <w:t>5</w:t>
-                            </w:r>
-                          </w:p>
-                          <w:p>
-                            <w:pPr>
-                              <w:rPr>
-                                <w:sz w:val="28"/>
-                                <w:szCs w:val="28"/>
-                              </w:rPr>
-                            </w:pPr>
-                          </w:p>
-                        </w:txbxContent>
-                      </wps:txbx>
-                      <wps:bodyPr rot="0" spcFirstLastPara="0" vertOverflow="overflow" horzOverflow="overflow" vert="horz" wrap="square" lIns="91440" tIns="45720" rIns="91440" bIns="45720" numCol="1" spcCol="0" rtlCol="0" fromWordArt="0" anchor="t" anchorCtr="0" forceAA="0" compatLnSpc="1">
-                        <a:prstTxWarp prst="textNoShape">
-                          <a:avLst/>
-                        </a:prstTxWarp>
-                        <a:noAutofit/>
-                      </wps:bodyPr>
-                    </wps:wsp>
-                  </a:graphicData>
-                </a:graphic>
-                <wp14:sizeRelV relativeFrom="margin">
-                  <wp14:pctHeight>0</wp14:pctHeight>
-                </wp14:sizeRelV>
-              </wp:anchor>
-            </w:drawing>
-          </mc:Choice>
-          <mc:Fallback>
-            <w:pict>
-              <v:shape w14:anchorId="2B08AF6B" id="Cuadro de texto 77" o:spid="_x0000_s1057" type="#_x0000_t202" style="position:absolute;left:0;text-align:left;margin-left:197.85pt;margin-top:181.45pt;width:311.75pt;height:21.4pt;z-index:251658272;visibility:visible;mso-wrap-style:square;mso-height-percent:0;mso-wrap-distance-left:9pt;mso-wrap-distance-top:0;mso-wrap-distance-right:9pt;mso-wrap-distance-bottom:0;mso-position-horizontal:absolute;mso-position-horizontal-relative:text;mso-position-vertical:absolute;mso-position-vertical-relative:text;mso-height-percent:0;mso-height-relative:margin;v-text-anchor:top" o:gfxdata="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" filled="f" stroked="f" strokeweight=".5pt">
-                <v:textbox>
-                  <w:txbxContent>
-                    <w:p>
-                      <w:pPr>
-                        <w:rPr>
-                          <w:rFonts w:ascii="Arial" w:hAnsi="Arial" w:cs="Arial"/>
-                          <w:b/>
-                          <w:color w:val="000000"/>
-                          <w:sz w:val="28"/>
-                          <w:szCs w:val="28"/>
-                        </w:rPr>
-                      </w:pPr>
-                      <w:r>
-                        <w:rPr>
-                          <w:rFonts w:ascii="Arial" w:hAnsi="Arial" w:cs="Arial"/>
-                          <w:b/>
-                          <w:bCs/>
-                          <w:sz w:val="22"/>
-                          <w:szCs w:val="22"/>
-                        </w:rPr>
-                        <w:t xml:space="preserve">Sous-préfecture de Kousseri </w:t>
-                      </w:r>
-                      <w:r>
-                        <w:rPr>
-                          <w:rFonts w:ascii="Arial" w:hAnsi="Arial" w:cs="Arial"/>
-                          <w:bCs/>
-                          <w:color w:val="7F7F7F" w:themeColor="text1" w:themeTint="80"/>
-                          <w:sz w:val="22"/>
-                          <w:szCs w:val="22"/>
-                        </w:rPr>
-                        <w:t xml:space="preserve">| </w:t>
-                      </w:r>
-                      <w:r>
-                        <w:rPr>
-                          <w:rFonts w:ascii="Arial" w:hAnsi="Arial" w:cs="Arial"/>
-                          <w:bCs/>
-                          <w:color w:val="7F7F7F" w:themeColor="text1" w:themeTint="80"/>
-                          <w:sz w:val="22"/>
-                          <w:szCs w:val="22"/>
-                        </w:rPr>
-                        <w:t xml:space="preserve">septembre - </w:t>
-                      </w:r>
-                      <w:r>
-                        <w:rPr>
-                          <w:rFonts w:ascii="Arial" w:hAnsi="Arial" w:cs="Arial"/>
-                          <w:bCs/>
-                          <w:color w:val="7F7F7F" w:themeColor="text1" w:themeTint="80"/>
-                          <w:sz w:val="22"/>
-                          <w:szCs w:val="22"/>
-                        </w:rPr>
-                        <w:t>octobre 202</w:t>
-                      </w:r>
-                      <w:r>
-                        <w:rPr>
-                          <w:rFonts w:ascii="Arial" w:hAnsi="Arial" w:cs="Arial"/>
-                          <w:bCs/>
-                          <w:color w:val="7F7F7F" w:themeColor="text1" w:themeTint="80"/>
-                          <w:sz w:val="22"/>
-                          <w:szCs w:val="22"/>
-                        </w:rPr>
-                        <w:t>5</w:t>
-                      </w:r>
-                    </w:p>
-                    <w:p>
-                      <w:pPr>
-                        <w:rPr>
-                          <w:sz w:val="28"/>
-                          <w:szCs w:val="28"/>
-                        </w:rPr>
-                      </w:pPr>
-                    </w:p>
-                  </w:txbxContent>
-                </v:textbox>
-              </v:shape>
-            </w:pict>
-          </mc:Fallback>
-        </mc:AlternateContent>
-      </w:r>
-      <w:r>
-        <w:rPr>
-          <w:rFonts w:asciiTheme="minorHAnsi" w:hAnsiTheme="minorHAnsi" w:cstheme="minorHAnsi"/>
-        </w:rPr>
-        <mc:AlternateContent>
-          <mc:Choice Requires="wps">
-            <w:drawing>
-              <wp:anchor distT="0" distB="0" distL="114300" distR="114300" simplePos="0" relativeHeight="251658273" behindDoc="0" locked="0" layoutInCell="1" allowOverlap="1" wp14:anchorId="7E3FE670" wp14:editId="52CE5181">
-                <wp:simplePos x="0" y="0"/>
-                <wp:positionH relativeFrom="column">
-                  <wp:posOffset>2386330</wp:posOffset>
-                </wp:positionH>
-                <wp:positionV relativeFrom="paragraph">
-                  <wp:posOffset>2513634</wp:posOffset>
-                </wp:positionV>
-                <wp:extent cx="3959225" cy="683260"/>
-                <wp:effectExtent l="0" t="0" r="0" b="2540"/>
-                <wp:wrapNone/>
-                <wp:docPr id="78" name="Cuadro de texto 78"/>
-                <wp:cNvGraphicFramePr/>
-                <a:graphic xmlns:a="http://schemas.openxmlformats.org/drawingml/2006/main">
-                  <a:graphicData uri="http://schemas.microsoft.com/office/word/2010/wordprocessingShape">
-                    <wps:wsp>
-                      <wps:cNvSpPr txBox="1"/>
-                      <wps:spPr>
-                        <a:xfrm>
-                          <a:off x="0" y="0"/>
-                          <a:ext cx="3959225" cy="683260"/>
-                        </a:xfrm>
-                        <a:prstGeom prst="rect">
-                          <a:avLst/>
-                        </a:prstGeom>
-                        <a:noFill/>
-                        <a:ln w="6350">
-                          <a:noFill/>
-                        </a:ln>
-                      </wps:spPr>
-                      <wps:txbx>
-                        <w:txbxContent>
-                          <w:p>
-                            <w:pPr>
-                              <w:pStyle w:val="ListParagraph"/>
-                              <w:numPr>
-                                <w:ilvl w:val="3"/>
-                                <w:numId w:val="11"/>
-                              </w:numPr>
-                              <w:ind w:left="142" w:hanging="142"/>
-                              <w:rPr>
-                                <w:rFonts w:ascii="Arial" w:hAnsi="Arial" w:cs="Arial"/>
-                                <w:color w:val="000000"/>
-                                <w:sz w:val="22"/>
-                                <w:szCs w:val="22"/>
-                              </w:rPr>
-                            </w:pPr>
-                            <w:r>
-                              <w:rPr>
-                                <w:rFonts w:ascii="Arial" w:hAnsi="Arial" w:cs="Arial"/>
-                                <w:color w:val="000000"/>
-                                <w:sz w:val="22"/>
-                                <w:szCs w:val="22"/>
-                              </w:rPr>
-                              <w:t xml:space="preserve"> </w:t>
-                            </w:r>
-                            <w:r>
-                              <w:rPr>
-                                <w:rFonts w:ascii="Arial" w:hAnsi="Arial" w:cs="Arial"/>
-                                <w:color w:val="000000"/>
-                                <w:sz w:val="22"/>
-                                <w:szCs w:val="22"/>
-                              </w:rPr>
-                              <w:t>Optimisation de la gestion des fichiers numériques</w:t>
-                            </w:r>
-                          </w:p>
-                          <w:p>
-                            <w:pPr>
-                              <w:pStyle w:val="ListParagraph"/>
-                              <w:numPr>
-                                <w:ilvl w:val="3"/>
-                                <w:numId w:val="11"/>
-                              </w:numPr>
-                              <w:ind w:left="142" w:hanging="142"/>
-                              <w:rPr>
-                                <w:rFonts w:ascii="Arial" w:hAnsi="Arial" w:cs="Arial"/>
-                                <w:color w:val="000000"/>
-                                <w:sz w:val="22"/>
-                                <w:szCs w:val="22"/>
-                              </w:rPr>
-                            </w:pPr>
-                            <w:r>
-                              <w:rPr>
-                                <w:rFonts w:ascii="Arial" w:hAnsi="Arial" w:cs="Arial"/>
-                                <w:color w:val="000000"/>
-                                <w:sz w:val="22"/>
-                                <w:szCs w:val="22"/>
-                              </w:rPr>
-                              <w:t xml:space="preserve"> Structuration des données administratives</w:t>
-                            </w:r>
-                          </w:p>
-                          <w:p>
-                            <w:pPr>
-                              <w:pStyle w:val="ListParagraph"/>
-                              <w:numPr>
-                                <w:ilvl w:val="3"/>
-                                <w:numId w:val="11"/>
-                              </w:numPr>
-                              <w:ind w:left="142" w:hanging="142"/>
-                              <w:rPr>
-                                <w:rFonts w:ascii="Arial" w:hAnsi="Arial" w:cs="Arial"/>
-                                <w:color w:val="000000"/>
-                                <w:sz w:val="22"/>
-                                <w:szCs w:val="22"/>
-                              </w:rPr>
-                            </w:pPr>
-                            <w:r>
-                              <w:rPr>
-                                <w:rFonts w:ascii="Arial" w:hAnsi="Arial" w:cs="Arial"/>
-                                <w:color w:val="000000"/>
-                                <w:sz w:val="22"/>
-                                <w:szCs w:val="22"/>
-                              </w:rPr>
-                              <w:t xml:space="preserve"> </w:t>
-                            </w:r>
-                            <w:r>
-                              <w:rPr>
-                                <w:rFonts w:ascii="Arial" w:hAnsi="Arial" w:cs="Arial"/>
-                                <w:color w:val="000000"/>
-                                <w:sz w:val="22"/>
-                                <w:szCs w:val="22"/>
-                              </w:rPr>
-                              <w:t>Contribution à la digitalisation des documents officiels</w:t>
-                            </w:r>
-                          </w:p>
-                          <w:p>
-                            <w:pPr>
-                              <w:pStyle w:val="ListParagraph"/>
-                              <w:ind w:left="142"/>
-                              <w:rPr>
-                                <w:rFonts w:ascii="Arial" w:hAnsi="Arial" w:cs="Arial"/>
-                                <w:color w:val="000000"/>
-                                <w:sz w:val="22"/>
-                                <w:szCs w:val="22"/>
-                              </w:rPr>
-                            </w:pPr>
-                          </w:p>
-                        </w:txbxContent>
-                      </wps:txbx>
-                      <wps:bodyPr rot="0" spcFirstLastPara="0" vertOverflow="overflow" horzOverflow="overflow" vert="horz" wrap="square" lIns="91440" tIns="45720" rIns="91440" bIns="45720" numCol="1" spcCol="0" rtlCol="0" fromWordArt="0" anchor="t" anchorCtr="0" forceAA="0" compatLnSpc="1">
-                        <a:prstTxWarp prst="textNoShape">
-                          <a:avLst/>
-                        </a:prstTxWarp>
-                        <a:noAutofit/>
-                      </wps:bodyPr>
-                    </wps:wsp>
-                  </a:graphicData>
-                </a:graphic>
-                <wp14:sizeRelV relativeFrom="margin">
-                  <wp14:pctHeight>0</wp14:pctHeight>
-                </wp14:sizeRelV>
-              </wp:anchor>
-            </w:drawing>
-          </mc:Choice>
-          <mc:Fallback>
-            <w:pict>
-              <v:shape w14:anchorId="7E3FE670" id="Cuadro de texto 78" o:spid="_x0000_s1058" type="#_x0000_t202" style="position:absolute;left:0;text-align:left;margin-left:187.9pt;margin-top:197.9pt;width:311.75pt;height:53.8pt;z-index:251658273;visibility:visible;mso-wrap-style:square;mso-height-percent:0;mso-wrap-distance-left:9pt;mso-wrap-distance-top:0;mso-wrap-distance-right:9pt;mso-wrap-distance-bottom:0;mso-position-horizontal:absolute;mso-position-horizontal-relative:text;mso-position-vertical:absolute;mso-position-vertical-relative:text;mso-height-percent:0;mso-height-relative:margin;v-text-anchor:top" o:gfxdata="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" filled="f" stroked="f" strokeweight=".5pt">
-                <v:textbox>
-                  <w:txbxContent>
-                    <w:p>
-                      <w:pPr>
-                        <w:pStyle w:val="ListParagraph"/>
-                        <w:numPr>
-                          <w:ilvl w:val="3"/>
-                          <w:numId w:val="11"/>
-                        </w:numPr>
-                        <w:ind w:left="142" w:hanging="142"/>
-                        <w:rPr>
-                          <w:rFonts w:ascii="Arial" w:hAnsi="Arial" w:cs="Arial"/>
-                          <w:color w:val="000000"/>
-                          <w:sz w:val="22"/>
-                          <w:szCs w:val="22"/>
-                        </w:rPr>
-                      </w:pPr>
-                      <w:r>
-                        <w:rPr>
-                          <w:rFonts w:ascii="Arial" w:hAnsi="Arial" w:cs="Arial"/>
-                          <w:color w:val="000000"/>
-                          <w:sz w:val="22"/>
-                          <w:szCs w:val="22"/>
-                        </w:rPr>
-                        <w:t xml:space="preserve"> </w:t>
-                      </w:r>
-                      <w:r>
-                        <w:rPr>
-                          <w:rFonts w:ascii="Arial" w:hAnsi="Arial" w:cs="Arial"/>
-                          <w:color w:val="000000"/>
-                          <w:sz w:val="22"/>
-                          <w:szCs w:val="22"/>
-                        </w:rPr>
-                        <w:t>Optimisation de la gestion des fichiers numériques</w:t>
-                      </w:r>
-                    </w:p>
-                    <w:p>
-                      <w:pPr>
-                        <w:pStyle w:val="ListParagraph"/>
-                        <w:numPr>
-                          <w:ilvl w:val="3"/>
-                          <w:numId w:val="11"/>
-                        </w:numPr>
-                        <w:ind w:left="142" w:hanging="142"/>
-                        <w:rPr>
-                          <w:rFonts w:ascii="Arial" w:hAnsi="Arial" w:cs="Arial"/>
-                          <w:color w:val="000000"/>
-                          <w:sz w:val="22"/>
-                          <w:szCs w:val="22"/>
-                        </w:rPr>
-                      </w:pPr>
-                      <w:r>
-                        <w:rPr>
-                          <w:rFonts w:ascii="Arial" w:hAnsi="Arial" w:cs="Arial"/>
-                          <w:color w:val="000000"/>
-                          <w:sz w:val="22"/>
-                          <w:szCs w:val="22"/>
-                        </w:rPr>
-                        <w:t xml:space="preserve"> Structuration des données administratives</w:t>
-                      </w:r>
-                    </w:p>
-                    <w:p>
-                      <w:pPr>
-                        <w:pStyle w:val="ListParagraph"/>
-                        <w:numPr>
-                          <w:ilvl w:val="3"/>
-                          <w:numId w:val="11"/>
-                        </w:numPr>
-                        <w:ind w:left="142" w:hanging="142"/>
-                        <w:rPr>
-                          <w:rFonts w:ascii="Arial" w:hAnsi="Arial" w:cs="Arial"/>
-                          <w:color w:val="000000"/>
-                          <w:sz w:val="22"/>
-                          <w:szCs w:val="22"/>
-                        </w:rPr>
-                      </w:pPr>
-                      <w:r>
-                        <w:rPr>
-                          <w:rFonts w:ascii="Arial" w:hAnsi="Arial" w:cs="Arial"/>
-                          <w:color w:val="000000"/>
-                          <w:sz w:val="22"/>
-                          <w:szCs w:val="22"/>
-                        </w:rPr>
-                        <w:t xml:space="preserve"> </w:t>
-                      </w:r>
-                      <w:r>
-                        <w:rPr>
-                          <w:rFonts w:ascii="Arial" w:hAnsi="Arial" w:cs="Arial"/>
-                          <w:color w:val="000000"/>
-                          <w:sz w:val="22"/>
-                          <w:szCs w:val="22"/>
-                        </w:rPr>
-                        <w:t>Contribution à la digitalisation des documents officiels</w:t>
-                      </w:r>
-                    </w:p>
-                    <w:p>
-                      <w:pPr>
-                        <w:pStyle w:val="ListParagraph"/>
-                        <w:ind w:left="142"/>
-                        <w:rPr>
-                          <w:rFonts w:ascii="Arial" w:hAnsi="Arial" w:cs="Arial"/>
-                          <w:color w:val="000000"/>
-                          <w:sz w:val="22"/>
-                          <w:szCs w:val="22"/>
-                        </w:rPr>
-                      </w:pPr>
-                    </w:p>
-                  </w:txbxContent>
-                </v:textbox>
-              </v:shape>
-            </w:pict>
-          </mc:Fallback>
-        </mc:AlternateContent>
-      </w:r>
-      <w:r>
-        <w:rPr>
-          <w:rFonts w:asciiTheme="minorHAnsi" w:hAnsiTheme="minorHAnsi" w:cstheme="minorHAnsi"/>
-        </w:rPr>
-        <mc:AlternateContent>
-          <mc:Choice Requires="wps">
-            <w:drawing>
-              <wp:anchor distT="0" distB="0" distL="114300" distR="114300" simplePos="0" relativeHeight="251671638" behindDoc="0" locked="0" layoutInCell="1" allowOverlap="1" wp14:anchorId="2B9A74D8" wp14:editId="4B4E1BA0">
-                <wp:simplePos x="0" y="0"/>
-                <wp:positionH relativeFrom="column">
-                  <wp:posOffset>2378075</wp:posOffset>
-                </wp:positionH>
-                <wp:positionV relativeFrom="paragraph">
-                  <wp:posOffset>3918889</wp:posOffset>
-                </wp:positionV>
-                <wp:extent cx="3856355" cy="923925"/>
-                <wp:effectExtent l="0" t="0" r="0" b="0"/>
-                <wp:wrapNone/>
-                <wp:docPr id="2110014588" name="Cuadro de texto 78"/>
-                <wp:cNvGraphicFramePr/>
-                <a:graphic xmlns:a="http://schemas.openxmlformats.org/drawingml/2006/main">
-                  <a:graphicData uri="http://schemas.microsoft.com/office/word/2010/wordprocessingShape">
-                    <wps:wsp>
-                      <wps:cNvSpPr txBox="1"/>
-                      <wps:spPr>
-                        <a:xfrm>
-                          <a:off x="0" y="0"/>
-                          <a:ext cx="3856355" cy="923925"/>
-                        </a:xfrm>
-                        <a:prstGeom prst="rect">
-                          <a:avLst/>
-                        </a:prstGeom>
-                        <a:noFill/>
-                        <a:ln w="6350">
-                          <a:noFill/>
-                        </a:ln>
-                      </wps:spPr>
-                      <wps:txbx>
-                        <w:txbxContent>
-                          <w:p>
-                            <w:pPr>
-                              <w:rPr>
-                                <w:rFonts w:ascii="Arial" w:hAnsi="Arial" w:cs="Arial"/>
-                                <w:color w:val="000000"/>
-                                <w:sz w:val="12"/>
-                                <w:szCs w:val="12"/>
-                                <w:lang w:val="fr-FR"/>
-                              </w:rPr>
-                            </w:pPr>
-                            <w:r>
-                              <w:rPr>
-                                <w:rFonts w:asciiTheme="minorHAnsi" w:hAnsiTheme="minorHAnsi" w:cstheme="minorHAnsi"/>
-                              </w:rPr>
-                              <w:t>National Aeronautics and Space Administration (USA)</w:t>
-                            </w:r>
-                            <w:r>
-                              <w:rPr>
-                                <w:rFonts w:asciiTheme="minorHAnsi" w:hAnsiTheme="minorHAnsi" w:cstheme="minorHAnsi"/>
-                              </w:rPr>
-                              <w:br/>
-                            </w:r>
-                          </w:p>
-                          <w:p>
-                            <w:pPr>
-                              <w:rPr>
-                                <w:rFonts w:ascii="Arial" w:hAnsi="Arial" w:cs="Arial"/>
-                                <w:color w:val="000000"/>
-                                <w:sz w:val="22"/>
-                                <w:szCs w:val="22"/>
-                                <w:lang w:val="fr-FR"/>
-                              </w:rPr>
-                            </w:pPr>
-                            <w:r>
-                              <w:rPr>
-                                <w:rFonts w:ascii="Arial" w:hAnsi="Arial" w:cs="Arial"/>
-                                <w:color w:val="000000"/>
-                                <w:sz w:val="22"/>
-                                <w:szCs w:val="22"/>
-                                <w:lang w:val="fr-FR"/>
-                              </w:rPr>
-                              <w:t xml:space="preserve">Formation internationale sur la science </w:t>
-                            </w:r>
-                            <w:r>
-                              <w:rPr>
-                                <w:rFonts w:ascii="Arial" w:hAnsi="Arial" w:cs="Arial"/>
-                                <w:color w:val="000000"/>
-                                <w:sz w:val="22"/>
-                                <w:szCs w:val="22"/>
-                                <w:lang w:val="fr-FR"/>
-                              </w:rPr>
-                              <w:t>ouverte, la</w:t>
-                            </w:r>
-                            <w:r>
-                              <w:rPr>
-                                <w:rFonts w:ascii="Arial" w:hAnsi="Arial" w:cs="Arial"/>
-                                <w:color w:val="000000"/>
-                                <w:sz w:val="22"/>
-                                <w:szCs w:val="22"/>
-                                <w:lang w:val="fr-FR"/>
-                              </w:rPr>
-                              <w:t xml:space="preserve"> gestion et la reproductibilité des données scientifiques.</w:t>
-                            </w:r>
-                          </w:p>
-                        </w:txbxContent>
-                      </wps:txbx>
-                      <wps:bodyPr rot="0" spcFirstLastPara="0" vertOverflow="overflow" horzOverflow="overflow" vert="horz" wrap="square" lIns="91440" tIns="45720" rIns="91440" bIns="45720" numCol="1" spcCol="0" rtlCol="0" fromWordArt="0" anchor="t" anchorCtr="0" forceAA="0" compatLnSpc="1">
-                        <a:prstTxWarp prst="textNoShape">
-                          <a:avLst/>
-                        </a:prstTxWarp>
-                        <a:noAutofit/>
-                      </wps:bodyPr>
-                    </wps:wsp>
-                  </a:graphicData>
-                </a:graphic>
-                <wp14:sizeRelH relativeFrom="margin">
-                  <wp14:pctWidth>0</wp14:pctWidth>
-                </wp14:sizeRelH>
-                <wp14:sizeRelV relativeFrom="margin">
-                  <wp14:pctHeight>0</wp14:pctHeight>
-                </wp14:sizeRelV>
-              </wp:anchor>
-            </w:drawing>
-          </mc:Choice>
-          <mc:Fallback>
-            <w:pict>
-              <v:shape w14:anchorId="2B9A74D8" id="_x0000_s1059" type="#_x0000_t202" style="position:absolute;left:0;text-align:left;margin-left:187.25pt;margin-top:308.55pt;width:303.65pt;height:72.75pt;z-index:251671638;visibility:visible;mso-wrap-style:square;mso-width-percent:0;mso-height-percent:0;mso-wrap-distance-left:9pt;mso-wrap-distance-top:0;mso-wrap-distance-right:9pt;mso-wrap-distance-bottom:0;mso-position-horizontal:absolute;mso-position-horizontal-relative:text;mso-position-vertical:absolute;mso-position-vertical-relative:text;mso-width-percent:0;mso-height-percent:0;mso-width-relative:margin;mso-height-relative:margin;v-text-anchor:top" o:gfxdata="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" filled="f" stroked="f" strokeweight=".5pt">
-                <v:textbox>
-                  <w:txbxContent>
-                    <w:p>
-                      <w:pPr>
-                        <w:rPr>
-                          <w:rFonts w:ascii="Arial" w:hAnsi="Arial" w:cs="Arial"/>
-                          <w:color w:val="000000"/>
-                          <w:sz w:val="12"/>
-                          <w:szCs w:val="12"/>
-                          <w:lang w:val="fr-FR"/>
-                        </w:rPr>
-                      </w:pPr>
-                      <w:r>
-                        <w:rPr>
-                          <w:rFonts w:asciiTheme="minorHAnsi" w:hAnsiTheme="minorHAnsi" w:cstheme="minorHAnsi"/>
-                        </w:rPr>
-                        <w:t>National Aeronautics and Space Administration (USA)</w:t>
-                      </w:r>
-                      <w:r>
-                        <w:rPr>
-                          <w:rFonts w:asciiTheme="minorHAnsi" w:hAnsiTheme="minorHAnsi" w:cstheme="minorHAnsi"/>
-                        </w:rPr>
-                        <w:br/>
-                      </w:r>
-                    </w:p>
-                    <w:p>
-                      <w:pPr>
-                        <w:rPr>
-                          <w:rFonts w:ascii="Arial" w:hAnsi="Arial" w:cs="Arial"/>
-                          <w:color w:val="000000"/>
-                          <w:sz w:val="22"/>
-                          <w:szCs w:val="22"/>
-                          <w:lang w:val="fr-FR"/>
-                        </w:rPr>
-                      </w:pPr>
-                      <w:r>
-                        <w:rPr>
-                          <w:rFonts w:ascii="Arial" w:hAnsi="Arial" w:cs="Arial"/>
-                          <w:color w:val="000000"/>
-                          <w:sz w:val="22"/>
-                          <w:szCs w:val="22"/>
-                          <w:lang w:val="fr-FR"/>
-                        </w:rPr>
-                        <w:t xml:space="preserve">Formation internationale sur la science </w:t>
-                      </w:r>
-                      <w:r>
-                        <w:rPr>
-                          <w:rFonts w:ascii="Arial" w:hAnsi="Arial" w:cs="Arial"/>
-                          <w:color w:val="000000"/>
-                          <w:sz w:val="22"/>
-                          <w:szCs w:val="22"/>
-                          <w:lang w:val="fr-FR"/>
-                        </w:rPr>
-                        <w:t>ouverte, la</w:t>
-                      </w:r>
-                      <w:r>
-                        <w:rPr>
-                          <w:rFonts w:ascii="Arial" w:hAnsi="Arial" w:cs="Arial"/>
-                          <w:color w:val="000000"/>
-                          <w:sz w:val="22"/>
-                          <w:szCs w:val="22"/>
-                          <w:lang w:val="fr-FR"/>
-                        </w:rPr>
-                        <w:t xml:space="preserve"> gestion et la reproductibilité des données scientifiques.</w:t>
-                      </w:r>
-                    </w:p>
-                  </w:txbxContent>
-                </v:textbox>
-              </v:shape>
-            </w:pict>
-          </mc:Fallback>
-        </mc:AlternateContent>
-      </w:r>
-      <w:r>
-        <w:rPr>
-          <w:rFonts w:asciiTheme="minorHAnsi" w:hAnsiTheme="minorHAnsi" w:cstheme="minorHAnsi"/>
-        </w:rPr>
-        <mc:AlternateContent>
-          <mc:Choice Requires="wps">
-            <w:drawing>
-              <wp:anchor distT="0" distB="0" distL="114300" distR="114300" simplePos="0" relativeHeight="251669590" behindDoc="0" locked="0" layoutInCell="1" allowOverlap="1" wp14:anchorId="414AC5C4" wp14:editId="48BB22DE">
-                <wp:simplePos x="0" y="0"/>
-                <wp:positionH relativeFrom="column">
-                  <wp:posOffset>2550795</wp:posOffset>
-                </wp:positionH>
-                <wp:positionV relativeFrom="paragraph">
-                  <wp:posOffset>3706164</wp:posOffset>
-                </wp:positionV>
-                <wp:extent cx="3959225" cy="271780"/>
-                <wp:effectExtent l="0" t="0" r="0" b="0"/>
-                <wp:wrapNone/>
-                <wp:docPr id="1058973590" name="Cuadro de texto 77"/>
-                <wp:cNvGraphicFramePr/>
-                <a:graphic xmlns:a="http://schemas.openxmlformats.org/drawingml/2006/main">
-                  <a:graphicData uri="http://schemas.microsoft.com/office/word/2010/wordprocessingShape">
-                    <wps:wsp>
-                      <wps:cNvSpPr txBox="1"/>
-                      <wps:spPr>
-                        <a:xfrm>
-                          <a:off x="0" y="0"/>
-                          <a:ext cx="3959225" cy="271780"/>
-                        </a:xfrm>
-                        <a:prstGeom prst="rect">
-                          <a:avLst/>
-                        </a:prstGeom>
-                        <a:noFill/>
-                        <a:ln w="6350">
-                          <a:noFill/>
-                        </a:ln>
-                      </wps:spPr>
-                      <wps:txbx>
-                        <w:txbxContent>
-                          <w:p>
-                            <w:pPr>
-                              <w:rPr>
-                                <w:rFonts w:ascii="Arial" w:hAnsi="Arial" w:cs="Arial"/>
-                                <w:b/>
-                                <w:color w:val="000000"/>
-                                <w:sz w:val="28"/>
-                                <w:szCs w:val="28"/>
-                              </w:rPr>
-                            </w:pPr>
-                            <w:r>
-                              <w:rPr>
-                                <w:rFonts w:ascii="Arial" w:hAnsi="Arial" w:cs="Arial"/>
-                                <w:b/>
-                                <w:bCs/>
-                                <w:sz w:val="22"/>
-                                <w:szCs w:val="22"/>
-                              </w:rPr>
-                              <w:t>N</w:t>
-                            </w:r>
-                            <w:r>
-                              <w:rPr>
-                                <w:rFonts w:ascii="Arial" w:hAnsi="Arial" w:cs="Arial"/>
-                                <w:b/>
-                                <w:bCs/>
-                                <w:sz w:val="22"/>
-                                <w:szCs w:val="22"/>
-                              </w:rPr>
-                              <w:t>A</w:t>
-                            </w:r>
-                            <w:r>
-                              <w:rPr>
-                                <w:rFonts w:ascii="Arial" w:hAnsi="Arial" w:cs="Arial"/>
-                                <w:b/>
-                                <w:bCs/>
-                                <w:sz w:val="22"/>
-                                <w:szCs w:val="22"/>
-                              </w:rPr>
-                              <w:t>SA</w:t>
-                            </w:r>
-                            <w:r>
-                              <w:rPr>
-                                <w:rFonts w:ascii="Arial" w:hAnsi="Arial" w:cs="Arial"/>
-                                <w:b/>
-                                <w:bCs/>
-                                <w:sz w:val="22"/>
-                                <w:szCs w:val="22"/>
-                              </w:rPr>
-                              <w:t xml:space="preserve"> </w:t>
-                            </w:r>
-                            <w:r>
-                              <w:rPr>
-                                <w:rFonts w:ascii="Arial" w:hAnsi="Arial" w:cs="Arial"/>
-                                <w:b/>
-                                <w:bCs/>
-                                <w:sz w:val="22"/>
-                                <w:szCs w:val="22"/>
-                              </w:rPr>
-                              <w:t>-</w:t>
-                            </w:r>
-                            <w:r>
-                              <w:rPr>
-                                <w:rFonts w:ascii="Arial" w:hAnsi="Arial" w:cs="Arial"/>
-                                <w:b/>
-                                <w:bCs/>
-                                <w:sz w:val="22"/>
-                                <w:szCs w:val="22"/>
-                              </w:rPr>
-                              <w:t xml:space="preserve"> </w:t>
-                            </w:r>
-                            <w:r>
-                              <w:rPr>
-                                <w:rFonts w:ascii="Arial" w:hAnsi="Arial" w:cs="Arial"/>
-                                <w:b/>
-                                <w:bCs/>
-                                <w:sz w:val="22"/>
-                                <w:szCs w:val="22"/>
-                              </w:rPr>
-                              <w:t xml:space="preserve">Open Science Essentials </w:t>
-                            </w:r>
-                            <w:r>
-                              <w:rPr>
-                                <w:rFonts w:ascii="Arial" w:hAnsi="Arial" w:cs="Arial"/>
-                                <w:bCs/>
-                                <w:color w:val="7F7F7F" w:themeColor="text1" w:themeTint="80"/>
-                                <w:sz w:val="22"/>
-                                <w:szCs w:val="22"/>
-                              </w:rPr>
-                              <w:t>| octobre 2025</w:t>
-                            </w:r>
-                          </w:p>
-                          <w:p>
-                            <w:pPr>
-                              <w:rPr>
-                                <w:sz w:val="28"/>
-                                <w:szCs w:val="28"/>
-                              </w:rPr>
-                            </w:pPr>
-                          </w:p>
-                        </w:txbxContent>
-                      </wps:txbx>
-                      <wps:bodyPr rot="0" spcFirstLastPara="0" vertOverflow="overflow" horzOverflow="overflow" vert="horz" wrap="square" lIns="91440" tIns="45720" rIns="91440" bIns="45720" numCol="1" spcCol="0" rtlCol="0" fromWordArt="0" anchor="t" anchorCtr="0" forceAA="0" compatLnSpc="1">
-                        <a:prstTxWarp prst="textNoShape">
-                          <a:avLst/>
-                        </a:prstTxWarp>
-                        <a:noAutofit/>
-                      </wps:bodyPr>
-                    </wps:wsp>
-                  </a:graphicData>
-                </a:graphic>
-                <wp14:sizeRelV relativeFrom="margin">
-                  <wp14:pctHeight>0</wp14:pctHeight>
-                </wp14:sizeRelV>
-              </wp:anchor>
-            </w:drawing>
-          </mc:Choice>
-          <mc:Fallback>
-            <w:pict>
-              <v:shape w14:anchorId="414AC5C4" id="_x0000_s1060" type="#_x0000_t202" style="position:absolute;left:0;text-align:left;margin-left:200.85pt;margin-top:291.8pt;width:311.75pt;height:21.4pt;z-index:251669590;visibility:visible;mso-wrap-style:square;mso-height-percent:0;mso-wrap-distance-left:9pt;mso-wrap-distance-top:0;mso-wrap-distance-right:9pt;mso-wrap-distance-bottom:0;mso-position-horizontal:absolute;mso-position-horizontal-relative:text;mso-position-vertical:absolute;mso-position-vertical-relative:text;mso-height-percent:0;mso-height-relative:margin;v-text-anchor:top" o:gfxdata="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" filled="f" stroked="f" strokeweight=".5pt">
-                <v:textbox>
-                  <w:txbxContent>
-                    <w:p>
-                      <w:pPr>
-                        <w:rPr>
-                          <w:rFonts w:ascii="Arial" w:hAnsi="Arial" w:cs="Arial"/>
-                          <w:b/>
-                          <w:color w:val="000000"/>
-                          <w:sz w:val="28"/>
-                          <w:szCs w:val="28"/>
-                        </w:rPr>
-                      </w:pPr>
-                      <w:r>
-                        <w:rPr>
-                          <w:rFonts w:ascii="Arial" w:hAnsi="Arial" w:cs="Arial"/>
-                          <w:b/>
-                          <w:bCs/>
-                          <w:sz w:val="22"/>
-                          <w:szCs w:val="22"/>
-                        </w:rPr>
-                        <w:t>N</w:t>
-                      </w:r>
-                      <w:r>
-                        <w:rPr>
-                          <w:rFonts w:ascii="Arial" w:hAnsi="Arial" w:cs="Arial"/>
-                          <w:b/>
-                          <w:bCs/>
-                          <w:sz w:val="22"/>
-                          <w:szCs w:val="22"/>
-                        </w:rPr>
-                        <w:t>A</w:t>
-                      </w:r>
-                      <w:r>
-                        <w:rPr>
-                          <w:rFonts w:ascii="Arial" w:hAnsi="Arial" w:cs="Arial"/>
-                          <w:b/>
-                          <w:bCs/>
-                          <w:sz w:val="22"/>
-                          <w:szCs w:val="22"/>
-                        </w:rPr>
-                        <w:t>SA</w:t>
-                      </w:r>
-                      <w:r>
-                        <w:rPr>
-                          <w:rFonts w:ascii="Arial" w:hAnsi="Arial" w:cs="Arial"/>
-                          <w:b/>
-                          <w:bCs/>
-                          <w:sz w:val="22"/>
-                          <w:szCs w:val="22"/>
-                        </w:rPr>
-                        <w:t xml:space="preserve"> </w:t>
-                      </w:r>
-                      <w:r>
-                        <w:rPr>
-                          <w:rFonts w:ascii="Arial" w:hAnsi="Arial" w:cs="Arial"/>
-                          <w:b/>
-                          <w:bCs/>
-                          <w:sz w:val="22"/>
-                          <w:szCs w:val="22"/>
-                        </w:rPr>
-                        <w:t>-</w:t>
-                      </w:r>
-                      <w:r>
-                        <w:rPr>
-                          <w:rFonts w:ascii="Arial" w:hAnsi="Arial" w:cs="Arial"/>
-                          <w:b/>
-                          <w:bCs/>
-                          <w:sz w:val="22"/>
-                          <w:szCs w:val="22"/>
-                        </w:rPr>
-                        <w:t xml:space="preserve"> </w:t>
-                      </w:r>
-                      <w:r>
-                        <w:rPr>
-                          <w:rFonts w:ascii="Arial" w:hAnsi="Arial" w:cs="Arial"/>
-                          <w:b/>
-                          <w:bCs/>
-                          <w:sz w:val="22"/>
-                          <w:szCs w:val="22"/>
-                        </w:rPr>
-                        <w:t xml:space="preserve">Open Science Essentials </w:t>
-                      </w:r>
-                      <w:r>
-                        <w:rPr>
-                          <w:rFonts w:ascii="Arial" w:hAnsi="Arial" w:cs="Arial"/>
-                          <w:bCs/>
-                          <w:color w:val="7F7F7F" w:themeColor="text1" w:themeTint="80"/>
-                          <w:sz w:val="22"/>
-                          <w:szCs w:val="22"/>
-                        </w:rPr>
-                        <w:t>| octobre 2025</w:t>
-                      </w:r>
-                    </w:p>
-                    <w:p>
-                      <w:pPr>
-                        <w:rPr>
-                          <w:sz w:val="28"/>
-                          <w:szCs w:val="28"/>
-                        </w:rPr>
-                      </w:pPr>
-                    </w:p>
-                  </w:txbxContent>
-                </v:textbox>
-              </v:shape>
-            </w:pict>
-          </mc:Fallback>
-        </mc:AlternateContent>
-      </w:r>
-      <w:r>
-        <w:rPr>
-          <w:rFonts w:asciiTheme="minorHAnsi" w:hAnsiTheme="minorHAnsi" w:cstheme="minorHAnsi"/>
-        </w:rPr>
-        <mc:AlternateContent>
-          <mc:Choice Requires="wps">
-            <w:drawing>
-              <wp:anchor distT="0" distB="0" distL="114300" distR="114300" simplePos="0" relativeHeight="251660374" behindDoc="0" locked="0" layoutInCell="1" allowOverlap="1" wp14:anchorId="5A4153B4" wp14:editId="21425E9C">
-                <wp:simplePos x="0" y="0"/>
-                <wp:positionH relativeFrom="column">
-                  <wp:posOffset>2458085</wp:posOffset>
-                </wp:positionH>
-                <wp:positionV relativeFrom="paragraph">
-                  <wp:posOffset>3266744</wp:posOffset>
-                </wp:positionV>
-                <wp:extent cx="3452495" cy="385445"/>
-                <wp:effectExtent l="0" t="0" r="0" b="0"/>
-                <wp:wrapNone/>
-                <wp:docPr id="1744818018" name="Rectangle 1744818018"/>
-                <wp:cNvGraphicFramePr>
-                  <a:graphicFrameLocks xmlns:a="http://schemas.openxmlformats.org/drawingml/2006/main"/>
-                </wp:cNvGraphicFramePr>
-                <a:graphic xmlns:a="http://schemas.openxmlformats.org/drawingml/2006/main">
-                  <a:graphicData uri="http://schemas.microsoft.com/office/word/2010/wordprocessingShape">
-                    <wps:wsp>
-                      <wps:cNvSpPr>
-                        <a:spLocks noChangeArrowheads="1"/>
-                      </wps:cNvSpPr>
-                      <wps:spPr bwMode="auto">
-                        <a:xfrm>
-                          <a:off x="0" y="0"/>
-                          <a:ext cx="3452495" cy="385445"/>
-                        </a:xfrm>
-                        <a:prstGeom prst="rect">
-                          <a:avLst/>
-                        </a:prstGeom>
-                        <a:solidFill>
-                          <a:schemeClr val="bg1"/>
-                        </a:solidFill>
-                        <a:ln>
-                          <a:noFill/>
-                        </a:ln>
-                      </wps:spPr>
-                      <wps:txbx>
-                        <w:txbxContent>
-                          <w:p>
-                            <w:pPr>
-                              <w:rPr>
-                                <w:rFonts w:ascii="Gill Sans MT Condensed" w:hAnsi="Gill Sans MT Condensed" w:cs="Arial"/>
-                                <w:bCs/>
-                                <w:color w:val="215868" w:themeColor="accent5" w:themeShade="80"/>
-                                <w:sz w:val="48"/>
-                                <w:szCs w:val="48"/>
-                                <w:lang w:val="fr-FR"/>
-                              </w:rPr>
-                            </w:pPr>
-                            <w:r>
-                              <w:rPr>
-                                <w:rFonts w:ascii="Gill Sans MT Condensed" w:hAnsi="Gill Sans MT Condensed" w:cs="Arial"/>
-                                <w:bCs/>
-                                <w:color w:val="215868" w:themeColor="accent5" w:themeShade="80"/>
-                                <w:sz w:val="48"/>
-                                <w:szCs w:val="48"/>
-                                <w:lang w:val="fr-FR"/>
-                              </w:rPr>
-                              <w:t>CERTIFICATIONS</w:t>
-                            </w:r>
-                          </w:p>
-                        </w:txbxContent>
-                      </wps:txbx>
-                      <wps:bodyPr rot="0" vert="horz" wrap="square" lIns="91440" tIns="45720" rIns="91440" bIns="45720" anchor="ctr" anchorCtr="0" upright="1">
-                        <a:noAutofit/>
-                      </wps:bodyPr>
-                    </wps:wsp>
-                  </a:graphicData>
-                </a:graphic>
-                <wp14:sizeRelH relativeFrom="page">
-                  <wp14:pctWidth>0</wp14:pctWidth>
-                </wp14:sizeRelH>
-                <wp14:sizeRelV relativeFrom="page">
-                  <wp14:pctHeight>0</wp14:pctHeight>
-                </wp14:sizeRelV>
-              </wp:anchor>
-            </w:drawing>
-          </mc:Choice>
-          <mc:Fallback>
-            <w:pict>
-              <v:rect w14:anchorId="5A4153B4" id="Rectangle 1744818018" o:spid="_x0000_s1061" style="position:absolute;left:0;text-align:left;margin-left:193.55pt;margin-top:257.2pt;width:271.85pt;height:30.35pt;z-index:251660374;visibility:visible;mso-wrap-style:square;mso-width-percent:0;mso-height-percent:0;mso-wrap-distance-left:9pt;mso-wrap-distance-top:0;mso-wrap-distance-right:9pt;mso-wrap-distance-bottom:0;mso-position-horizontal:absolute;mso-position-horizontal-relative:text;mso-position-vertical:absolute;mso-position-vertical-relative:text;mso-width-percent:0;mso-height-percent:0;mso-width-relative:page;mso-height-relative:page;v-text-anchor:middle" o:gfxdata="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" fillcolor="white [3212]" stroked="f">
-                <v:textbox>
-                  <w:txbxContent>
-                    <w:p>
-                      <w:pPr>
-                        <w:rPr>
-                          <w:rFonts w:ascii="Gill Sans MT Condensed" w:hAnsi="Gill Sans MT Condensed" w:cs="Arial"/>
-                          <w:bCs/>
-                          <w:color w:val="215868" w:themeColor="accent5" w:themeShade="80"/>
-                          <w:sz w:val="48"/>
-                          <w:szCs w:val="48"/>
-                          <w:lang w:val="fr-FR"/>
-                        </w:rPr>
-                      </w:pPr>
-                      <w:r>
-                        <w:rPr>
-                          <w:rFonts w:ascii="Gill Sans MT Condensed" w:hAnsi="Gill Sans MT Condensed" w:cs="Arial"/>
-                          <w:bCs/>
-                          <w:color w:val="215868" w:themeColor="accent5" w:themeShade="80"/>
-                          <w:sz w:val="48"/>
-                          <w:szCs w:val="48"/>
-                          <w:lang w:val="fr-FR"/>
-                        </w:rPr>
-                        <w:t>CERTIFICATIONS</w:t>
-                      </w:r>
-                    </w:p>
-                  </w:txbxContent>
-                </v:textbox>
-              </v:rect>
-            </w:pict>
-          </mc:Fallback>
-        </mc:AlternateContent>
-      </w:r>
-      <w:r>
-        <mc:AlternateContent>
-          <mc:Choice Requires="wps">
-            <w:drawing>
-              <wp:anchor distT="0" distB="0" distL="114300" distR="114300" simplePos="0" relativeHeight="251656209" behindDoc="0" locked="0" layoutInCell="1" allowOverlap="1" wp14:anchorId="5FBECD8A" wp14:editId="28101150">
+              <wp:anchor distT="0" distB="0" distL="114300" distR="114300" simplePos="0" relativeHeight="251655185" behindDoc="0" locked="0" layoutInCell="1" allowOverlap="1" wp14:anchorId="5FBECD8A" wp14:editId="3A8D04C6">
                 <wp:simplePos x="0" y="0"/>
                 <wp:positionH relativeFrom="page">
                   <wp:posOffset>266700</wp:posOffset>
@@ -10370,7 +11122,7 @@
           </mc:Choice>
           <mc:Fallback>
             <w:pict>
-              <v:shape w14:anchorId="5FBECD8A" id="_x0000_s1062" type="#_x0000_t202" style="position:absolute;left:0;text-align:left;margin-left:21pt;margin-top:336.95pt;width:194.1pt;height:30.2pt;z-index:251656209;visibility:visible;mso-wrap-style:square;mso-width-percent:0;mso-height-percent:0;mso-wrap-distance-left:9pt;mso-wrap-distance-top:0;mso-wrap-distance-right:9pt;mso-wrap-distance-bottom:0;mso-position-horizontal:absolute;mso-position-horizontal-relative:page;mso-position-vertical:absolute;mso-position-vertical-relative:text;mso-width-percent:0;mso-height-percent:0;mso-width-relative:margin;mso-height-relative:margin;v-text-anchor:top" o:gfxdata="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" filled="f" stroked="f">
+              <v:shape w14:anchorId="5FBECD8A" id="_x0000_s1064" type="#_x0000_t202" style="position:absolute;left:0;text-align:left;margin-left:21pt;margin-top:336.95pt;width:194.1pt;height:30.2pt;z-index:251655185;visibility:visible;mso-wrap-style:square;mso-width-percent:0;mso-height-percent:0;mso-wrap-distance-left:9pt;mso-wrap-distance-top:0;mso-wrap-distance-right:9pt;mso-wrap-distance-bottom:0;mso-position-horizontal:absolute;mso-position-horizontal-relative:page;mso-position-vertical:absolute;mso-position-vertical-relative:text;mso-width-percent:0;mso-height-percent:0;mso-width-relative:margin;mso-height-relative:margin;v-text-anchor:top" o:gfxdata="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" filled="f" stroked="f">
                 <v:textbox>
                   <w:txbxContent>
                     <w:p>
@@ -10401,11 +11153,12 @@
       <w:r>
         <w:rPr>
           <w:rFonts w:asciiTheme="minorHAnsi" w:eastAsia="Calibri" w:hAnsiTheme="minorHAnsi" w:cstheme="minorHAnsi"/>
+          <w:noProof/>
           <w:sz w:val="26"/>
           <w:szCs w:val="26"/>
         </w:rPr>
         <w:drawing>
-          <wp:anchor distT="0" distB="0" distL="114300" distR="114300" simplePos="0" relativeHeight="251658321" behindDoc="0" locked="0" layoutInCell="1" allowOverlap="1" wp14:anchorId="2ABE226B" wp14:editId="3EE51F21">
+          <wp:anchor distT="0" distB="0" distL="114300" distR="114300" simplePos="0" relativeHeight="251657297" behindDoc="0" locked="0" layoutInCell="1" allowOverlap="1" wp14:anchorId="2ABE226B" wp14:editId="7B193A68">
             <wp:simplePos x="0" y="0"/>
             <wp:positionH relativeFrom="column">
               <wp:posOffset>645795</wp:posOffset>
@@ -10430,7 +11183,7 @@
                     </pic:cNvPicPr>
                   </pic:nvPicPr>
                   <pic:blipFill>
-                    <a:blip r:embed="rId24">
+                    <a:blip r:embed="rId33">
                       <a:extLst>
                         <a:ext uri="{28A0092B-C50C-407E-A947-70E740481C1C}">
                           <a14:useLocalDpi xmlns:a14="http://schemas.microsoft.com/office/drawing/2010/main" val="0"/>
@@ -10470,11 +11223,12 @@
       <w:r>
         <w:rPr>
           <w:rFonts w:asciiTheme="minorHAnsi" w:eastAsia="Calibri" w:hAnsiTheme="minorHAnsi" w:cstheme="minorHAnsi"/>
+          <w:noProof/>
           <w:sz w:val="26"/>
           <w:szCs w:val="26"/>
         </w:rPr>
         <w:drawing>
-          <wp:anchor distT="0" distB="0" distL="114300" distR="114300" simplePos="0" relativeHeight="251658324" behindDoc="0" locked="0" layoutInCell="1" allowOverlap="1" wp14:anchorId="3171EB06" wp14:editId="576F2E89">
+          <wp:anchor distT="0" distB="0" distL="114300" distR="114300" simplePos="0" relativeHeight="251657300" behindDoc="0" locked="0" layoutInCell="1" allowOverlap="1" wp14:anchorId="3171EB06" wp14:editId="3DE350D9">
             <wp:simplePos x="0" y="0"/>
             <wp:positionH relativeFrom="column">
               <wp:posOffset>-19050</wp:posOffset>
@@ -10499,7 +11253,7 @@
                     </pic:cNvPicPr>
                   </pic:nvPicPr>
                   <pic:blipFill>
-                    <a:blip r:embed="rId25">
+                    <a:blip r:embed="rId34">
                       <a:extLst>
                         <a:ext uri="{28A0092B-C50C-407E-A947-70E740481C1C}">
                           <a14:useLocalDpi xmlns:a14="http://schemas.microsoft.com/office/drawing/2010/main" val="0"/>
@@ -10539,11 +11293,12 @@
       <w:r>
         <w:rPr>
           <w:rFonts w:asciiTheme="minorHAnsi" w:eastAsia="Calibri" w:hAnsiTheme="minorHAnsi" w:cstheme="minorHAnsi"/>
+          <w:noProof/>
           <w:sz w:val="26"/>
           <w:szCs w:val="26"/>
         </w:rPr>
         <w:drawing>
-          <wp:anchor distT="0" distB="0" distL="114300" distR="114300" simplePos="0" relativeHeight="251658325" behindDoc="0" locked="0" layoutInCell="1" allowOverlap="1" wp14:anchorId="045B4B94" wp14:editId="672355A1">
+          <wp:anchor distT="0" distB="0" distL="114300" distR="114300" simplePos="0" relativeHeight="251657301" behindDoc="0" locked="0" layoutInCell="1" allowOverlap="1" wp14:anchorId="045B4B94" wp14:editId="54A16B99">
             <wp:simplePos x="0" y="0"/>
             <wp:positionH relativeFrom="leftMargin">
               <wp:posOffset>440055</wp:posOffset>
@@ -10568,7 +11323,7 @@
                     </pic:cNvPicPr>
                   </pic:nvPicPr>
                   <pic:blipFill>
-                    <a:blip r:embed="rId26">
+                    <a:blip r:embed="rId35">
                       <a:extLst>
                         <a:ext uri="{28A0092B-C50C-407E-A947-70E740481C1C}">
                           <a14:useLocalDpi xmlns:a14="http://schemas.microsoft.com/office/drawing/2010/main" val="0"/>
@@ -10605,28 +11360,6 @@
           </wp:anchor>
         </w:drawing>
       </w:r>
-      <w:r>
-        <w:rPr>
-          <w:rFonts w:asciiTheme="minorHAnsi" w:hAnsiTheme="minorHAnsi" w:cstheme="minorHAnsi"/>
-        </w:rPr>
-        <w:br w:type="page"/>
-      </w:r>
-    </w:p>
-    <w:p>
-      <w:pPr>
-        <w:ind w:left="360"/>
-        <w:rPr>
-          <w:rFonts w:asciiTheme="minorHAnsi" w:hAnsiTheme="minorHAnsi" w:cstheme="minorHAnsi"/>
-        </w:rPr>
-      </w:pPr>
-    </w:p>
-    <w:p>
-      <w:pPr>
-        <w:ind w:left="360"/>
-        <w:rPr>
-          <w:rFonts w:asciiTheme="minorHAnsi" w:hAnsiTheme="minorHAnsi" w:cstheme="minorHAnsi"/>
-        </w:rPr>
-      </w:pPr>
     </w:p>
     <w:sectPr>
       <w:pgSz w:w="11900" w:h="16840"/>
@@ -12162,6 +12895,119 @@
     </w:lvl>
   </w:abstractNum>
   <w:abstractNum w:abstractNumId="13" w15:restartNumberingAfterBreak="0">
+    <w:nsid w:val="46CF44CC"/>
+    <w:multiLevelType w:val="hybridMultilevel"/>
+    <w:tmpl w:val="A5F08EA2"/>
+    <w:lvl w:ilvl="0" w:tplc="2C0C0001">
+      <w:start w:val="1"/>
+      <w:numFmt w:val="bullet"/>
+      <w:lvlText w:val=""/>
+      <w:lvlJc w:val="left"/>
+      <w:pPr>
+        <w:ind w:left="360" w:hanging="360"/>
+      </w:pPr>
+      <w:rPr>
+        <w:rFonts w:ascii="Symbol" w:hAnsi="Symbol" w:hint="default"/>
+      </w:rPr>
+    </w:lvl>
+    <w:lvl w:ilvl="1" w:tplc="2C0C0003" w:tentative="1">
+      <w:start w:val="1"/>
+      <w:numFmt w:val="bullet"/>
+      <w:lvlText w:val="o"/>
+      <w:lvlJc w:val="left"/>
+      <w:pPr>
+        <w:ind w:left="1080" w:hanging="360"/>
+      </w:pPr>
+      <w:rPr>
+        <w:rFonts w:ascii="Courier New" w:hAnsi="Courier New" w:cs="Courier New" w:hint="default"/>
+      </w:rPr>
+    </w:lvl>
+    <w:lvl w:ilvl="2" w:tplc="2C0C0005" w:tentative="1">
+      <w:start w:val="1"/>
+      <w:numFmt w:val="bullet"/>
+      <w:lvlText w:val=""/>
+      <w:lvlJc w:val="left"/>
+      <w:pPr>
+        <w:ind w:left="1800" w:hanging="360"/>
+      </w:pPr>
+      <w:rPr>
+        <w:rFonts w:ascii="Wingdings" w:hAnsi="Wingdings" w:hint="default"/>
+      </w:rPr>
+    </w:lvl>
+    <w:lvl w:ilvl="3" w:tplc="2C0C0001" w:tentative="1">
+      <w:start w:val="1"/>
+      <w:numFmt w:val="bullet"/>
+      <w:lvlText w:val=""/>
+      <w:lvlJc w:val="left"/>
+      <w:pPr>
+        <w:ind w:left="2520" w:hanging="360"/>
+      </w:pPr>
+      <w:rPr>
+        <w:rFonts w:ascii="Symbol" w:hAnsi="Symbol" w:hint="default"/>
+      </w:rPr>
+    </w:lvl>
+    <w:lvl w:ilvl="4" w:tplc="2C0C0003" w:tentative="1">
+      <w:start w:val="1"/>
+      <w:numFmt w:val="bullet"/>
+      <w:lvlText w:val="o"/>
+      <w:lvlJc w:val="left"/>
+      <w:pPr>
+        <w:ind w:left="3240" w:hanging="360"/>
+      </w:pPr>
+      <w:rPr>
+        <w:rFonts w:ascii="Courier New" w:hAnsi="Courier New" w:cs="Courier New" w:hint="default"/>
+      </w:rPr>
+    </w:lvl>
+    <w:lvl w:ilvl="5" w:tplc="2C0C0005" w:tentative="1">
+      <w:start w:val="1"/>
+      <w:numFmt w:val="bullet"/>
+      <w:lvlText w:val=""/>
+      <w:lvlJc w:val="left"/>
+      <w:pPr>
+        <w:ind w:left="3960" w:hanging="360"/>
+      </w:pPr>
+      <w:rPr>
+        <w:rFonts w:ascii="Wingdings" w:hAnsi="Wingdings" w:hint="default"/>
+      </w:rPr>
+    </w:lvl>
+    <w:lvl w:ilvl="6" w:tplc="2C0C0001" w:tentative="1">
+      <w:start w:val="1"/>
+      <w:numFmt w:val="bullet"/>
+      <w:lvlText w:val=""/>
+      <w:lvlJc w:val="left"/>
+      <w:pPr>
+        <w:ind w:left="4680" w:hanging="360"/>
+      </w:pPr>
+      <w:rPr>
+        <w:rFonts w:ascii="Symbol" w:hAnsi="Symbol" w:hint="default"/>
+      </w:rPr>
+    </w:lvl>
+    <w:lvl w:ilvl="7" w:tplc="2C0C0003" w:tentative="1">
+      <w:start w:val="1"/>
+      <w:numFmt w:val="bullet"/>
+      <w:lvlText w:val="o"/>
+      <w:lvlJc w:val="left"/>
+      <w:pPr>
+        <w:ind w:left="5400" w:hanging="360"/>
+      </w:pPr>
+      <w:rPr>
+        <w:rFonts w:ascii="Courier New" w:hAnsi="Courier New" w:cs="Courier New" w:hint="default"/>
+      </w:rPr>
+    </w:lvl>
+    <w:lvl w:ilvl="8" w:tplc="2C0C0005" w:tentative="1">
+      <w:start w:val="1"/>
+      <w:numFmt w:val="bullet"/>
+      <w:lvlText w:val=""/>
+      <w:lvlJc w:val="left"/>
+      <w:pPr>
+        <w:ind w:left="6120" w:hanging="360"/>
+      </w:pPr>
+      <w:rPr>
+        <w:rFonts w:ascii="Wingdings" w:hAnsi="Wingdings" w:hint="default"/>
+      </w:rPr>
+    </w:lvl>
+  </w:abstractNum>
+  <w:abstractNum w:abstractNumId="14" w15:restartNumberingAfterBreak="0">
     <w:nsid w:val="4AAF70A3"/>
     <w:multiLevelType w:val="hybridMultilevel"/>
     <w:tmpl w:val="7646F88E"/>
@@ -12274,7 +13120,7 @@
       </w:rPr>
     </w:lvl>
   </w:abstractNum>
-  <w:abstractNum w:abstractNumId="14" w15:restartNumberingAfterBreak="0">
+  <w:abstractNum w:abstractNumId="15" w15:restartNumberingAfterBreak="0">
     <w:nsid w:val="4C715E2C"/>
     <w:multiLevelType w:val="hybridMultilevel"/>
     <w:tmpl w:val="F4EC91C2"/>
@@ -12387,7 +13233,7 @@
       </w:rPr>
     </w:lvl>
   </w:abstractNum>
-  <w:abstractNum w:abstractNumId="15" w15:restartNumberingAfterBreak="0">
+  <w:abstractNum w:abstractNumId="16" w15:restartNumberingAfterBreak="0">
     <w:nsid w:val="539A777F"/>
     <w:multiLevelType w:val="hybridMultilevel"/>
     <w:tmpl w:val="25905716"/>
@@ -12501,7 +13347,7 @@
       </w:rPr>
     </w:lvl>
   </w:abstractNum>
-  <w:abstractNum w:abstractNumId="16" w15:restartNumberingAfterBreak="0">
+  <w:abstractNum w:abstractNumId="17" w15:restartNumberingAfterBreak="0">
     <w:nsid w:val="563E4A24"/>
     <w:multiLevelType w:val="multilevel"/>
     <w:tmpl w:val="34F4CD54"/>
@@ -12650,7 +13496,7 @@
       </w:rPr>
     </w:lvl>
   </w:abstractNum>
-  <w:abstractNum w:abstractNumId="17" w15:restartNumberingAfterBreak="0">
+  <w:abstractNum w:abstractNumId="18" w15:restartNumberingAfterBreak="0">
     <w:nsid w:val="65BA5BB4"/>
     <w:multiLevelType w:val="hybridMultilevel"/>
     <w:tmpl w:val="00609D68"/>
@@ -12765,7 +13611,7 @@
       </w:rPr>
     </w:lvl>
   </w:abstractNum>
-  <w:abstractNum w:abstractNumId="18" w15:restartNumberingAfterBreak="0">
+  <w:abstractNum w:abstractNumId="19" w15:restartNumberingAfterBreak="0">
     <w:nsid w:val="678104C9"/>
     <w:multiLevelType w:val="hybridMultilevel"/>
     <w:tmpl w:val="9148DB2C"/>
@@ -12878,7 +13724,7 @@
       </w:rPr>
     </w:lvl>
   </w:abstractNum>
-  <w:abstractNum w:abstractNumId="19" w15:restartNumberingAfterBreak="0">
+  <w:abstractNum w:abstractNumId="20" w15:restartNumberingAfterBreak="0">
     <w:nsid w:val="6E5910FA"/>
     <w:multiLevelType w:val="hybridMultilevel"/>
     <w:tmpl w:val="00D40216"/>
@@ -12991,7 +13837,7 @@
       </w:rPr>
     </w:lvl>
   </w:abstractNum>
-  <w:abstractNum w:abstractNumId="20" w15:restartNumberingAfterBreak="0">
+  <w:abstractNum w:abstractNumId="21" w15:restartNumberingAfterBreak="0">
     <w:nsid w:val="774311B8"/>
     <w:multiLevelType w:val="hybridMultilevel"/>
     <w:tmpl w:val="E3B099F6"/>
@@ -13123,10 +13969,10 @@
     <w:abstractNumId w:val="3"/>
   </w:num>
   <w:num w:numId="7" w16cid:durableId="1590385966">
-    <w:abstractNumId w:val="19"/>
+    <w:abstractNumId w:val="20"/>
   </w:num>
   <w:num w:numId="8" w16cid:durableId="203443640">
-    <w:abstractNumId w:val="18"/>
+    <w:abstractNumId w:val="19"/>
   </w:num>
   <w:num w:numId="9" w16cid:durableId="970598189">
     <w:abstractNumId w:val="0"/>
@@ -13135,7 +13981,7 @@
     <w:abstractNumId w:val="8"/>
   </w:num>
   <w:num w:numId="11" w16cid:durableId="233587683">
-    <w:abstractNumId w:val="13"/>
+    <w:abstractNumId w:val="14"/>
   </w:num>
   <w:num w:numId="12" w16cid:durableId="281309052">
     <w:abstractNumId w:val="7"/>
@@ -13144,28 +13990,31 @@
     <w:abstractNumId w:val="12"/>
   </w:num>
   <w:num w:numId="14" w16cid:durableId="289938606">
-    <w:abstractNumId w:val="17"/>
+    <w:abstractNumId w:val="18"/>
   </w:num>
   <w:num w:numId="15" w16cid:durableId="2038844667">
     <w:abstractNumId w:val="4"/>
   </w:num>
   <w:num w:numId="16" w16cid:durableId="559943520">
-    <w:abstractNumId w:val="20"/>
+    <w:abstractNumId w:val="21"/>
   </w:num>
   <w:num w:numId="17" w16cid:durableId="1102722446">
     <w:abstractNumId w:val="10"/>
   </w:num>
   <w:num w:numId="18" w16cid:durableId="523591700">
-    <w:abstractNumId w:val="14"/>
+    <w:abstractNumId w:val="15"/>
   </w:num>
   <w:num w:numId="19" w16cid:durableId="268464320">
     <w:abstractNumId w:val="1"/>
   </w:num>
   <w:num w:numId="20" w16cid:durableId="1839421497">
-    <w:abstractNumId w:val="15"/>
+    <w:abstractNumId w:val="16"/>
   </w:num>
   <w:num w:numId="21" w16cid:durableId="1615097485">
-    <w:abstractNumId w:val="16"/>
+    <w:abstractNumId w:val="17"/>
+  </w:num>
+  <w:num w:numId="22" w16cid:durableId="1898663388">
+    <w:abstractNumId w:val="13"/>
   </w:num>
 </w:numbering>
 </file>
@@ -13569,6 +14418,7 @@
   <w:style w:type="character" w:default="1" w:styleId="DefaultParagraphFont">
     <w:name w:val="Default Paragraph Font"/>
     <w:uiPriority w:val="1"/>
+    <w:semiHidden/>
     <w:unhideWhenUsed/>
   </w:style>
   <w:style w:type="table" w:default="1" w:styleId="TableNormal">
